--- a/fuentes/92130093_CF01_DU.docx
+++ b/fuentes/92130093_CF01_DU.docx
@@ -464,7 +464,18 @@
           <w:kern w:val="0"/>
           <w14:ligatures w14:val="none"/>
         </w:rPr>
-        <w:t>juli</w:t>
+        <w:t>J</w:t>
+      </w:r>
+      <w:r>
+        <w:rPr>
+          <w:rFonts w:ascii="Calibri" w:hAnsi="Calibri"/>
+          <w:b/>
+          <w:bCs/>
+          <w:color w:val="000000" w:themeColor="text1"/>
+          <w:kern w:val="0"/>
+          <w14:ligatures w14:val="none"/>
+        </w:rPr>
+        <w:t>uli</w:t>
       </w:r>
       <w:r>
         <w:rPr>
@@ -558,7 +569,7 @@
           <w:r>
             <w:fldChar w:fldCharType="separate"/>
           </w:r>
-          <w:hyperlink w:anchor="_Toc236236972" w:history="1">
+          <w:hyperlink w:anchor="_Toc238833598" w:history="1">
             <w:r>
               <w:rPr>
                 <w:rStyle w:val="Hipervnculo"/>
@@ -585,7 +596,7 @@
                 <w:noProof/>
                 <w:webHidden/>
               </w:rPr>
-              <w:instrText xml:space="preserve"> PAGEREF _Toc236236972 \h </w:instrText>
+              <w:instrText xml:space="preserve"> PAGEREF _Toc238833598 \h </w:instrText>
             </w:r>
             <w:r>
               <w:rPr>
@@ -631,7 +642,7 @@
               <w14:ligatures w14:val="none"/>
             </w:rPr>
           </w:pPr>
-          <w:hyperlink w:anchor="_Toc236236973" w:history="1">
+          <w:hyperlink w:anchor="_Toc238833599" w:history="1">
             <w:r>
               <w:rPr>
                 <w:rStyle w:val="Hipervnculo"/>
@@ -658,7 +669,7 @@
                 <w:noProof/>
                 <w:webHidden/>
               </w:rPr>
-              <w:instrText xml:space="preserve"> PAGEREF _Toc236236973 \h </w:instrText>
+              <w:instrText xml:space="preserve"> PAGEREF _Toc238833599 \h </w:instrText>
             </w:r>
             <w:r>
               <w:rPr>
@@ -678,7 +689,7 @@
                 <w:noProof/>
                 <w:webHidden/>
               </w:rPr>
-              <w:t>7</w:t>
+              <w:t>8</w:t>
             </w:r>
             <w:r>
               <w:rPr>
@@ -704,7 +715,7 @@
               <w14:ligatures w14:val="none"/>
             </w:rPr>
           </w:pPr>
-          <w:hyperlink w:anchor="_Toc236236974" w:history="1">
+          <w:hyperlink w:anchor="_Toc238833600" w:history="1">
             <w:r>
               <w:rPr>
                 <w:rStyle w:val="Hipervnculo"/>
@@ -731,7 +742,7 @@
                 <w:noProof/>
                 <w:webHidden/>
               </w:rPr>
-              <w:instrText xml:space="preserve"> PAGEREF _Toc236236974 \h </w:instrText>
+              <w:instrText xml:space="preserve"> PAGEREF _Toc238833600 \h </w:instrText>
             </w:r>
             <w:r>
               <w:rPr>
@@ -751,7 +762,7 @@
                 <w:noProof/>
                 <w:webHidden/>
               </w:rPr>
-              <w:t>7</w:t>
+              <w:t>8</w:t>
             </w:r>
             <w:r>
               <w:rPr>
@@ -777,7 +788,7 @@
               <w14:ligatures w14:val="none"/>
             </w:rPr>
           </w:pPr>
-          <w:hyperlink w:anchor="_Toc236236975" w:history="1">
+          <w:hyperlink w:anchor="_Toc238833601" w:history="1">
             <w:r>
               <w:rPr>
                 <w:rStyle w:val="Hipervnculo"/>
@@ -804,7 +815,7 @@
                 <w:noProof/>
                 <w:webHidden/>
               </w:rPr>
-              <w:instrText xml:space="preserve"> PAGEREF _Toc236236975 \h </w:instrText>
+              <w:instrText xml:space="preserve"> PAGEREF _Toc238833601 \h </w:instrText>
             </w:r>
             <w:r>
               <w:rPr>
@@ -824,7 +835,7 @@
                 <w:noProof/>
                 <w:webHidden/>
               </w:rPr>
-              <w:t>8</w:t>
+              <w:t>9</w:t>
             </w:r>
             <w:r>
               <w:rPr>
@@ -850,7 +861,7 @@
               <w14:ligatures w14:val="none"/>
             </w:rPr>
           </w:pPr>
-          <w:hyperlink w:anchor="_Toc236236976" w:history="1">
+          <w:hyperlink w:anchor="_Toc238833602" w:history="1">
             <w:r>
               <w:rPr>
                 <w:rStyle w:val="Hipervnculo"/>
@@ -877,7 +888,7 @@
                 <w:noProof/>
                 <w:webHidden/>
               </w:rPr>
-              <w:instrText xml:space="preserve"> PAGEREF _Toc236236976 \h </w:instrText>
+              <w:instrText xml:space="preserve"> PAGEREF _Toc238833602 \h </w:instrText>
             </w:r>
             <w:r>
               <w:rPr>
@@ -897,7 +908,7 @@
                 <w:noProof/>
                 <w:webHidden/>
               </w:rPr>
-              <w:t>9</w:t>
+              <w:t>10</w:t>
             </w:r>
             <w:r>
               <w:rPr>
@@ -923,7 +934,7 @@
               <w14:ligatures w14:val="none"/>
             </w:rPr>
           </w:pPr>
-          <w:hyperlink w:anchor="_Toc236236977" w:history="1">
+          <w:hyperlink w:anchor="_Toc238833603" w:history="1">
             <w:r>
               <w:rPr>
                 <w:rStyle w:val="Hipervnculo"/>
@@ -950,7 +961,7 @@
                 <w:noProof/>
                 <w:webHidden/>
               </w:rPr>
-              <w:instrText xml:space="preserve"> PAGEREF _Toc236236977 \h </w:instrText>
+              <w:instrText xml:space="preserve"> PAGEREF _Toc238833603 \h </w:instrText>
             </w:r>
             <w:r>
               <w:rPr>
@@ -970,7 +981,7 @@
                 <w:noProof/>
                 <w:webHidden/>
               </w:rPr>
-              <w:t>14</w:t>
+              <w:t>15</w:t>
             </w:r>
             <w:r>
               <w:rPr>
@@ -996,7 +1007,7 @@
               <w14:ligatures w14:val="none"/>
             </w:rPr>
           </w:pPr>
-          <w:hyperlink w:anchor="_Toc236236978" w:history="1">
+          <w:hyperlink w:anchor="_Toc238833604" w:history="1">
             <w:r>
               <w:rPr>
                 <w:rStyle w:val="Hipervnculo"/>
@@ -1023,7 +1034,7 @@
                 <w:noProof/>
                 <w:webHidden/>
               </w:rPr>
-              <w:instrText xml:space="preserve"> PAGEREF _Toc236236978 \h </w:instrText>
+              <w:instrText xml:space="preserve"> PAGEREF _Toc238833604 \h </w:instrText>
             </w:r>
             <w:r>
               <w:rPr>
@@ -1043,7 +1054,7 @@
                 <w:noProof/>
                 <w:webHidden/>
               </w:rPr>
-              <w:t>14</w:t>
+              <w:t>15</w:t>
             </w:r>
             <w:r>
               <w:rPr>
@@ -1069,7 +1080,7 @@
               <w14:ligatures w14:val="none"/>
             </w:rPr>
           </w:pPr>
-          <w:hyperlink w:anchor="_Toc236236979" w:history="1">
+          <w:hyperlink w:anchor="_Toc238833605" w:history="1">
             <w:r>
               <w:rPr>
                 <w:rStyle w:val="Hipervnculo"/>
@@ -1096,7 +1107,7 @@
                 <w:noProof/>
                 <w:webHidden/>
               </w:rPr>
-              <w:instrText xml:space="preserve"> PAGEREF _Toc236236979 \h </w:instrText>
+              <w:instrText xml:space="preserve"> PAGEREF _Toc238833605 \h </w:instrText>
             </w:r>
             <w:r>
               <w:rPr>
@@ -1116,7 +1127,7 @@
                 <w:noProof/>
                 <w:webHidden/>
               </w:rPr>
-              <w:t>15</w:t>
+              <w:t>16</w:t>
             </w:r>
             <w:r>
               <w:rPr>
@@ -1142,7 +1153,7 @@
               <w14:ligatures w14:val="none"/>
             </w:rPr>
           </w:pPr>
-          <w:hyperlink w:anchor="_Toc236236980" w:history="1">
+          <w:hyperlink w:anchor="_Toc238833606" w:history="1">
             <w:r>
               <w:rPr>
                 <w:rStyle w:val="Hipervnculo"/>
@@ -1169,7 +1180,7 @@
                 <w:noProof/>
                 <w:webHidden/>
               </w:rPr>
-              <w:instrText xml:space="preserve"> PAGEREF _Toc236236980 \h </w:instrText>
+              <w:instrText xml:space="preserve"> PAGEREF _Toc238833606 \h </w:instrText>
             </w:r>
             <w:r>
               <w:rPr>
@@ -1189,7 +1200,7 @@
                 <w:noProof/>
                 <w:webHidden/>
               </w:rPr>
-              <w:t>16</w:t>
+              <w:t>17</w:t>
             </w:r>
             <w:r>
               <w:rPr>
@@ -1215,7 +1226,7 @@
               <w14:ligatures w14:val="none"/>
             </w:rPr>
           </w:pPr>
-          <w:hyperlink w:anchor="_Toc236236981" w:history="1">
+          <w:hyperlink w:anchor="_Toc238833607" w:history="1">
             <w:r>
               <w:rPr>
                 <w:rStyle w:val="Hipervnculo"/>
@@ -1242,7 +1253,7 @@
                 <w:noProof/>
                 <w:webHidden/>
               </w:rPr>
-              <w:instrText xml:space="preserve"> PAGEREF _Toc236236981 \h </w:instrText>
+              <w:instrText xml:space="preserve"> PAGEREF _Toc238833607 \h </w:instrText>
             </w:r>
             <w:r>
               <w:rPr>
@@ -1262,7 +1273,7 @@
                 <w:noProof/>
                 <w:webHidden/>
               </w:rPr>
-              <w:t>18</w:t>
+              <w:t>19</w:t>
             </w:r>
             <w:r>
               <w:rPr>
@@ -1288,7 +1299,7 @@
               <w14:ligatures w14:val="none"/>
             </w:rPr>
           </w:pPr>
-          <w:hyperlink w:anchor="_Toc236236982" w:history="1">
+          <w:hyperlink w:anchor="_Toc238833608" w:history="1">
             <w:r>
               <w:rPr>
                 <w:rStyle w:val="Hipervnculo"/>
@@ -1315,7 +1326,7 @@
                 <w:noProof/>
                 <w:webHidden/>
               </w:rPr>
-              <w:instrText xml:space="preserve"> PAGEREF _Toc236236982 \h </w:instrText>
+              <w:instrText xml:space="preserve"> PAGEREF _Toc238833608 \h </w:instrText>
             </w:r>
             <w:r>
               <w:rPr>
@@ -1335,7 +1346,7 @@
                 <w:noProof/>
                 <w:webHidden/>
               </w:rPr>
-              <w:t>18</w:t>
+              <w:t>19</w:t>
             </w:r>
             <w:r>
               <w:rPr>
@@ -1361,7 +1372,7 @@
               <w14:ligatures w14:val="none"/>
             </w:rPr>
           </w:pPr>
-          <w:hyperlink w:anchor="_Toc236236983" w:history="1">
+          <w:hyperlink w:anchor="_Toc238833609" w:history="1">
             <w:r>
               <w:rPr>
                 <w:rStyle w:val="Hipervnculo"/>
@@ -1388,7 +1399,7 @@
                 <w:noProof/>
                 <w:webHidden/>
               </w:rPr>
-              <w:instrText xml:space="preserve"> PAGEREF _Toc236236983 \h </w:instrText>
+              <w:instrText xml:space="preserve"> PAGEREF _Toc238833609 \h </w:instrText>
             </w:r>
             <w:r>
               <w:rPr>
@@ -1408,7 +1419,7 @@
                 <w:noProof/>
                 <w:webHidden/>
               </w:rPr>
-              <w:t>19</w:t>
+              <w:t>20</w:t>
             </w:r>
             <w:r>
               <w:rPr>
@@ -1434,7 +1445,7 @@
               <w14:ligatures w14:val="none"/>
             </w:rPr>
           </w:pPr>
-          <w:hyperlink w:anchor="_Toc236236984" w:history="1">
+          <w:hyperlink w:anchor="_Toc238833610" w:history="1">
             <w:r>
               <w:rPr>
                 <w:rStyle w:val="Hipervnculo"/>
@@ -1461,7 +1472,7 @@
                 <w:noProof/>
                 <w:webHidden/>
               </w:rPr>
-              <w:instrText xml:space="preserve"> PAGEREF _Toc236236984 \h </w:instrText>
+              <w:instrText xml:space="preserve"> PAGEREF _Toc238833610 \h </w:instrText>
             </w:r>
             <w:r>
               <w:rPr>
@@ -1481,7 +1492,7 @@
                 <w:noProof/>
                 <w:webHidden/>
               </w:rPr>
-              <w:t>21</w:t>
+              <w:t>22</w:t>
             </w:r>
             <w:r>
               <w:rPr>
@@ -1507,7 +1518,7 @@
               <w14:ligatures w14:val="none"/>
             </w:rPr>
           </w:pPr>
-          <w:hyperlink w:anchor="_Toc236236985" w:history="1">
+          <w:hyperlink w:anchor="_Toc238833611" w:history="1">
             <w:r>
               <w:rPr>
                 <w:rStyle w:val="Hipervnculo"/>
@@ -1534,7 +1545,7 @@
                 <w:noProof/>
                 <w:webHidden/>
               </w:rPr>
-              <w:instrText xml:space="preserve"> PAGEREF _Toc236236985 \h </w:instrText>
+              <w:instrText xml:space="preserve"> PAGEREF _Toc238833611 \h </w:instrText>
             </w:r>
             <w:r>
               <w:rPr>
@@ -1554,7 +1565,7 @@
                 <w:noProof/>
                 <w:webHidden/>
               </w:rPr>
-              <w:t>23</w:t>
+              <w:t>24</w:t>
             </w:r>
             <w:r>
               <w:rPr>
@@ -1580,7 +1591,7 @@
               <w14:ligatures w14:val="none"/>
             </w:rPr>
           </w:pPr>
-          <w:hyperlink w:anchor="_Toc236236986" w:history="1">
+          <w:hyperlink w:anchor="_Toc238833612" w:history="1">
             <w:r>
               <w:rPr>
                 <w:rStyle w:val="Hipervnculo"/>
@@ -1607,7 +1618,7 @@
                 <w:noProof/>
                 <w:webHidden/>
               </w:rPr>
-              <w:instrText xml:space="preserve"> PAGEREF _Toc236236986 \h </w:instrText>
+              <w:instrText xml:space="preserve"> PAGEREF _Toc238833612 \h </w:instrText>
             </w:r>
             <w:r>
               <w:rPr>
@@ -1627,7 +1638,7 @@
                 <w:noProof/>
                 <w:webHidden/>
               </w:rPr>
-              <w:t>24</w:t>
+              <w:t>25</w:t>
             </w:r>
             <w:r>
               <w:rPr>
@@ -1653,7 +1664,7 @@
               <w14:ligatures w14:val="none"/>
             </w:rPr>
           </w:pPr>
-          <w:hyperlink w:anchor="_Toc236236987" w:history="1">
+          <w:hyperlink w:anchor="_Toc238833613" w:history="1">
             <w:r>
               <w:rPr>
                 <w:rStyle w:val="Hipervnculo"/>
@@ -1680,7 +1691,7 @@
                 <w:noProof/>
                 <w:webHidden/>
               </w:rPr>
-              <w:instrText xml:space="preserve"> PAGEREF _Toc236236987 \h </w:instrText>
+              <w:instrText xml:space="preserve"> PAGEREF _Toc238833613 \h </w:instrText>
             </w:r>
             <w:r>
               <w:rPr>
@@ -1700,7 +1711,7 @@
                 <w:noProof/>
                 <w:webHidden/>
               </w:rPr>
-              <w:t>26</w:t>
+              <w:t>27</w:t>
             </w:r>
             <w:r>
               <w:rPr>
@@ -1726,7 +1737,7 @@
               <w14:ligatures w14:val="none"/>
             </w:rPr>
           </w:pPr>
-          <w:hyperlink w:anchor="_Toc236236988" w:history="1">
+          <w:hyperlink w:anchor="_Toc238833614" w:history="1">
             <w:r>
               <w:rPr>
                 <w:rStyle w:val="Hipervnculo"/>
@@ -1753,7 +1764,7 @@
                 <w:noProof/>
                 <w:webHidden/>
               </w:rPr>
-              <w:instrText xml:space="preserve"> PAGEREF _Toc236236988 \h </w:instrText>
+              <w:instrText xml:space="preserve"> PAGEREF _Toc238833614 \h </w:instrText>
             </w:r>
             <w:r>
               <w:rPr>
@@ -1773,7 +1784,7 @@
                 <w:noProof/>
                 <w:webHidden/>
               </w:rPr>
-              <w:t>26</w:t>
+              <w:t>27</w:t>
             </w:r>
             <w:r>
               <w:rPr>
@@ -1799,7 +1810,7 @@
               <w14:ligatures w14:val="none"/>
             </w:rPr>
           </w:pPr>
-          <w:hyperlink w:anchor="_Toc236236989" w:history="1">
+          <w:hyperlink w:anchor="_Toc238833615" w:history="1">
             <w:r>
               <w:rPr>
                 <w:rStyle w:val="Hipervnculo"/>
@@ -1826,7 +1837,7 @@
                 <w:noProof/>
                 <w:webHidden/>
               </w:rPr>
-              <w:instrText xml:space="preserve"> PAGEREF _Toc236236989 \h </w:instrText>
+              <w:instrText xml:space="preserve"> PAGEREF _Toc238833615 \h </w:instrText>
             </w:r>
             <w:r>
               <w:rPr>
@@ -1846,7 +1857,7 @@
                 <w:noProof/>
                 <w:webHidden/>
               </w:rPr>
-              <w:t>28</w:t>
+              <w:t>29</w:t>
             </w:r>
             <w:r>
               <w:rPr>
@@ -1872,7 +1883,7 @@
               <w14:ligatures w14:val="none"/>
             </w:rPr>
           </w:pPr>
-          <w:hyperlink w:anchor="_Toc236236990" w:history="1">
+          <w:hyperlink w:anchor="_Toc238833616" w:history="1">
             <w:r>
               <w:rPr>
                 <w:rStyle w:val="Hipervnculo"/>
@@ -1899,7 +1910,7 @@
                 <w:noProof/>
                 <w:webHidden/>
               </w:rPr>
-              <w:instrText xml:space="preserve"> PAGEREF _Toc236236990 \h </w:instrText>
+              <w:instrText xml:space="preserve"> PAGEREF _Toc238833616 \h </w:instrText>
             </w:r>
             <w:r>
               <w:rPr>
@@ -1919,7 +1930,7 @@
                 <w:noProof/>
                 <w:webHidden/>
               </w:rPr>
-              <w:t>28</w:t>
+              <w:t>29</w:t>
             </w:r>
             <w:r>
               <w:rPr>
@@ -1945,7 +1956,7 @@
               <w14:ligatures w14:val="none"/>
             </w:rPr>
           </w:pPr>
-          <w:hyperlink w:anchor="_Toc236236991" w:history="1">
+          <w:hyperlink w:anchor="_Toc238833617" w:history="1">
             <w:r>
               <w:rPr>
                 <w:rStyle w:val="Hipervnculo"/>
@@ -1972,7 +1983,7 @@
                 <w:noProof/>
                 <w:webHidden/>
               </w:rPr>
-              <w:instrText xml:space="preserve"> PAGEREF _Toc236236991 \h </w:instrText>
+              <w:instrText xml:space="preserve"> PAGEREF _Toc238833617 \h </w:instrText>
             </w:r>
             <w:r>
               <w:rPr>
@@ -1992,7 +2003,7 @@
                 <w:noProof/>
                 <w:webHidden/>
               </w:rPr>
-              <w:t>31</w:t>
+              <w:t>33</w:t>
             </w:r>
             <w:r>
               <w:rPr>
@@ -2018,7 +2029,7 @@
               <w14:ligatures w14:val="none"/>
             </w:rPr>
           </w:pPr>
-          <w:hyperlink w:anchor="_Toc236236992" w:history="1">
+          <w:hyperlink w:anchor="_Toc238833618" w:history="1">
             <w:r>
               <w:rPr>
                 <w:rStyle w:val="Hipervnculo"/>
@@ -2045,7 +2056,7 @@
                 <w:noProof/>
                 <w:webHidden/>
               </w:rPr>
-              <w:instrText xml:space="preserve"> PAGEREF _Toc236236992 \h </w:instrText>
+              <w:instrText xml:space="preserve"> PAGEREF _Toc238833618 \h </w:instrText>
             </w:r>
             <w:r>
               <w:rPr>
@@ -2065,7 +2076,7 @@
                 <w:noProof/>
                 <w:webHidden/>
               </w:rPr>
-              <w:t>34</w:t>
+              <w:t>36</w:t>
             </w:r>
             <w:r>
               <w:rPr>
@@ -2091,7 +2102,7 @@
               <w14:ligatures w14:val="none"/>
             </w:rPr>
           </w:pPr>
-          <w:hyperlink w:anchor="_Toc236236993" w:history="1">
+          <w:hyperlink w:anchor="_Toc238833619" w:history="1">
             <w:r>
               <w:rPr>
                 <w:rStyle w:val="Hipervnculo"/>
@@ -2118,7 +2129,7 @@
                 <w:noProof/>
                 <w:webHidden/>
               </w:rPr>
-              <w:instrText xml:space="preserve"> PAGEREF _Toc236236993 \h </w:instrText>
+              <w:instrText xml:space="preserve"> PAGEREF _Toc238833619 \h </w:instrText>
             </w:r>
             <w:r>
               <w:rPr>
@@ -2138,7 +2149,7 @@
                 <w:noProof/>
                 <w:webHidden/>
               </w:rPr>
-              <w:t>36</w:t>
+              <w:t>38</w:t>
             </w:r>
             <w:r>
               <w:rPr>
@@ -2164,7 +2175,7 @@
               <w14:ligatures w14:val="none"/>
             </w:rPr>
           </w:pPr>
-          <w:hyperlink w:anchor="_Toc236236994" w:history="1">
+          <w:hyperlink w:anchor="_Toc238833620" w:history="1">
             <w:r>
               <w:rPr>
                 <w:rStyle w:val="Hipervnculo"/>
@@ -2191,7 +2202,7 @@
                 <w:noProof/>
                 <w:webHidden/>
               </w:rPr>
-              <w:instrText xml:space="preserve"> PAGEREF _Toc236236994 \h </w:instrText>
+              <w:instrText xml:space="preserve"> PAGEREF _Toc238833620 \h </w:instrText>
             </w:r>
             <w:r>
               <w:rPr>
@@ -2211,7 +2222,7 @@
                 <w:noProof/>
                 <w:webHidden/>
               </w:rPr>
-              <w:t>36</w:t>
+              <w:t>38</w:t>
             </w:r>
             <w:r>
               <w:rPr>
@@ -2237,7 +2248,7 @@
               <w14:ligatures w14:val="none"/>
             </w:rPr>
           </w:pPr>
-          <w:hyperlink w:anchor="_Toc236236995" w:history="1">
+          <w:hyperlink w:anchor="_Toc238833621" w:history="1">
             <w:r>
               <w:rPr>
                 <w:rStyle w:val="Hipervnculo"/>
@@ -2264,7 +2275,7 @@
                 <w:noProof/>
                 <w:webHidden/>
               </w:rPr>
-              <w:instrText xml:space="preserve"> PAGEREF _Toc236236995 \h </w:instrText>
+              <w:instrText xml:space="preserve"> PAGEREF _Toc238833621 \h </w:instrText>
             </w:r>
             <w:r>
               <w:rPr>
@@ -2284,7 +2295,7 @@
                 <w:noProof/>
                 <w:webHidden/>
               </w:rPr>
-              <w:t>38</w:t>
+              <w:t>40</w:t>
             </w:r>
             <w:r>
               <w:rPr>
@@ -2310,7 +2321,7 @@
               <w14:ligatures w14:val="none"/>
             </w:rPr>
           </w:pPr>
-          <w:hyperlink w:anchor="_Toc236236996" w:history="1">
+          <w:hyperlink w:anchor="_Toc238833622" w:history="1">
             <w:r>
               <w:rPr>
                 <w:rStyle w:val="Hipervnculo"/>
@@ -2337,7 +2348,7 @@
                 <w:noProof/>
                 <w:webHidden/>
               </w:rPr>
-              <w:instrText xml:space="preserve"> PAGEREF _Toc236236996 \h </w:instrText>
+              <w:instrText xml:space="preserve"> PAGEREF _Toc238833622 \h </w:instrText>
             </w:r>
             <w:r>
               <w:rPr>
@@ -2357,7 +2368,7 @@
                 <w:noProof/>
                 <w:webHidden/>
               </w:rPr>
-              <w:t>40</w:t>
+              <w:t>42</w:t>
             </w:r>
             <w:r>
               <w:rPr>
@@ -2383,7 +2394,7 @@
               <w14:ligatures w14:val="none"/>
             </w:rPr>
           </w:pPr>
-          <w:hyperlink w:anchor="_Toc236236997" w:history="1">
+          <w:hyperlink w:anchor="_Toc238833623" w:history="1">
             <w:r>
               <w:rPr>
                 <w:rStyle w:val="Hipervnculo"/>
@@ -2410,7 +2421,7 @@
                 <w:noProof/>
                 <w:webHidden/>
               </w:rPr>
-              <w:instrText xml:space="preserve"> PAGEREF _Toc236236997 \h </w:instrText>
+              <w:instrText xml:space="preserve"> PAGEREF _Toc238833623 \h </w:instrText>
             </w:r>
             <w:r>
               <w:rPr>
@@ -2430,7 +2441,7 @@
                 <w:noProof/>
                 <w:webHidden/>
               </w:rPr>
-              <w:t>40</w:t>
+              <w:t>42</w:t>
             </w:r>
             <w:r>
               <w:rPr>
@@ -2456,7 +2467,7 @@
               <w14:ligatures w14:val="none"/>
             </w:rPr>
           </w:pPr>
-          <w:hyperlink w:anchor="_Toc236236998" w:history="1">
+          <w:hyperlink w:anchor="_Toc238833624" w:history="1">
             <w:r>
               <w:rPr>
                 <w:rStyle w:val="Hipervnculo"/>
@@ -2483,7 +2494,7 @@
                 <w:noProof/>
                 <w:webHidden/>
               </w:rPr>
-              <w:instrText xml:space="preserve"> PAGEREF _Toc236236998 \h </w:instrText>
+              <w:instrText xml:space="preserve"> PAGEREF _Toc238833624 \h </w:instrText>
             </w:r>
             <w:r>
               <w:rPr>
@@ -2503,7 +2514,7 @@
                 <w:noProof/>
                 <w:webHidden/>
               </w:rPr>
-              <w:t>41</w:t>
+              <w:t>43</w:t>
             </w:r>
             <w:r>
               <w:rPr>
@@ -2529,7 +2540,7 @@
               <w14:ligatures w14:val="none"/>
             </w:rPr>
           </w:pPr>
-          <w:hyperlink w:anchor="_Toc236236999" w:history="1">
+          <w:hyperlink w:anchor="_Toc238833625" w:history="1">
             <w:r>
               <w:rPr>
                 <w:rStyle w:val="Hipervnculo"/>
@@ -2556,7 +2567,7 @@
                 <w:noProof/>
                 <w:webHidden/>
               </w:rPr>
-              <w:instrText xml:space="preserve"> PAGEREF _Toc236236999 \h </w:instrText>
+              <w:instrText xml:space="preserve"> PAGEREF _Toc238833625 \h </w:instrText>
             </w:r>
             <w:r>
               <w:rPr>
@@ -2576,7 +2587,7 @@
                 <w:noProof/>
                 <w:webHidden/>
               </w:rPr>
-              <w:t>41</w:t>
+              <w:t>43</w:t>
             </w:r>
             <w:r>
               <w:rPr>
@@ -2602,7 +2613,7 @@
               <w14:ligatures w14:val="none"/>
             </w:rPr>
           </w:pPr>
-          <w:hyperlink w:anchor="_Toc236237000" w:history="1">
+          <w:hyperlink w:anchor="_Toc238833626" w:history="1">
             <w:r>
               <w:rPr>
                 <w:rStyle w:val="Hipervnculo"/>
@@ -2629,7 +2640,7 @@
                 <w:noProof/>
                 <w:webHidden/>
               </w:rPr>
-              <w:instrText xml:space="preserve"> PAGEREF _Toc236237000 \h </w:instrText>
+              <w:instrText xml:space="preserve"> PAGEREF _Toc238833626 \h </w:instrText>
             </w:r>
             <w:r>
               <w:rPr>
@@ -2649,7 +2660,7 @@
                 <w:noProof/>
                 <w:webHidden/>
               </w:rPr>
-              <w:t>43</w:t>
+              <w:t>45</w:t>
             </w:r>
             <w:r>
               <w:rPr>
@@ -2675,7 +2686,7 @@
               <w14:ligatures w14:val="none"/>
             </w:rPr>
           </w:pPr>
-          <w:hyperlink w:anchor="_Toc236237001" w:history="1">
+          <w:hyperlink w:anchor="_Toc238833627" w:history="1">
             <w:r>
               <w:rPr>
                 <w:rStyle w:val="Hipervnculo"/>
@@ -2702,7 +2713,7 @@
                 <w:noProof/>
                 <w:webHidden/>
               </w:rPr>
-              <w:instrText xml:space="preserve"> PAGEREF _Toc236237001 \h </w:instrText>
+              <w:instrText xml:space="preserve"> PAGEREF _Toc238833627 \h </w:instrText>
             </w:r>
             <w:r>
               <w:rPr>
@@ -2722,7 +2733,7 @@
                 <w:noProof/>
                 <w:webHidden/>
               </w:rPr>
-              <w:t>45</w:t>
+              <w:t>47</w:t>
             </w:r>
             <w:r>
               <w:rPr>
@@ -2748,7 +2759,7 @@
               <w14:ligatures w14:val="none"/>
             </w:rPr>
           </w:pPr>
-          <w:hyperlink w:anchor="_Toc236237002" w:history="1">
+          <w:hyperlink w:anchor="_Toc238833628" w:history="1">
             <w:r>
               <w:rPr>
                 <w:rStyle w:val="Hipervnculo"/>
@@ -2775,7 +2786,7 @@
                 <w:noProof/>
                 <w:webHidden/>
               </w:rPr>
-              <w:instrText xml:space="preserve"> PAGEREF _Toc236237002 \h </w:instrText>
+              <w:instrText xml:space="preserve"> PAGEREF _Toc238833628 \h </w:instrText>
             </w:r>
             <w:r>
               <w:rPr>
@@ -2795,7 +2806,7 @@
                 <w:noProof/>
                 <w:webHidden/>
               </w:rPr>
-              <w:t>48</w:t>
+              <w:t>50</w:t>
             </w:r>
             <w:r>
               <w:rPr>
@@ -2821,7 +2832,7 @@
               <w14:ligatures w14:val="none"/>
             </w:rPr>
           </w:pPr>
-          <w:hyperlink w:anchor="_Toc236237003" w:history="1">
+          <w:hyperlink w:anchor="_Toc238833629" w:history="1">
             <w:r>
               <w:rPr>
                 <w:rStyle w:val="Hipervnculo"/>
@@ -2848,7 +2859,7 @@
                 <w:noProof/>
                 <w:webHidden/>
               </w:rPr>
-              <w:instrText xml:space="preserve"> PAGEREF _Toc236237003 \h </w:instrText>
+              <w:instrText xml:space="preserve"> PAGEREF _Toc238833629 \h </w:instrText>
             </w:r>
             <w:r>
               <w:rPr>
@@ -2868,7 +2879,7 @@
                 <w:noProof/>
                 <w:webHidden/>
               </w:rPr>
-              <w:t>50</w:t>
+              <w:t>52</w:t>
             </w:r>
             <w:r>
               <w:rPr>
@@ -2896,7 +2907,7 @@
       <w:pPr>
         <w:pStyle w:val="Titulosgenerales"/>
       </w:pPr>
-      <w:bookmarkStart w:id="0" w:name="_Toc236236972"/>
+      <w:bookmarkStart w:id="0" w:name="_Toc238833598"/>
       <w:r>
         <w:lastRenderedPageBreak/>
         <w:t>Introducción</w:t>
@@ -2920,35 +2931,6 @@
       <w:r>
         <w:lastRenderedPageBreak/>
         <w:t>asociados a los programas de saneamiento y, finalmente, se abordan la ejecución de las buenas prácticas de manufactura, la verificación de los procesos y las acciones de mejora continua. Al finalizar este componente, el aprendiz estará en capacidad de contribuir activamente a la producción de alimentos inocuos, fortaleciendo la cultura de la calidad en su entorno laboral y favoreciendo la protección de la salud de los consumidores.</w:t>
-      </w:r>
-    </w:p>
-    <w:p>
-      <w:pPr>
-        <w:pStyle w:val="Video"/>
-      </w:pPr>
-      <w:r>
-        <w:t xml:space="preserve">Guion </w:t>
-      </w:r>
-      <w:r>
-        <w:rPr>
-          <w:highlight w:val="yellow"/>
-        </w:rPr>
-        <w:t>VIDEO PENDIENTE</w:t>
-      </w:r>
-    </w:p>
-    <w:p/>
-    <w:p/>
-    <w:p/>
-    <w:p>
-      <w:pPr>
-        <w:ind w:firstLine="0"/>
-        <w:jc w:val="center"/>
-      </w:pPr>
-      <w:r>
-        <w:rPr>
-          <w:b/>
-        </w:rPr>
-        <w:t>Enlace de reproducción del video</w:t>
       </w:r>
     </w:p>
     <w:tbl>
@@ -2961,22 +2943,32 @@
         <w:gridCol w:w="9962"/>
       </w:tblGrid>
       <w:tr>
-        <w:trPr>
-          <w:tblHeader/>
-        </w:trPr>
         <w:tc>
           <w:tcPr>
             <w:tcW w:w="9962" w:type="dxa"/>
           </w:tcPr>
           <w:p>
             <w:pPr>
+              <w:spacing w:before="0" w:after="160" w:line="259" w:lineRule="auto"/>
               <w:ind w:firstLine="0"/>
+              <w:rPr>
+                <w:b/>
+                <w:bCs/>
+              </w:rPr>
             </w:pPr>
             <w:r>
               <w:rPr>
                 <w:b/>
-              </w:rPr>
-              <w:t xml:space="preserve">Transcripción del video. </w:t>
+                <w:bCs/>
+              </w:rPr>
+              <w:t xml:space="preserve">Transcripción del pódcast. </w:t>
+            </w:r>
+            <w:r>
+              <w:rPr>
+                <w:b/>
+                <w:bCs/>
+              </w:rPr>
+              <w:t>Fundamentación normativa y ejecución de BPM en la industria de alimentos y bebidas.</w:t>
             </w:r>
           </w:p>
         </w:tc>
@@ -2986,17 +2978,215 @@
           <w:tcPr>
             <w:tcW w:w="9962" w:type="dxa"/>
           </w:tcPr>
-          <w:p/>
+          <w:p>
+            <w:r>
+              <w:rPr>
+                <w:b/>
+                <w:bCs/>
+              </w:rPr>
+              <w:t>Mujer</w:t>
+            </w:r>
+            <w:r>
+              <w:t>: En la industria alimenticia, la prioridad absoluta es sacar al mercado productos seguros y de primera calidad.</w:t>
+            </w:r>
+          </w:p>
+          <w:p>
+            <w:r>
+              <w:rPr>
+                <w:b/>
+                <w:bCs/>
+              </w:rPr>
+              <w:t>Hombre</w:t>
+            </w:r>
+            <w:r>
+              <w:t>: Para eso existen las Buenas Prácticas de Manufactura, o BPM, que establecen las condiciones necesarias para prevenir cualquier tipo de contaminación durante el proceso de producción.</w:t>
+            </w:r>
+          </w:p>
+          <w:p>
+            <w:r>
+              <w:rPr>
+                <w:b/>
+                <w:bCs/>
+              </w:rPr>
+              <w:t>Mujer</w:t>
+            </w:r>
+            <w:r>
+              <w:t xml:space="preserve">: </w:t>
+            </w:r>
+            <w:r>
+              <w:t>Aplicar estas medidas permite controlar los peligros físicos, químicos y biológicos directamente en la operación.</w:t>
+            </w:r>
+          </w:p>
+          <w:p>
+            <w:r>
+              <w:rPr>
+                <w:b/>
+                <w:bCs/>
+              </w:rPr>
+              <w:t>Hombre</w:t>
+            </w:r>
+            <w:r>
+              <w:t xml:space="preserve">: </w:t>
+            </w:r>
+            <w:r>
+              <w:t>Por eso la higiene, el saneamiento y el control de los procesos hacen parte del día a día en la planta.</w:t>
+            </w:r>
+          </w:p>
+          <w:p>
+            <w:r>
+              <w:rPr>
+                <w:b/>
+                <w:bCs/>
+              </w:rPr>
+              <w:t>Mujer</w:t>
+            </w:r>
+            <w:r>
+              <w:tab/>
+            </w:r>
+            <w:r>
+              <w:t xml:space="preserve">: </w:t>
+            </w:r>
+            <w:r>
+              <w:t>En la operación, esto se garantiza con las rutinas de limpieza y desinfección, el control de plagas, el manejo adecuado de los residuos y la vigilancia de la calidad del agua.</w:t>
+            </w:r>
+          </w:p>
+          <w:p>
+            <w:r>
+              <w:rPr>
+                <w:b/>
+                <w:bCs/>
+              </w:rPr>
+              <w:lastRenderedPageBreak/>
+              <w:t>Hombre</w:t>
+            </w:r>
+            <w:r>
+              <w:rPr>
+                <w:b/>
+                <w:bCs/>
+              </w:rPr>
+              <w:t>:</w:t>
+            </w:r>
+            <w:r>
+              <w:t xml:space="preserve"> </w:t>
+            </w:r>
+            <w:r>
+              <w:t>La higiene personal también hace parte de ese control. El personal debe mantener buenas prácticas de higiene y utilizar correctamente la dotación durante toda la jornada.</w:t>
+            </w:r>
+          </w:p>
+          <w:p>
+            <w:r>
+              <w:rPr>
+                <w:b/>
+                <w:bCs/>
+              </w:rPr>
+              <w:t>Mujer</w:t>
+            </w:r>
+            <w:r>
+              <w:rPr>
+                <w:b/>
+                <w:bCs/>
+              </w:rPr>
+              <w:t>:</w:t>
+            </w:r>
+            <w:r>
+              <w:t xml:space="preserve"> </w:t>
+            </w:r>
+            <w:r>
+              <w:t>Toda esta labor diaria debe quedar registrada y documentada. Lo que no se registra, simplemente no pasó.</w:t>
+            </w:r>
+          </w:p>
+          <w:p>
+            <w:r>
+              <w:rPr>
+                <w:b/>
+                <w:bCs/>
+              </w:rPr>
+              <w:t>Hombre</w:t>
+            </w:r>
+            <w:r>
+              <w:t xml:space="preserve">: </w:t>
+            </w:r>
+            <w:r>
+              <w:t>Esos registros son la única prueba real de un trabajo bien hecho y la mejor guía para corregir errores.</w:t>
+            </w:r>
+          </w:p>
+          <w:p>
+            <w:r>
+              <w:rPr>
+                <w:b/>
+                <w:bCs/>
+              </w:rPr>
+              <w:t>Mujer</w:t>
+            </w:r>
+            <w:r>
+              <w:rPr>
+                <w:b/>
+                <w:bCs/>
+              </w:rPr>
+              <w:t>:</w:t>
+            </w:r>
+            <w:r>
+              <w:t xml:space="preserve"> </w:t>
+            </w:r>
+            <w:r>
+              <w:t>Y aunque cumplir normas como la Resolución veintiséis setenta y cuatro de dos mil trece es una obligación legal, no se trata solo de pasar la inspección de sanidad. El objetivo real es sembrar una cultura de prevención y mejora continua en la empresa.</w:t>
+            </w:r>
+          </w:p>
+          <w:p>
+            <w:r>
+              <w:rPr>
+                <w:b/>
+                <w:bCs/>
+              </w:rPr>
+              <w:t>Hombre</w:t>
+            </w:r>
+            <w:r>
+              <w:t xml:space="preserve">: </w:t>
+            </w:r>
+            <w:r>
+              <w:t>Y como nadie nace aprendido, hay que capacitarse. Porque comprender estos fundamentos técnicos es lo que forma un talento humano verdaderamente competente para trabajar en la industria.</w:t>
+            </w:r>
+          </w:p>
+          <w:p>
+            <w:r>
+              <w:rPr>
+                <w:b/>
+                <w:bCs/>
+              </w:rPr>
+              <w:t>Mujer</w:t>
+            </w:r>
+            <w:r>
+              <w:t xml:space="preserve">: </w:t>
+            </w:r>
+            <w:r>
+              <w:t>Así acercamos las BPM a la operación diaria en la planta para medir, controlar y corregir cualquier situación que pueda poner en riesgo la inocuidad de la producción.</w:t>
+            </w:r>
+          </w:p>
+          <w:p>
+            <w:r>
+              <w:rPr>
+                <w:b/>
+                <w:bCs/>
+              </w:rPr>
+              <w:t>Hombre</w:t>
+            </w:r>
+            <w:r>
+              <w:t xml:space="preserve">: </w:t>
+            </w:r>
+            <w:r>
+              <w:t>Porque de nada sirve un producto muy rico si termina haciendo daño. Con una producción responsable aseguramos el sabor de siempre, pero con un producto cien por ciento seguro.</w:t>
+            </w:r>
+          </w:p>
         </w:tc>
       </w:tr>
     </w:tbl>
-    <w:p/>
     <w:p>
       <w:pPr>
         <w:spacing w:before="0" w:after="160" w:line="259" w:lineRule="auto"/>
         <w:ind w:firstLine="0"/>
       </w:pPr>
       <w:r>
+        <w:lastRenderedPageBreak/>
         <w:br w:type="page"/>
       </w:r>
     </w:p>
@@ -3004,7 +3194,7 @@
       <w:pPr>
         <w:pStyle w:val="Ttulo1"/>
       </w:pPr>
-      <w:bookmarkStart w:id="1" w:name="_Toc236236973"/>
+      <w:bookmarkStart w:id="1" w:name="_Toc238833599"/>
       <w:r>
         <w:lastRenderedPageBreak/>
         <w:t>Generalidades de las Buenas Prácticas de Manufactura (BPM)</w:t>
@@ -3025,7 +3215,7 @@
       <w:pPr>
         <w:pStyle w:val="Ttulo2"/>
       </w:pPr>
-      <w:bookmarkStart w:id="2" w:name="_Toc236236974"/>
+      <w:bookmarkStart w:id="2" w:name="_Toc238833600"/>
       <w:r>
         <w:t>Definición y objetivos de las BPM en la industria alimentaria</w:t>
       </w:r>
@@ -3142,7 +3332,7 @@
       <w:pPr>
         <w:pStyle w:val="Ttulo2"/>
       </w:pPr>
-      <w:bookmarkStart w:id="3" w:name="_Toc236236975"/>
+      <w:bookmarkStart w:id="3" w:name="_Toc238833601"/>
       <w:r>
         <w:t>Importancia de la inocuidad como pilar fundamental</w:t>
       </w:r>
@@ -3202,7 +3392,7 @@
       <w:pPr>
         <w:pStyle w:val="Ttulo2"/>
       </w:pPr>
-      <w:bookmarkStart w:id="4" w:name="_Toc236236976"/>
+      <w:bookmarkStart w:id="4" w:name="_Toc238833602"/>
       <w:r>
         <w:t>Relación de las BPM con otros prerrequisitos</w:t>
       </w:r>
@@ -3258,10 +3448,11 @@
     </w:p>
     <w:p>
       <w:pPr>
-        <w:rPr>
-          <w:b/>
-          <w:bCs/>
-        </w:rPr>
+        <w:pStyle w:val="Prrafodelista"/>
+        <w:numPr>
+          <w:ilvl w:val="0"/>
+          <w:numId w:val="32"/>
+        </w:numPr>
       </w:pPr>
       <w:r>
         <w:rPr>
@@ -3270,23 +3461,35 @@
         </w:rPr>
         <w:t>Nivel superior</w:t>
       </w:r>
-    </w:p>
-    <w:p>
-      <w:r>
-        <w:t>Sistema de Análisis de Peligros y Puntos Críticos de Control (HACCP)</w:t>
-      </w:r>
-    </w:p>
-    <w:p>
-      <w:r>
-        <w:t>Sistema preventivo orientado al control de peligros específicos en los puntos críticos del proceso, con el fin de garantizar la inocuidad de los alimentos.</w:t>
-      </w:r>
-    </w:p>
-    <w:p>
-      <w:pPr>
+      <w:r>
         <w:rPr>
           <w:b/>
           <w:bCs/>
         </w:rPr>
+        <w:t xml:space="preserve">. </w:t>
+      </w:r>
+      <w:r>
+        <w:t>Sistema de Análisis de Peligros y Puntos Críticos de Control (HACCP)</w:t>
+      </w:r>
+      <w:r>
+        <w:t>.</w:t>
+      </w:r>
+    </w:p>
+    <w:p>
+      <w:pPr>
+        <w:ind w:left="1416" w:firstLine="1"/>
+      </w:pPr>
+      <w:r>
+        <w:t>Sistema preventivo orientado al control de peligros específicos en los puntos críticos del proceso, con el fin de garantizar la inocuidad de los alimentos.</w:t>
+      </w:r>
+    </w:p>
+    <w:p>
+      <w:pPr>
+        <w:pStyle w:val="Prrafodelista"/>
+        <w:numPr>
+          <w:ilvl w:val="0"/>
+          <w:numId w:val="32"/>
+        </w:numPr>
       </w:pPr>
       <w:r>
         <w:rPr>
@@ -3295,24 +3498,40 @@
         </w:rPr>
         <w:t>Nivel intermedio</w:t>
       </w:r>
-    </w:p>
-    <w:p>
-      <w:r>
-        <w:t>Procedimientos Operativos Estandarizados de Saneamiento (POES)</w:t>
-      </w:r>
-    </w:p>
-    <w:p>
-      <w:r>
-        <w:t>Comprenden los procedimientos específicos y documentados de limpieza y desinfección que permiten mantener las condiciones higiénico-sanitarias durante el proceso de producción de alimentos.</w:t>
-      </w:r>
-    </w:p>
-    <w:p/>
-    <w:p>
-      <w:pPr>
+      <w:r>
         <w:rPr>
           <w:b/>
           <w:bCs/>
         </w:rPr>
+        <w:t xml:space="preserve">. </w:t>
+      </w:r>
+      <w:r>
+        <w:t>Procedimientos Operativos Estandarizados de Saneamiento (POES)</w:t>
+      </w:r>
+      <w:r>
+        <w:t>.</w:t>
+      </w:r>
+    </w:p>
+    <w:p>
+      <w:pPr>
+        <w:ind w:left="1416" w:firstLine="1"/>
+      </w:pPr>
+      <w:r>
+        <w:t>Comprenden los procedimientos específicos y documentados de limpieza y desinfección que permiten mantener las condiciones higiénico-sanitarias durante el proceso de producción de alimentos.</w:t>
+      </w:r>
+    </w:p>
+    <w:p>
+      <w:pPr>
+        <w:ind w:left="1416" w:firstLine="1"/>
+      </w:pPr>
+    </w:p>
+    <w:p>
+      <w:pPr>
+        <w:pStyle w:val="Prrafodelista"/>
+        <w:numPr>
+          <w:ilvl w:val="0"/>
+          <w:numId w:val="32"/>
+        </w:numPr>
       </w:pPr>
       <w:r>
         <w:rPr>
@@ -3322,13 +3541,19 @@
         <w:lastRenderedPageBreak/>
         <w:t>Nivel base</w:t>
       </w:r>
-    </w:p>
-    <w:p>
+      <w:r>
+        <w:rPr>
+          <w:b/>
+          <w:bCs/>
+        </w:rPr>
+        <w:t xml:space="preserve">. </w:t>
+      </w:r>
       <w:r>
         <w:t>Buenas Prácticas de Manufactura (BPM)</w:t>
       </w:r>
-    </w:p>
-    <w:p>
+      <w:r>
+        <w:t xml:space="preserve">. </w:t>
+      </w:r>
       <w:r>
         <w:t>Establecen las condiciones higiénicas generales que deben cumplir la planta, el personal y los procesos de producción. Constituyen el fundamento obligatorio para la implementación de los sistemas de calidad e inocuidad alimentaria.</w:t>
       </w:r>
@@ -3358,6 +3583,7 @@
         <w:t>Las instalaciones físicas deben diseñarse y mantenerse en condiciones que faciliten la limpieza, la desinfección y la prevención de la contaminación durante la producción de alimentos.</w:t>
       </w:r>
     </w:p>
+    <w:p/>
     <w:p>
       <w:r>
         <w:lastRenderedPageBreak/>
@@ -3369,7 +3595,7 @@
         <w:pStyle w:val="Prrafodelista"/>
         <w:numPr>
           <w:ilvl w:val="0"/>
-          <w:numId w:val="34"/>
+          <w:numId w:val="25"/>
         </w:numPr>
       </w:pPr>
       <w:r>
@@ -3381,7 +3607,7 @@
         <w:pStyle w:val="Prrafodelista"/>
         <w:numPr>
           <w:ilvl w:val="0"/>
-          <w:numId w:val="34"/>
+          <w:numId w:val="25"/>
         </w:numPr>
       </w:pPr>
       <w:r>
@@ -3393,7 +3619,7 @@
         <w:pStyle w:val="Prrafodelista"/>
         <w:numPr>
           <w:ilvl w:val="0"/>
-          <w:numId w:val="34"/>
+          <w:numId w:val="25"/>
         </w:numPr>
       </w:pPr>
       <w:r>
@@ -3425,7 +3651,7 @@
         <w:pStyle w:val="Prrafodelista"/>
         <w:numPr>
           <w:ilvl w:val="0"/>
-          <w:numId w:val="35"/>
+          <w:numId w:val="26"/>
         </w:numPr>
       </w:pPr>
       <w:r>
@@ -3437,7 +3663,7 @@
         <w:pStyle w:val="Prrafodelista"/>
         <w:numPr>
           <w:ilvl w:val="0"/>
-          <w:numId w:val="35"/>
+          <w:numId w:val="26"/>
         </w:numPr>
       </w:pPr>
       <w:r>
@@ -3449,7 +3675,7 @@
         <w:pStyle w:val="Prrafodelista"/>
         <w:numPr>
           <w:ilvl w:val="0"/>
-          <w:numId w:val="35"/>
+          <w:numId w:val="26"/>
         </w:numPr>
       </w:pPr>
       <w:r>
@@ -3481,7 +3707,7 @@
         <w:pStyle w:val="Prrafodelista"/>
         <w:numPr>
           <w:ilvl w:val="0"/>
-          <w:numId w:val="36"/>
+          <w:numId w:val="27"/>
         </w:numPr>
       </w:pPr>
       <w:r>
@@ -3493,7 +3719,7 @@
         <w:pStyle w:val="Prrafodelista"/>
         <w:numPr>
           <w:ilvl w:val="0"/>
-          <w:numId w:val="36"/>
+          <w:numId w:val="27"/>
         </w:numPr>
       </w:pPr>
       <w:r>
@@ -3505,7 +3731,7 @@
         <w:pStyle w:val="Prrafodelista"/>
         <w:numPr>
           <w:ilvl w:val="0"/>
-          <w:numId w:val="36"/>
+          <w:numId w:val="27"/>
         </w:numPr>
       </w:pPr>
       <w:r>
@@ -3545,7 +3771,7 @@
         <w:pStyle w:val="Prrafodelista"/>
         <w:numPr>
           <w:ilvl w:val="0"/>
-          <w:numId w:val="37"/>
+          <w:numId w:val="28"/>
         </w:numPr>
       </w:pPr>
       <w:r>
@@ -3557,7 +3783,7 @@
         <w:pStyle w:val="Prrafodelista"/>
         <w:numPr>
           <w:ilvl w:val="0"/>
-          <w:numId w:val="37"/>
+          <w:numId w:val="28"/>
         </w:numPr>
       </w:pPr>
       <w:r>
@@ -3569,7 +3795,7 @@
         <w:pStyle w:val="Prrafodelista"/>
         <w:numPr>
           <w:ilvl w:val="0"/>
-          <w:numId w:val="37"/>
+          <w:numId w:val="28"/>
         </w:numPr>
       </w:pPr>
       <w:r>
@@ -3601,7 +3827,7 @@
         <w:pStyle w:val="Prrafodelista"/>
         <w:numPr>
           <w:ilvl w:val="0"/>
-          <w:numId w:val="38"/>
+          <w:numId w:val="29"/>
         </w:numPr>
       </w:pPr>
       <w:r>
@@ -3613,7 +3839,7 @@
         <w:pStyle w:val="Prrafodelista"/>
         <w:numPr>
           <w:ilvl w:val="0"/>
-          <w:numId w:val="38"/>
+          <w:numId w:val="29"/>
         </w:numPr>
       </w:pPr>
       <w:r>
@@ -3625,7 +3851,7 @@
         <w:pStyle w:val="Prrafodelista"/>
         <w:numPr>
           <w:ilvl w:val="0"/>
-          <w:numId w:val="38"/>
+          <w:numId w:val="29"/>
         </w:numPr>
       </w:pPr>
       <w:r>
@@ -3645,7 +3871,7 @@
       <w:pPr>
         <w:pStyle w:val="Ttulo1"/>
       </w:pPr>
-      <w:bookmarkStart w:id="5" w:name="_Toc236236977"/>
+      <w:bookmarkStart w:id="5" w:name="_Toc238833603"/>
       <w:r>
         <w:lastRenderedPageBreak/>
         <w:t xml:space="preserve">Marco </w:t>
@@ -3678,7 +3904,7 @@
       <w:pPr>
         <w:pStyle w:val="Ttulo2"/>
       </w:pPr>
-      <w:bookmarkStart w:id="6" w:name="_Toc236236978"/>
+      <w:bookmarkStart w:id="6" w:name="_Toc238833604"/>
       <w:r>
         <w:t>Ley 9 de 1979: Código Sanitario Nacional</w:t>
       </w:r>
@@ -3752,7 +3978,7 @@
       <w:pPr>
         <w:pStyle w:val="Ttulo2"/>
       </w:pPr>
-      <w:bookmarkStart w:id="7" w:name="_Toc236236979"/>
+      <w:bookmarkStart w:id="7" w:name="_Toc238833605"/>
       <w:r>
         <w:t xml:space="preserve">Decreto 3075 de 1997 y Resolución 2674 de 2013: </w:t>
       </w:r>
@@ -3814,12 +4040,12 @@
     <w:tbl>
       <w:tblPr>
         <w:tblStyle w:val="SENA"/>
-        <w:tblW w:w="0" w:type="auto"/>
+        <w:tblW w:w="10060" w:type="dxa"/>
         <w:tblLook w:val="04A0" w:firstRow="1" w:lastRow="0" w:firstColumn="1" w:lastColumn="0" w:noHBand="0" w:noVBand="1"/>
       </w:tblPr>
       <w:tblGrid>
         <w:gridCol w:w="3823"/>
-        <w:gridCol w:w="5953"/>
+        <w:gridCol w:w="6237"/>
       </w:tblGrid>
       <w:tr>
         <w:trPr>
@@ -3842,7 +4068,7 @@
         </w:tc>
         <w:tc>
           <w:tcPr>
-            <w:tcW w:w="5953" w:type="dxa"/>
+            <w:tcW w:w="6237" w:type="dxa"/>
             <w:vAlign w:val="center"/>
           </w:tcPr>
           <w:p>
@@ -3851,770 +4077,6 @@
             </w:pPr>
             <w:r>
               <w:t>Temas principales</w:t>
-            </w:r>
-          </w:p>
-        </w:tc>
-      </w:tr>
-      <w:tr>
-        <w:trPr>
-          <w:cnfStyle w:val="000000100000" w:firstRow="0" w:lastRow="0" w:firstColumn="0" w:lastColumn="0" w:oddVBand="0" w:evenVBand="0" w:oddHBand="1" w:evenHBand="0" w:firstRowFirstColumn="0" w:firstRowLastColumn="0" w:lastRowFirstColumn="0" w:lastRowLastColumn="0"/>
-        </w:trPr>
-        <w:tc>
-          <w:tcPr>
-            <w:tcW w:w="3823" w:type="dxa"/>
-            <w:vAlign w:val="center"/>
-          </w:tcPr>
-          <w:p>
-            <w:pPr>
-              <w:pStyle w:val="TextoTablas"/>
-              <w:numPr>
-                <w:ilvl w:val="0"/>
-                <w:numId w:val="11"/>
-              </w:numPr>
-            </w:pPr>
-            <w:r>
-              <w:t>Objeto y ámbito de aplicación</w:t>
-            </w:r>
-          </w:p>
-        </w:tc>
-        <w:tc>
-          <w:tcPr>
-            <w:tcW w:w="5953" w:type="dxa"/>
-            <w:vAlign w:val="center"/>
-          </w:tcPr>
-          <w:p>
-            <w:pPr>
-              <w:pStyle w:val="TextoTablas"/>
-            </w:pPr>
-            <w:r>
-              <w:t>Define a quiénes aplica la norma (fabricantes, distribuidores, comercializadores de alimentos)</w:t>
-            </w:r>
-            <w:r>
-              <w:t>.</w:t>
-            </w:r>
-          </w:p>
-        </w:tc>
-      </w:tr>
-      <w:tr>
-        <w:tc>
-          <w:tcPr>
-            <w:tcW w:w="3823" w:type="dxa"/>
-            <w:vAlign w:val="center"/>
-          </w:tcPr>
-          <w:p>
-            <w:pPr>
-              <w:pStyle w:val="TextoTablas"/>
-              <w:numPr>
-                <w:ilvl w:val="0"/>
-                <w:numId w:val="11"/>
-              </w:numPr>
-            </w:pPr>
-            <w:r>
-              <w:t xml:space="preserve">Buenas </w:t>
-            </w:r>
-            <w:r>
-              <w:t>p</w:t>
-            </w:r>
-            <w:r>
-              <w:t xml:space="preserve">rácticas de </w:t>
-            </w:r>
-            <w:r>
-              <w:t>m</w:t>
-            </w:r>
-            <w:r>
-              <w:t>anufactura</w:t>
-            </w:r>
-          </w:p>
-        </w:tc>
-        <w:tc>
-          <w:tcPr>
-            <w:tcW w:w="5953" w:type="dxa"/>
-            <w:vAlign w:val="center"/>
-          </w:tcPr>
-          <w:p>
-            <w:pPr>
-              <w:pStyle w:val="TextoTablas"/>
-            </w:pPr>
-            <w:r>
-              <w:t>Detalla los requisitos para instalaciones, equipos, personal, materias primas, operaciones de fabricación, envases, y aseguramiento de la calidad</w:t>
-            </w:r>
-            <w:r>
-              <w:t>.</w:t>
-            </w:r>
-          </w:p>
-        </w:tc>
-      </w:tr>
-      <w:tr>
-        <w:trPr>
-          <w:cnfStyle w:val="000000100000" w:firstRow="0" w:lastRow="0" w:firstColumn="0" w:lastColumn="0" w:oddVBand="0" w:evenVBand="0" w:oddHBand="1" w:evenHBand="0" w:firstRowFirstColumn="0" w:firstRowLastColumn="0" w:lastRowFirstColumn="0" w:lastRowLastColumn="0"/>
-        </w:trPr>
-        <w:tc>
-          <w:tcPr>
-            <w:tcW w:w="3823" w:type="dxa"/>
-            <w:vAlign w:val="center"/>
-          </w:tcPr>
-          <w:p>
-            <w:pPr>
-              <w:pStyle w:val="TextoTablas"/>
-              <w:numPr>
-                <w:ilvl w:val="0"/>
-                <w:numId w:val="11"/>
-              </w:numPr>
-            </w:pPr>
-            <w:r>
-              <w:t>Procedimientos obligatorios</w:t>
-            </w:r>
-          </w:p>
-        </w:tc>
-        <w:tc>
-          <w:tcPr>
-            <w:tcW w:w="5953" w:type="dxa"/>
-            <w:vAlign w:val="center"/>
-          </w:tcPr>
-          <w:p>
-            <w:pPr>
-              <w:pStyle w:val="TextoTablas"/>
-            </w:pPr>
-            <w:r>
-              <w:t>Exige la implementación de POES (limpieza y desinfección) y un programa de control de plagas.</w:t>
-            </w:r>
-          </w:p>
-        </w:tc>
-      </w:tr>
-      <w:tr>
-        <w:tc>
-          <w:tcPr>
-            <w:tcW w:w="3823" w:type="dxa"/>
-            <w:vAlign w:val="center"/>
-          </w:tcPr>
-          <w:p>
-            <w:pPr>
-              <w:pStyle w:val="TextoTablas"/>
-              <w:numPr>
-                <w:ilvl w:val="0"/>
-                <w:numId w:val="11"/>
-              </w:numPr>
-            </w:pPr>
-            <w:r>
-              <w:t>Notificación sanitaria, permiso y registro sanitario</w:t>
-            </w:r>
-          </w:p>
-        </w:tc>
-        <w:tc>
-          <w:tcPr>
-            <w:tcW w:w="5953" w:type="dxa"/>
-            <w:vAlign w:val="center"/>
-          </w:tcPr>
-          <w:p>
-            <w:pPr>
-              <w:pStyle w:val="TextoTablas"/>
-            </w:pPr>
-            <w:r>
-              <w:t>Explica los procedimientos para obtener los permisos de funcionamiento para los alimentos</w:t>
-            </w:r>
-          </w:p>
-        </w:tc>
-      </w:tr>
-      <w:tr>
-        <w:trPr>
-          <w:cnfStyle w:val="000000100000" w:firstRow="0" w:lastRow="0" w:firstColumn="0" w:lastColumn="0" w:oddVBand="0" w:evenVBand="0" w:oddHBand="1" w:evenHBand="0" w:firstRowFirstColumn="0" w:firstRowLastColumn="0" w:lastRowFirstColumn="0" w:lastRowLastColumn="0"/>
-        </w:trPr>
-        <w:tc>
-          <w:tcPr>
-            <w:tcW w:w="3823" w:type="dxa"/>
-            <w:vAlign w:val="center"/>
-          </w:tcPr>
-          <w:p>
-            <w:pPr>
-              <w:pStyle w:val="TextoTablas"/>
-              <w:numPr>
-                <w:ilvl w:val="0"/>
-                <w:numId w:val="11"/>
-              </w:numPr>
-            </w:pPr>
-            <w:r>
-              <w:t>Vigilancia y control</w:t>
-            </w:r>
-          </w:p>
-        </w:tc>
-        <w:tc>
-          <w:tcPr>
-            <w:tcW w:w="5953" w:type="dxa"/>
-            <w:vAlign w:val="center"/>
-          </w:tcPr>
-          <w:p>
-            <w:pPr>
-              <w:pStyle w:val="TextoTablas"/>
-            </w:pPr>
-            <w:r>
-              <w:t>Faculta al INVIMA y a las Entidades Territoriales de Salud para realizar inspección, vigilancia y control</w:t>
-            </w:r>
-            <w:r>
-              <w:t>.</w:t>
-            </w:r>
-          </w:p>
-        </w:tc>
-      </w:tr>
-    </w:tbl>
-    <w:p>
-      <w:r>
-        <w:t>Nota. Adaptado de Ministerio de Salud y Protección Social (2013).</w:t>
-      </w:r>
-    </w:p>
-    <w:p>
-      <w:pPr>
-        <w:pStyle w:val="Ttulo2"/>
-      </w:pPr>
-      <w:bookmarkStart w:id="8" w:name="_Toc236236980"/>
-      <w:r>
-        <w:t>Otras normas técnicas de referencia (NTC, ISO 22000)</w:t>
-      </w:r>
-      <w:bookmarkEnd w:id="8"/>
-    </w:p>
-    <w:p>
-      <w:r>
-        <w:t>Además de la normativa de obligatorio cumplimiento, existen normas técnicas de aplicación voluntaria que proporcionan lineamientos para fortalecer los sistemas de gestión de la inocuidad alimentaria y promover la mejora continua en las organizaciones.</w:t>
-      </w:r>
-    </w:p>
-    <w:p>
-      <w:pPr>
-        <w:pStyle w:val="Prrafodelista"/>
-        <w:numPr>
-          <w:ilvl w:val="0"/>
-          <w:numId w:val="12"/>
-        </w:numPr>
-      </w:pPr>
-      <w:r>
-        <w:t xml:space="preserve">Normas Técnicas Colombianas (NTC): el Instituto Colombiano de Normas Técnicas y Certificación (ICONTEC) ha desarrollado diversas normas relacionadas con las Buenas Prácticas de Manufactura (BPM) y la inocuidad alimentaria. Entre ellas se encuentran la NTC 5842, que establece directrices para el control de Listeria monocytogenes en alimentos, y la </w:t>
-      </w:r>
-      <w:r>
-        <w:lastRenderedPageBreak/>
-        <w:t>NTC 5466, orientada a herramientas para el control de puntos críticos en los procesos de producción de alimentos.</w:t>
-      </w:r>
-    </w:p>
-    <w:p>
-      <w:pPr>
-        <w:pStyle w:val="Prrafodelista"/>
-        <w:numPr>
-          <w:ilvl w:val="0"/>
-          <w:numId w:val="12"/>
-        </w:numPr>
-      </w:pPr>
-      <w:r>
-        <w:t>NTC-ISO 22000: es la norma internacional para los Sistemas de Gestión de la Inocuidad de los Alimentos. Integra los principios del HACCP y los programas prerrequisito (como BPM y POES) en un sistema de gestión completo, siguiendo la estructura de alto nivel de las normas ISO. Obtener esta certificación demuestra un alto compromiso con la inocuidad.</w:t>
-      </w:r>
-    </w:p>
-    <w:p>
-      <w:pPr>
-        <w:spacing w:before="0" w:after="160" w:line="259" w:lineRule="auto"/>
-        <w:ind w:firstLine="0"/>
-      </w:pPr>
-      <w:r>
-        <w:br w:type="page"/>
-      </w:r>
-    </w:p>
-    <w:p>
-      <w:pPr>
-        <w:pStyle w:val="Ttulo1"/>
-      </w:pPr>
-      <w:bookmarkStart w:id="9" w:name="_Toc236236981"/>
-      <w:r>
-        <w:lastRenderedPageBreak/>
-        <w:t xml:space="preserve">Planeación del </w:t>
-      </w:r>
-      <w:r>
-        <w:t>r</w:t>
-      </w:r>
-      <w:r>
-        <w:t xml:space="preserve">egistro de </w:t>
-      </w:r>
-      <w:r>
-        <w:t>i</w:t>
-      </w:r>
-      <w:r>
-        <w:t xml:space="preserve">nformación en </w:t>
-      </w:r>
-      <w:r>
-        <w:t>p</w:t>
-      </w:r>
-      <w:r>
-        <w:t xml:space="preserve">rogramas de </w:t>
-      </w:r>
-      <w:r>
-        <w:t>s</w:t>
-      </w:r>
-      <w:r>
-        <w:t>aneamiento</w:t>
-      </w:r>
-      <w:bookmarkEnd w:id="9"/>
-      <w:r>
-        <w:t xml:space="preserve"> </w:t>
-      </w:r>
-    </w:p>
-    <w:p>
-      <w:r>
-        <w:t>"Lo que no se registra, no se hace". Esta frase es un lema fundamental en la industria alimentaria. La planeación del registro de información es tan importante como la ejecución misma de las tareas. Los registros son la evidencia objetiva del cumplimiento y la herramienta principal para verificar, rastrear y mejorar los procesos.</w:t>
-      </w:r>
-    </w:p>
-    <w:p>
-      <w:pPr>
-        <w:pStyle w:val="Ttulo2"/>
-      </w:pPr>
-      <w:bookmarkStart w:id="10" w:name="_Toc236236982"/>
-      <w:r>
-        <w:t xml:space="preserve">Concepto de </w:t>
-      </w:r>
-      <w:r>
-        <w:t>p</w:t>
-      </w:r>
-      <w:r>
-        <w:t xml:space="preserve">rograma de </w:t>
-      </w:r>
-      <w:r>
-        <w:t>s</w:t>
-      </w:r>
-      <w:r>
-        <w:t xml:space="preserve">aneamiento: </w:t>
-      </w:r>
-      <w:r>
-        <w:t>o</w:t>
-      </w:r>
-      <w:r>
-        <w:t>bjetivos y estructura</w:t>
-      </w:r>
-      <w:bookmarkEnd w:id="10"/>
-    </w:p>
-    <w:p>
-      <w:r>
-        <w:t xml:space="preserve">Un </w:t>
-      </w:r>
-      <w:r>
-        <w:t>p</w:t>
-      </w:r>
-      <w:r>
-        <w:t xml:space="preserve">rograma de </w:t>
-      </w:r>
-      <w:r>
-        <w:t>s</w:t>
-      </w:r>
-      <w:r>
-        <w:t>aneamiento es un documento formal, planificado y sistemático que reúne todas las actividades y procedimientos necesarios para mantener las condiciones higiénicas y sanitarias en un establecimiento de alimentos. Su objetivo principal es prevenir la contaminación de los alimentos, protegiendo así la salud del consumidor.</w:t>
-      </w:r>
-    </w:p>
-    <w:p>
-      <w:r>
-        <w:t>Todo programa de saneamiento debe estar documentado y debe incluir, al menos, cuatro subprogramas o componentes esenciales:</w:t>
-      </w:r>
-    </w:p>
-    <w:p>
-      <w:pPr>
-        <w:rPr>
-          <w:b/>
-          <w:bCs/>
-        </w:rPr>
-      </w:pPr>
-      <w:r>
-        <w:rPr>
-          <w:b/>
-          <w:bCs/>
-        </w:rPr>
-        <w:t xml:space="preserve">Los 4 pilares del programa de saneamiento </w:t>
-      </w:r>
-    </w:p>
-    <w:p>
-      <w:r>
-        <w:rPr>
-          <w:b/>
-          <w:bCs/>
-        </w:rPr>
-        <w:t>Programa de limpieza y desinfección</w:t>
-      </w:r>
-      <w:r>
-        <w:t xml:space="preserve">. </w:t>
-      </w:r>
-      <w:r>
-        <w:t>Establece los procedimientos estandarizados de limpieza y desinfección de instalaciones, equipos y utensilios. Incluye fichas técnicas, concentraciones, frecuencias y responsables de cada actividad. Su eficacia se verifica mediante inspección visual, pruebas de ATP o análisis microbiológicos.</w:t>
-      </w:r>
-    </w:p>
-    <w:p>
-      <w:r>
-        <w:rPr>
-          <w:b/>
-          <w:bCs/>
-        </w:rPr>
-        <w:lastRenderedPageBreak/>
-        <w:t>Programa de control de plagas y vectores</w:t>
-      </w:r>
-      <w:r>
-        <w:t xml:space="preserve">. </w:t>
-      </w:r>
-      <w:r>
-        <w:t>Comprende las actividades de manejo integrado de plagas (MIP), incluyendo monitoreo, medidas preventivas, controles físicos y químicos realizados por empresas autorizadas y el registro de las intervenciones.</w:t>
-      </w:r>
-    </w:p>
-    <w:p>
-      <w:r>
-        <w:rPr>
-          <w:b/>
-          <w:bCs/>
-        </w:rPr>
-        <w:t>Programa de abastecimiento de agua potable</w:t>
-      </w:r>
-      <w:r>
-        <w:t xml:space="preserve">. </w:t>
-      </w:r>
-      <w:r>
-        <w:t>Garantiza que el agua utilizada durante la producción cumpla con los requisitos de potabilidad mediante controles periódicos, mantenimiento de tanques y análisis fisicoquímicos y microbiológicos.</w:t>
-      </w:r>
-    </w:p>
-    <w:p>
-      <w:r>
-        <w:t>Programa de manejo de residuos sólidos y líquidos</w:t>
-      </w:r>
-      <w:r>
-        <w:t xml:space="preserve">. </w:t>
-      </w:r>
-      <w:r>
-        <w:t>Establece los procedimientos para la separación en la fuente, el almacenamiento temporal, la recolección y la disposición final de los residuos generados durante el proceso productivo.</w:t>
-      </w:r>
-    </w:p>
-    <w:p>
-      <w:pPr>
-        <w:pStyle w:val="Ttulo2"/>
-      </w:pPr>
-      <w:bookmarkStart w:id="11" w:name="_Toc236236983"/>
-      <w:r>
-        <w:t>Tipos de formatos y registros: características y criterios de diligenciamiento</w:t>
-      </w:r>
-      <w:bookmarkEnd w:id="11"/>
-    </w:p>
-    <w:p>
-      <w:r>
-        <w:t>Para planear el registro, es necesario diseñar los formatos adecuados. Un formato es el documento prediseñado que será diligenciado. Un registro es el formato ya diligenciado, que contiene datos y evidencia de una actividad realizada.</w:t>
-      </w:r>
-    </w:p>
-    <w:p>
-      <w:r>
-        <w:t>Características de un buen formato:</w:t>
-      </w:r>
-    </w:p>
-    <w:p>
-      <w:pPr>
-        <w:pStyle w:val="Prrafodelista"/>
-        <w:numPr>
-          <w:ilvl w:val="0"/>
-          <w:numId w:val="13"/>
-        </w:numPr>
-      </w:pPr>
-      <w:r>
-        <w:t>Claro y sencillo: debe ser fácil de entender para quien lo diligencie.</w:t>
-      </w:r>
-    </w:p>
-    <w:p>
-      <w:pPr>
-        <w:pStyle w:val="Prrafodelista"/>
-        <w:numPr>
-          <w:ilvl w:val="0"/>
-          <w:numId w:val="13"/>
-        </w:numPr>
-      </w:pPr>
-      <w:r>
-        <w:t>Identificable: debe tener un código, nombre y fecha de versión únicos.</w:t>
-      </w:r>
-    </w:p>
-    <w:p>
-      <w:pPr>
-        <w:pStyle w:val="Prrafodelista"/>
-        <w:numPr>
-          <w:ilvl w:val="0"/>
-          <w:numId w:val="13"/>
-        </w:numPr>
-      </w:pPr>
-      <w:r>
-        <w:t>Estructurado: debe tener espacios definidos para la información requerida (fecha, hora, actividad, responsable, observaciones, etc.).</w:t>
-      </w:r>
-    </w:p>
-    <w:p>
-      <w:pPr>
-        <w:pStyle w:val="Prrafodelista"/>
-        <w:numPr>
-          <w:ilvl w:val="0"/>
-          <w:numId w:val="13"/>
-        </w:numPr>
-      </w:pPr>
-      <w:r>
-        <w:lastRenderedPageBreak/>
-        <w:t>Con campos para verificación: debe permitir dejar constancia de que se realizó una actividad y que se cumplió con el parámetro esperado (ej. Casillas de verificación, espacios para anotar una medición).</w:t>
-      </w:r>
-    </w:p>
-    <w:p>
-      <w:r>
-        <w:t>Criterios para el correcto diligenciamiento de registros:</w:t>
-      </w:r>
-    </w:p>
-    <w:p>
-      <w:r>
-        <w:rPr>
-          <w:b/>
-          <w:bCs/>
-        </w:rPr>
-        <w:t>Uso de lápiz</w:t>
-      </w:r>
-      <w:r>
-        <w:rPr>
-          <w:b/>
-          <w:bCs/>
-        </w:rPr>
-        <w:t xml:space="preserve">. </w:t>
-      </w:r>
-      <w:r>
-        <w:t>Un registro diligenciado con lápiz, con información borrosa, manchada y poco clara. Con el tiempo, la información puede perderse o alterarse.</w:t>
-      </w:r>
-    </w:p>
-    <w:p>
-      <w:r>
-        <w:t>Acción correcta: utilizar siempre bolígrafo de tinta azul o negra. La tinta es permanente e indeleble, lo que garantiza que la información perdure en el tiempo y no pueda ser alterada.</w:t>
-      </w:r>
-    </w:p>
-    <w:p>
-      <w:r>
-        <w:rPr>
-          <w:b/>
-          <w:bCs/>
-        </w:rPr>
-        <w:t>Uso de corrector</w:t>
-      </w:r>
-      <w:r>
-        <w:t xml:space="preserve">. </w:t>
-      </w:r>
-      <w:r>
-        <w:t>Un formato en el que se utilizó corrector líquido (blanquero) para tapar un error. Esto genera desconfianza y puede interpretarse como un intento de ocultar información.</w:t>
-      </w:r>
-    </w:p>
-    <w:p>
-      <w:r>
-        <w:t>Acción correcta: tachar el error con una línea horizontal (dejando visible el dato incorrecto), escribir el dato correcto al lado o encima, y firmar o colocar las iniciales de quien realiza la corrección.</w:t>
-      </w:r>
-    </w:p>
-    <w:p>
-      <w:r>
-        <w:rPr>
-          <w:b/>
-          <w:bCs/>
-        </w:rPr>
-        <w:t>Registro fuera de tiempo</w:t>
-      </w:r>
-      <w:r>
-        <w:t xml:space="preserve">. </w:t>
-      </w:r>
-      <w:r>
-        <w:t>Un formato diligenciado al final del día, con información genérica como "todo bien" o "todo en orden", sin horarios específicos ni detalles de las actividades realizadas.</w:t>
-      </w:r>
-    </w:p>
-    <w:p>
-      <w:r>
-        <w:t>Acción correcta: diligenciar el registro en el momento exacto en que se realiza la actividad. Ejemplo: "10:30 a. m. - Inicio de pasteurización, temperatura: 72 °C; 11:00 a. m. - Verificación, temperatura: 72 °C."</w:t>
-      </w:r>
-    </w:p>
-    <w:p>
-      <w:r>
-        <w:rPr>
-          <w:b/>
-          <w:bCs/>
-        </w:rPr>
-        <w:lastRenderedPageBreak/>
-        <w:t xml:space="preserve">  Información incompleta</w:t>
-      </w:r>
-      <w:r>
-        <w:t xml:space="preserve">. </w:t>
-      </w:r>
-      <w:r>
-        <w:t>Un formato con espacios en blanco para datos fundamentales, como la fecha, la hora, el nombre del responsable o la firma de verificación.</w:t>
-      </w:r>
-    </w:p>
-    <w:p>
-      <w:r>
-        <w:t>Acción correcta: asegurarse de que todo registro incluya y diligencie los campos obligatorios: fecha completa, hora exacta, nombre completo y legible, firma del responsable y, cuando aplique, visto bueno del supervisor.</w:t>
-      </w:r>
-    </w:p>
-    <w:p>
-      <w:pPr>
-        <w:pStyle w:val="Ttulo2"/>
-      </w:pPr>
-      <w:bookmarkStart w:id="12" w:name="_Toc236236984"/>
-      <w:r>
-        <w:t xml:space="preserve">Elaboración de un plan de muestreo: </w:t>
-      </w:r>
-      <w:r>
-        <w:t>t</w:t>
-      </w:r>
-      <w:r>
-        <w:t>écnicas, tamaños y conservación de muestras</w:t>
-      </w:r>
-      <w:bookmarkEnd w:id="12"/>
-    </w:p>
-    <w:p>
-      <w:r>
-        <w:t>El muestreo es una actividad clave para verificar la calidad y la inocuidad de los insumos, los productos en proceso y los productos terminados. Planear el muestreo implica definir un "plan de muestreo", que es un protocolo que establece:</w:t>
-      </w:r>
-    </w:p>
-    <w:p>
-      <w:pPr>
-        <w:pStyle w:val="Prrafodelista"/>
-        <w:numPr>
-          <w:ilvl w:val="0"/>
-          <w:numId w:val="14"/>
-        </w:numPr>
-      </w:pPr>
-      <w:r>
-        <w:t>Objetivo del muestreo: ¿Para qué se toma la muestra? (Ej. análisis microbiológico de rutina, verificación de un lote sospechoso, liberación de un producto terminado).</w:t>
-      </w:r>
-    </w:p>
-    <w:p>
-      <w:pPr>
-        <w:pStyle w:val="Prrafodelista"/>
-        <w:numPr>
-          <w:ilvl w:val="0"/>
-          <w:numId w:val="14"/>
-        </w:numPr>
-      </w:pPr>
-      <w:r>
-        <w:t>Tipo de muestra: ¿Se toman muestras al azar, representativas de un lote, o muestras dirigidas a puntos específicos?</w:t>
-      </w:r>
-    </w:p>
-    <w:p>
-      <w:pPr>
-        <w:pStyle w:val="Prrafodelista"/>
-        <w:numPr>
-          <w:ilvl w:val="0"/>
-          <w:numId w:val="14"/>
-        </w:numPr>
-      </w:pPr>
-      <w:r>
-        <w:t>Tamaño de la muestra: ¿Cuántas unidades o qué cantidad de producto se debe tomar para que la muestra sea representativa del lote? Esto puede basarse en normas técnicas (como las NTC) o en el criterio del experto. Por ejemplo, en un lote de 100 cajas de galletas, se podrían muestrear 5 cajas al azar.</w:t>
-      </w:r>
-    </w:p>
-    <w:p>
-      <w:pPr>
-        <w:pStyle w:val="Prrafodelista"/>
-        <w:numPr>
-          <w:ilvl w:val="0"/>
-          <w:numId w:val="14"/>
-        </w:numPr>
-      </w:pPr>
-      <w:r>
-        <w:lastRenderedPageBreak/>
-        <w:t>Técnica de muestreo: ¿Cómo se toma la muestra para evitar contaminarla? Se deben usar utensilios y recipientes estériles, y seguir procedimientos asépticos.</w:t>
-      </w:r>
-    </w:p>
-    <w:p>
-      <w:pPr>
-        <w:pStyle w:val="Prrafodelista"/>
-        <w:numPr>
-          <w:ilvl w:val="0"/>
-          <w:numId w:val="14"/>
-        </w:numPr>
-      </w:pPr>
-      <w:r>
-        <w:t>Conservación y transporte de la muestra: ¿Cómo se preserva la muestra hasta que llegue al laboratorio para que sus condiciones no se alteren? Para análisis microbiológicos, las muestras deben refrigerarse (entre 2</w:t>
-      </w:r>
-      <w:r>
-        <w:t xml:space="preserve"> </w:t>
-      </w:r>
-      <w:r>
-        <w:t>°C y 8</w:t>
-      </w:r>
-      <w:r>
-        <w:t xml:space="preserve"> </w:t>
-      </w:r>
-      <w:r>
-        <w:t>°C) y transportarse en neveras portátiles. Para análisis fisicoquímicos, pueden requerir congelación o simplemente temperatura ambiente, dependiendo del análisis.</w:t>
-      </w:r>
-    </w:p>
-    <w:p>
-      <w:pPr>
-        <w:pStyle w:val="Prrafodelista"/>
-        <w:numPr>
-          <w:ilvl w:val="0"/>
-          <w:numId w:val="14"/>
-        </w:numPr>
-      </w:pPr>
-      <w:r>
-        <w:t xml:space="preserve">Rotulado de la muestra: </w:t>
-      </w:r>
-      <w:r>
-        <w:t>t</w:t>
-      </w:r>
-      <w:r>
-        <w:t>oda muestra debe estar claramente identificada con una etiqueta que incluya, como mínimo: nombre del producto, fecha de muestreo, hora, lote (si aplica), tipo de análisis solicitado y nombre de quien tomó la muestra.</w:t>
-      </w:r>
-    </w:p>
-    <w:p>
-      <w:pPr>
-        <w:pStyle w:val="Prrafodelista"/>
-        <w:numPr>
-          <w:ilvl w:val="0"/>
-          <w:numId w:val="14"/>
-        </w:numPr>
-      </w:pPr>
-      <w:r>
-        <w:t xml:space="preserve">Registro de la información: </w:t>
-      </w:r>
-      <w:r>
-        <w:t>s</w:t>
-      </w:r>
-      <w:r>
-        <w:t>e debe diligenciar un formato de "Acta de Toma de Muestras" donde se consigne toda la información anterior.</w:t>
-      </w:r>
-    </w:p>
-    <w:p>
-      <w:pPr>
-        <w:pStyle w:val="Tabla"/>
-      </w:pPr>
-      <w:r>
-        <w:t>Ejemplo de plan de muestreo para la recepción de leche cruda</w:t>
-      </w:r>
-    </w:p>
-    <w:tbl>
-      <w:tblPr>
-        <w:tblStyle w:val="SENA"/>
-        <w:tblW w:w="0" w:type="auto"/>
-        <w:tblLook w:val="04A0" w:firstRow="1" w:lastRow="0" w:firstColumn="1" w:lastColumn="0" w:noHBand="0" w:noVBand="1"/>
-      </w:tblPr>
-      <w:tblGrid>
-        <w:gridCol w:w="3823"/>
-        <w:gridCol w:w="5953"/>
-      </w:tblGrid>
-      <w:tr>
-        <w:trPr>
-          <w:cnfStyle w:val="100000000000" w:firstRow="1" w:lastRow="0" w:firstColumn="0" w:lastColumn="0" w:oddVBand="0" w:evenVBand="0" w:oddHBand="0" w:evenHBand="0" w:firstRowFirstColumn="0" w:firstRowLastColumn="0" w:lastRowFirstColumn="0" w:lastRowLastColumn="0"/>
-          <w:tblHeader/>
-        </w:trPr>
-        <w:tc>
-          <w:tcPr>
-            <w:tcW w:w="3823" w:type="dxa"/>
-            <w:vAlign w:val="center"/>
-          </w:tcPr>
-          <w:p>
-            <w:pPr>
-              <w:pStyle w:val="TextoTablas"/>
-            </w:pPr>
-            <w:r>
-              <w:t>Variable</w:t>
-            </w:r>
-          </w:p>
-        </w:tc>
-        <w:tc>
-          <w:tcPr>
-            <w:tcW w:w="5953" w:type="dxa"/>
-            <w:vAlign w:val="center"/>
-          </w:tcPr>
-          <w:p>
-            <w:pPr>
-              <w:pStyle w:val="TextoTablas"/>
-            </w:pPr>
-            <w:r>
-              <w:t>Especificación</w:t>
             </w:r>
           </w:p>
         </w:tc>
@@ -4633,13 +4095,13 @@
               <w:pStyle w:val="TextoTablas"/>
             </w:pPr>
             <w:r>
-              <w:t>Objetivo</w:t>
+              <w:t>Objeto y ámbito de aplicación</w:t>
             </w:r>
           </w:p>
         </w:tc>
         <w:tc>
           <w:tcPr>
-            <w:tcW w:w="5953" w:type="dxa"/>
+            <w:tcW w:w="6237" w:type="dxa"/>
             <w:vAlign w:val="center"/>
           </w:tcPr>
           <w:p>
@@ -4647,10 +4109,7 @@
               <w:pStyle w:val="TextoTablas"/>
             </w:pPr>
             <w:r>
-              <w:t>Verificar la calidad microbiológica y fisicoquímica de la leche cruda al ingreso a planta</w:t>
-            </w:r>
-            <w:r>
-              <w:t>.</w:t>
+              <w:t>Define a quiénes aplica la norma (fabricantes, distribuidores, comercializadores de alimentos).</w:t>
             </w:r>
           </w:p>
         </w:tc>
@@ -4666,13 +4125,25 @@
               <w:pStyle w:val="TextoTablas"/>
             </w:pPr>
             <w:r>
-              <w:t>Tipo de muestra</w:t>
+              <w:t xml:space="preserve">Buenas </w:t>
+            </w:r>
+            <w:r>
+              <w:t>p</w:t>
+            </w:r>
+            <w:r>
+              <w:t xml:space="preserve">rácticas de </w:t>
+            </w:r>
+            <w:r>
+              <w:t>m</w:t>
+            </w:r>
+            <w:r>
+              <w:t>anufactura</w:t>
             </w:r>
           </w:p>
         </w:tc>
         <w:tc>
           <w:tcPr>
-            <w:tcW w:w="5953" w:type="dxa"/>
+            <w:tcW w:w="6237" w:type="dxa"/>
             <w:vAlign w:val="center"/>
           </w:tcPr>
           <w:p>
@@ -4680,10 +4151,7 @@
               <w:pStyle w:val="TextoTablas"/>
             </w:pPr>
             <w:r>
-              <w:t>Muestra compuesta representativa del carro tanque</w:t>
-            </w:r>
-            <w:r>
-              <w:t>.</w:t>
+              <w:t>Detalla los requisitos para instalaciones, equipos, personal, materias primas, operaciones de fabricación, envases, y aseguramiento de la calidad.</w:t>
             </w:r>
           </w:p>
         </w:tc>
@@ -4702,13 +4170,13 @@
               <w:pStyle w:val="TextoTablas"/>
             </w:pPr>
             <w:r>
-              <w:t>Tamaño de la muestra</w:t>
+              <w:t>Procedimientos obligatorios</w:t>
             </w:r>
           </w:p>
         </w:tc>
         <w:tc>
           <w:tcPr>
-            <w:tcW w:w="5953" w:type="dxa"/>
+            <w:tcW w:w="6237" w:type="dxa"/>
             <w:vAlign w:val="center"/>
           </w:tcPr>
           <w:p>
@@ -4716,10 +4184,7 @@
               <w:pStyle w:val="TextoTablas"/>
             </w:pPr>
             <w:r>
-              <w:t>1 litro de leche, tomado de diferentes puntos del tanque después de la agitación</w:t>
-            </w:r>
-            <w:r>
-              <w:t>.</w:t>
+              <w:t>Exige la implementación de POES (limpieza y desinfección) y un programa de control de plagas.</w:t>
             </w:r>
           </w:p>
         </w:tc>
@@ -4735,14 +4200,13 @@
               <w:pStyle w:val="TextoTablas"/>
             </w:pPr>
             <w:r>
-              <w:lastRenderedPageBreak/>
-              <w:t>Técnica de muestreo</w:t>
+              <w:t>Notificación sanitaria, permiso y registro sanitario</w:t>
             </w:r>
           </w:p>
         </w:tc>
         <w:tc>
           <w:tcPr>
-            <w:tcW w:w="5953" w:type="dxa"/>
+            <w:tcW w:w="6237" w:type="dxa"/>
             <w:vAlign w:val="center"/>
           </w:tcPr>
           <w:p>
@@ -4750,10 +4214,7 @@
               <w:pStyle w:val="TextoTablas"/>
             </w:pPr>
             <w:r>
-              <w:t>Usar un muestreador de acero inoxidable previamente esterilizado. Verter la leche en un frasco de vidrio estéril de boca ancha</w:t>
-            </w:r>
-            <w:r>
-              <w:t>.</w:t>
+              <w:t>Explica los procedimientos para obtener los permisos de funcionamiento para los alimentos</w:t>
             </w:r>
           </w:p>
         </w:tc>
@@ -4772,13 +4233,13 @@
               <w:pStyle w:val="TextoTablas"/>
             </w:pPr>
             <w:r>
-              <w:t>Conservación</w:t>
+              <w:t>Vigilancia y control</w:t>
             </w:r>
           </w:p>
         </w:tc>
         <w:tc>
           <w:tcPr>
-            <w:tcW w:w="5953" w:type="dxa"/>
+            <w:tcW w:w="6237" w:type="dxa"/>
             <w:vAlign w:val="center"/>
           </w:tcPr>
           <w:p>
@@ -4786,7 +4247,654 @@
               <w:pStyle w:val="TextoTablas"/>
             </w:pPr>
             <w:r>
-              <w:t>Refrigerar inmediatamente a 4°C en una nevera portátil con geles refrigerante</w:t>
+              <w:t>Faculta al INVIMA y a las Entidades Territoriales de Salud para realizar inspección, vigilancia y control.</w:t>
+            </w:r>
+          </w:p>
+        </w:tc>
+      </w:tr>
+    </w:tbl>
+    <w:p>
+      <w:r>
+        <w:t>Nota. Adaptado de Ministerio de Salud y Protección Social (2013).</w:t>
+      </w:r>
+    </w:p>
+    <w:p>
+      <w:pPr>
+        <w:pStyle w:val="Ttulo2"/>
+      </w:pPr>
+      <w:bookmarkStart w:id="8" w:name="_Toc238833606"/>
+      <w:r>
+        <w:t>Otras normas técnicas de referencia (NTC, ISO 22000)</w:t>
+      </w:r>
+      <w:bookmarkEnd w:id="8"/>
+    </w:p>
+    <w:p>
+      <w:r>
+        <w:t>Además de la normativa de obligatorio cumplimiento, existen normas técnicas de aplicación voluntaria que proporcionan lineamientos para fortalecer los sistemas de gestión de la inocuidad alimentaria y promover la mejora continua en las organizaciones.</w:t>
+      </w:r>
+    </w:p>
+    <w:p>
+      <w:pPr>
+        <w:pStyle w:val="Prrafodelista"/>
+        <w:numPr>
+          <w:ilvl w:val="0"/>
+          <w:numId w:val="11"/>
+        </w:numPr>
+      </w:pPr>
+      <w:r>
+        <w:t xml:space="preserve">Normas Técnicas Colombianas (NTC): el Instituto Colombiano de Normas Técnicas y Certificación (ICONTEC) ha desarrollado diversas normas relacionadas con las Buenas Prácticas de Manufactura (BPM) y la inocuidad alimentaria. Entre ellas se encuentran la NTC 5842, que establece directrices para el control de Listeria </w:t>
+      </w:r>
+      <w:proofErr w:type="spellStart"/>
+      <w:r>
+        <w:t>monocytogenes</w:t>
+      </w:r>
+      <w:proofErr w:type="spellEnd"/>
+      <w:r>
+        <w:t xml:space="preserve"> en alimentos, y la </w:t>
+      </w:r>
+      <w:r>
+        <w:lastRenderedPageBreak/>
+        <w:t>NTC 5466, orientada a herramientas para el control de puntos críticos en los procesos de producción de alimentos.</w:t>
+      </w:r>
+    </w:p>
+    <w:p>
+      <w:pPr>
+        <w:pStyle w:val="Prrafodelista"/>
+        <w:numPr>
+          <w:ilvl w:val="0"/>
+          <w:numId w:val="11"/>
+        </w:numPr>
+      </w:pPr>
+      <w:r>
+        <w:t>NTC-ISO 22000: es la norma internacional para los Sistemas de Gestión de la Inocuidad de los Alimentos. Integra los principios del HACCP y los programas prerrequisito (como BPM y POES) en un sistema de gestión completo, siguiendo la estructura de alto nivel de las normas ISO. Obtener esta certificación demuestra un alto compromiso con la inocuidad.</w:t>
+      </w:r>
+    </w:p>
+    <w:p>
+      <w:pPr>
+        <w:spacing w:before="0" w:after="160" w:line="259" w:lineRule="auto"/>
+        <w:ind w:firstLine="0"/>
+      </w:pPr>
+      <w:r>
+        <w:br w:type="page"/>
+      </w:r>
+    </w:p>
+    <w:p>
+      <w:pPr>
+        <w:pStyle w:val="Ttulo1"/>
+      </w:pPr>
+      <w:bookmarkStart w:id="9" w:name="_Toc238833607"/>
+      <w:r>
+        <w:lastRenderedPageBreak/>
+        <w:t xml:space="preserve">Planeación del </w:t>
+      </w:r>
+      <w:r>
+        <w:t>r</w:t>
+      </w:r>
+      <w:r>
+        <w:t xml:space="preserve">egistro de </w:t>
+      </w:r>
+      <w:r>
+        <w:t>i</w:t>
+      </w:r>
+      <w:r>
+        <w:t xml:space="preserve">nformación en </w:t>
+      </w:r>
+      <w:r>
+        <w:t>p</w:t>
+      </w:r>
+      <w:r>
+        <w:t xml:space="preserve">rogramas de </w:t>
+      </w:r>
+      <w:r>
+        <w:t>s</w:t>
+      </w:r>
+      <w:r>
+        <w:t>aneamiento</w:t>
+      </w:r>
+      <w:bookmarkEnd w:id="9"/>
+      <w:r>
+        <w:t xml:space="preserve"> </w:t>
+      </w:r>
+    </w:p>
+    <w:p>
+      <w:r>
+        <w:t>"Lo que no se registra, no se hace". Esta frase es un lema fundamental en la industria alimentaria. La planeación del registro de información es tan importante como la ejecución misma de las tareas. Los registros son la evidencia objetiva del cumplimiento y la herramienta principal para verificar, rastrear y mejorar los procesos.</w:t>
+      </w:r>
+    </w:p>
+    <w:p>
+      <w:pPr>
+        <w:pStyle w:val="Ttulo2"/>
+      </w:pPr>
+      <w:bookmarkStart w:id="10" w:name="_Toc238833608"/>
+      <w:r>
+        <w:t xml:space="preserve">Concepto de </w:t>
+      </w:r>
+      <w:r>
+        <w:t>p</w:t>
+      </w:r>
+      <w:r>
+        <w:t xml:space="preserve">rograma de </w:t>
+      </w:r>
+      <w:r>
+        <w:t>s</w:t>
+      </w:r>
+      <w:r>
+        <w:t xml:space="preserve">aneamiento: </w:t>
+      </w:r>
+      <w:r>
+        <w:t>o</w:t>
+      </w:r>
+      <w:r>
+        <w:t>bjetivos y estructura</w:t>
+      </w:r>
+      <w:bookmarkEnd w:id="10"/>
+    </w:p>
+    <w:p>
+      <w:r>
+        <w:t xml:space="preserve">Un </w:t>
+      </w:r>
+      <w:r>
+        <w:t>p</w:t>
+      </w:r>
+      <w:r>
+        <w:t xml:space="preserve">rograma de </w:t>
+      </w:r>
+      <w:r>
+        <w:t>s</w:t>
+      </w:r>
+      <w:r>
+        <w:t>aneamiento es un documento formal, planificado y sistemático que reúne todas las actividades y procedimientos necesarios para mantener las condiciones higiénicas y sanitarias en un establecimiento de alimentos. Su objetivo principal es prevenir la contaminación de los alimentos, protegiendo así la salud del consumidor.</w:t>
+      </w:r>
+    </w:p>
+    <w:p>
+      <w:r>
+        <w:t>Todo programa de saneamiento debe estar documentado y debe incluir, al menos, cuatro subprogramas o componentes esenciales:</w:t>
+      </w:r>
+    </w:p>
+    <w:p>
+      <w:pPr>
+        <w:rPr>
+          <w:b/>
+          <w:bCs/>
+        </w:rPr>
+      </w:pPr>
+      <w:r>
+        <w:rPr>
+          <w:b/>
+          <w:bCs/>
+        </w:rPr>
+        <w:t xml:space="preserve">Los 4 pilares del programa de saneamiento </w:t>
+      </w:r>
+    </w:p>
+    <w:p>
+      <w:pPr>
+        <w:pStyle w:val="Prrafodelista"/>
+        <w:numPr>
+          <w:ilvl w:val="0"/>
+          <w:numId w:val="33"/>
+        </w:numPr>
+      </w:pPr>
+      <w:r>
+        <w:rPr>
+          <w:b/>
+          <w:bCs/>
+        </w:rPr>
+        <w:t>Programa de limpieza y desinfección</w:t>
+      </w:r>
+      <w:r>
+        <w:t xml:space="preserve">. </w:t>
+      </w:r>
+      <w:r>
+        <w:t>Establece los procedimientos estandarizados de limpieza y desinfección de instalaciones, equipos y utensilios. Incluye fichas técnicas, concentraciones, frecuencias y responsables de cada actividad. Su eficacia se verifica mediante inspección visual, pruebas de ATP o análisis microbiológicos.</w:t>
+      </w:r>
+    </w:p>
+    <w:p>
+      <w:pPr>
+        <w:pStyle w:val="Prrafodelista"/>
+        <w:numPr>
+          <w:ilvl w:val="0"/>
+          <w:numId w:val="33"/>
+        </w:numPr>
+      </w:pPr>
+      <w:r>
+        <w:rPr>
+          <w:b/>
+          <w:bCs/>
+        </w:rPr>
+        <w:lastRenderedPageBreak/>
+        <w:t>Programa de control de plagas y vectores</w:t>
+      </w:r>
+      <w:r>
+        <w:t xml:space="preserve">. </w:t>
+      </w:r>
+      <w:r>
+        <w:t>Comprende las actividades de manejo integrado de plagas (MIP), incluyendo monitoreo, medidas preventivas, controles físicos y químicos realizados por empresas autorizadas y el registro de las intervenciones.</w:t>
+      </w:r>
+    </w:p>
+    <w:p>
+      <w:pPr>
+        <w:pStyle w:val="Prrafodelista"/>
+        <w:numPr>
+          <w:ilvl w:val="0"/>
+          <w:numId w:val="33"/>
+        </w:numPr>
+      </w:pPr>
+      <w:r>
+        <w:rPr>
+          <w:b/>
+          <w:bCs/>
+        </w:rPr>
+        <w:t>Programa de abastecimiento de agua potable</w:t>
+      </w:r>
+      <w:r>
+        <w:t xml:space="preserve">. </w:t>
+      </w:r>
+      <w:r>
+        <w:t>Garantiza que el agua utilizada durante la producción cumpla con los requisitos de potabilidad mediante controles periódicos, mantenimiento de tanques y análisis fisicoquímicos y microbiológicos.</w:t>
+      </w:r>
+    </w:p>
+    <w:p>
+      <w:pPr>
+        <w:pStyle w:val="Prrafodelista"/>
+        <w:numPr>
+          <w:ilvl w:val="0"/>
+          <w:numId w:val="33"/>
+        </w:numPr>
+      </w:pPr>
+      <w:r>
+        <w:rPr>
+          <w:b/>
+          <w:bCs/>
+        </w:rPr>
+        <w:t>Programa de manejo de residuos sólidos y líquidos</w:t>
+      </w:r>
+      <w:r>
+        <w:t xml:space="preserve">. </w:t>
+      </w:r>
+      <w:r>
+        <w:t>Establece los procedimientos para la separación en la fuente, el almacenamiento temporal, la recolección y la disposición final de los residuos generados durante el proceso productivo.</w:t>
+      </w:r>
+    </w:p>
+    <w:p>
+      <w:pPr>
+        <w:pStyle w:val="Ttulo2"/>
+      </w:pPr>
+      <w:bookmarkStart w:id="11" w:name="_Toc238833609"/>
+      <w:r>
+        <w:t>Tipos de formatos y registros: características y criterios de diligenciamiento</w:t>
+      </w:r>
+      <w:bookmarkEnd w:id="11"/>
+    </w:p>
+    <w:p>
+      <w:r>
+        <w:t>Para planear el registro, es necesario diseñar los formatos adecuados. Un formato es el documento prediseñado que será diligenciado. Un registro es el formato ya diligenciado, que contiene datos y evidencia de una actividad realizada.</w:t>
+      </w:r>
+    </w:p>
+    <w:p>
+      <w:r>
+        <w:t>Características de un buen formato:</w:t>
+      </w:r>
+    </w:p>
+    <w:p>
+      <w:pPr>
+        <w:pStyle w:val="Prrafodelista"/>
+        <w:numPr>
+          <w:ilvl w:val="0"/>
+          <w:numId w:val="12"/>
+        </w:numPr>
+      </w:pPr>
+      <w:r>
+        <w:t>Claro y sencillo: debe ser fácil de entender para quien lo diligencie.</w:t>
+      </w:r>
+    </w:p>
+    <w:p>
+      <w:pPr>
+        <w:pStyle w:val="Prrafodelista"/>
+        <w:numPr>
+          <w:ilvl w:val="0"/>
+          <w:numId w:val="12"/>
+        </w:numPr>
+      </w:pPr>
+      <w:r>
+        <w:t>Identificable: debe tener un código, nombre y fecha de versión únicos.</w:t>
+      </w:r>
+    </w:p>
+    <w:p>
+      <w:pPr>
+        <w:pStyle w:val="Prrafodelista"/>
+        <w:numPr>
+          <w:ilvl w:val="0"/>
+          <w:numId w:val="12"/>
+        </w:numPr>
+      </w:pPr>
+      <w:r>
+        <w:t>Estructurado: debe tener espacios definidos para la información requerida (fecha, hora, actividad, responsable, observaciones, etc.).</w:t>
+      </w:r>
+    </w:p>
+    <w:p>
+      <w:pPr>
+        <w:pStyle w:val="Prrafodelista"/>
+        <w:numPr>
+          <w:ilvl w:val="0"/>
+          <w:numId w:val="12"/>
+        </w:numPr>
+      </w:pPr>
+      <w:r>
+        <w:lastRenderedPageBreak/>
+        <w:t>Con campos para verificación: debe permitir dejar constancia de que se realizó una actividad y que se cumplió con el parámetro esperado (ej. Casillas de verificación, espacios para anotar una medición).</w:t>
+      </w:r>
+    </w:p>
+    <w:p>
+      <w:pPr>
+        <w:rPr>
+          <w:b/>
+          <w:bCs/>
+        </w:rPr>
+      </w:pPr>
+      <w:r>
+        <w:rPr>
+          <w:b/>
+          <w:bCs/>
+        </w:rPr>
+        <w:t>Criterios para el correcto diligenciamiento de registros:</w:t>
+      </w:r>
+    </w:p>
+    <w:p>
+      <w:r>
+        <w:rPr>
+          <w:b/>
+          <w:bCs/>
+        </w:rPr>
+        <w:t>Uso de lápiz</w:t>
+      </w:r>
+      <w:r>
+        <w:rPr>
+          <w:b/>
+          <w:bCs/>
+        </w:rPr>
+        <w:t xml:space="preserve">. </w:t>
+      </w:r>
+      <w:r>
+        <w:t>Un registro diligenciado con lápiz, con información borrosa, manchada y poco clara. Con el tiempo, la información puede perderse o alterarse.</w:t>
+      </w:r>
+    </w:p>
+    <w:p>
+      <w:r>
+        <w:t>Acción correcta: utilizar siempre bolígrafo de tinta azul o negra. La tinta es permanente e indeleble, lo que garantiza que la información perdure en el tiempo y no pueda ser alterada.</w:t>
+      </w:r>
+    </w:p>
+    <w:p>
+      <w:r>
+        <w:rPr>
+          <w:b/>
+          <w:bCs/>
+        </w:rPr>
+        <w:t>Uso de corrector</w:t>
+      </w:r>
+      <w:r>
+        <w:t xml:space="preserve">. </w:t>
+      </w:r>
+      <w:r>
+        <w:t>Un formato en el que se utilizó corrector líquido (blanquero) para tapar un error. Esto genera desconfianza y puede interpretarse como un intento de ocultar información.</w:t>
+      </w:r>
+    </w:p>
+    <w:p>
+      <w:r>
+        <w:t>Acción correcta: tachar el error con una línea horizontal (dejando visible el dato incorrecto), escribir el dato correcto al lado o encima, y firmar o colocar las iniciales de quien realiza la corrección.</w:t>
+      </w:r>
+    </w:p>
+    <w:p>
+      <w:r>
+        <w:rPr>
+          <w:b/>
+          <w:bCs/>
+        </w:rPr>
+        <w:t>Registro fuera de tiempo</w:t>
+      </w:r>
+      <w:r>
+        <w:t xml:space="preserve">. </w:t>
+      </w:r>
+      <w:r>
+        <w:t>Un formato diligenciado al final del día, con información genérica como "todo bien" o "todo en orden", sin horarios específicos ni detalles de las actividades realizadas.</w:t>
+      </w:r>
+    </w:p>
+    <w:p>
+      <w:r>
+        <w:t>Acción correcta: diligenciar el registro en el momento exacto en que se realiza la actividad. Ejemplo: "10:30 a. m. - Inicio de pasteurización, temperatura: 72 °C; 11:00 a. m. - Verificación, temperatura: 72 °C."</w:t>
+      </w:r>
+    </w:p>
+    <w:p>
+      <w:r>
+        <w:rPr>
+          <w:b/>
+          <w:bCs/>
+        </w:rPr>
+        <w:lastRenderedPageBreak/>
+        <w:t xml:space="preserve">  Información incompleta</w:t>
+      </w:r>
+      <w:r>
+        <w:t xml:space="preserve">. </w:t>
+      </w:r>
+      <w:r>
+        <w:t>Un formato con espacios en blanco para datos fundamentales, como la fecha, la hora, el nombre del responsable o la firma de verificación.</w:t>
+      </w:r>
+    </w:p>
+    <w:p>
+      <w:r>
+        <w:t>Acción correcta: asegurarse de que todo registro incluya y diligencie los campos obligatorios: fecha completa, hora exacta, nombre completo y legible, firma del responsable y, cuando aplique, visto bueno del supervisor.</w:t>
+      </w:r>
+    </w:p>
+    <w:p>
+      <w:pPr>
+        <w:pStyle w:val="Ttulo2"/>
+      </w:pPr>
+      <w:bookmarkStart w:id="12" w:name="_Toc238833610"/>
+      <w:r>
+        <w:t xml:space="preserve">Elaboración de un plan de muestreo: </w:t>
+      </w:r>
+      <w:r>
+        <w:t>t</w:t>
+      </w:r>
+      <w:r>
+        <w:t>écnicas, tamaños y conservación de muestras</w:t>
+      </w:r>
+      <w:bookmarkEnd w:id="12"/>
+    </w:p>
+    <w:p>
+      <w:r>
+        <w:t>El muestreo es una actividad clave para verificar la calidad y la inocuidad de los insumos, los productos en proceso y los productos terminados. Planear el muestreo implica definir un "plan de muestreo", que es un protocolo que establece:</w:t>
+      </w:r>
+    </w:p>
+    <w:p>
+      <w:pPr>
+        <w:pStyle w:val="Prrafodelista"/>
+        <w:numPr>
+          <w:ilvl w:val="0"/>
+          <w:numId w:val="13"/>
+        </w:numPr>
+      </w:pPr>
+      <w:r>
+        <w:t>Objetivo del muestreo: ¿Para qué se toma la muestra? (Ej. análisis microbiológico de rutina, verificación de un lote sospechoso, liberación de un producto terminado).</w:t>
+      </w:r>
+    </w:p>
+    <w:p>
+      <w:pPr>
+        <w:pStyle w:val="Prrafodelista"/>
+        <w:numPr>
+          <w:ilvl w:val="0"/>
+          <w:numId w:val="13"/>
+        </w:numPr>
+      </w:pPr>
+      <w:r>
+        <w:t>Tipo de muestra: ¿Se toman muestras al azar, representativas de un lote, o muestras dirigidas a puntos específicos?</w:t>
+      </w:r>
+    </w:p>
+    <w:p>
+      <w:pPr>
+        <w:pStyle w:val="Prrafodelista"/>
+        <w:numPr>
+          <w:ilvl w:val="0"/>
+          <w:numId w:val="13"/>
+        </w:numPr>
+      </w:pPr>
+      <w:r>
+        <w:t>Tamaño de la muestra: ¿Cuántas unidades o qué cantidad de producto se debe tomar para que la muestra sea representativa del lote? Esto puede basarse en normas técnicas (como las NTC) o en el criterio del experto. Por ejemplo, en un lote de 100 cajas de galletas, se podrían muestrear 5 cajas al azar.</w:t>
+      </w:r>
+    </w:p>
+    <w:p>
+      <w:pPr>
+        <w:pStyle w:val="Prrafodelista"/>
+        <w:numPr>
+          <w:ilvl w:val="0"/>
+          <w:numId w:val="13"/>
+        </w:numPr>
+      </w:pPr>
+      <w:r>
+        <w:lastRenderedPageBreak/>
+        <w:t>Técnica de muestreo: ¿Cómo se toma la muestra para evitar contaminarla? Se deben usar utensilios y recipientes estériles, y seguir procedimientos asépticos.</w:t>
+      </w:r>
+    </w:p>
+    <w:p>
+      <w:pPr>
+        <w:pStyle w:val="Prrafodelista"/>
+        <w:numPr>
+          <w:ilvl w:val="0"/>
+          <w:numId w:val="13"/>
+        </w:numPr>
+      </w:pPr>
+      <w:r>
+        <w:t>Conservación y transporte de la muestra: ¿Cómo se preserva la muestra hasta que llegue al laboratorio para que sus condiciones no se alteren? Para análisis microbiológicos, las muestras deben refrigerarse (entre 2</w:t>
+      </w:r>
+      <w:r>
+        <w:t xml:space="preserve"> </w:t>
+      </w:r>
+      <w:r>
+        <w:t>°C y 8</w:t>
+      </w:r>
+      <w:r>
+        <w:t xml:space="preserve"> </w:t>
+      </w:r>
+      <w:r>
+        <w:t>°C) y transportarse en neveras portátiles. Para análisis fisicoquímicos, pueden requerir congelación o simplemente temperatura ambiente, dependiendo del análisis.</w:t>
+      </w:r>
+    </w:p>
+    <w:p>
+      <w:pPr>
+        <w:pStyle w:val="Prrafodelista"/>
+        <w:numPr>
+          <w:ilvl w:val="0"/>
+          <w:numId w:val="13"/>
+        </w:numPr>
+      </w:pPr>
+      <w:r>
+        <w:t xml:space="preserve">Rotulado de la muestra: </w:t>
+      </w:r>
+      <w:r>
+        <w:t>t</w:t>
+      </w:r>
+      <w:r>
+        <w:t>oda muestra debe estar claramente identificada con una etiqueta que incluya, como mínimo: nombre del producto, fecha de muestreo, hora, lote (si aplica), tipo de análisis solicitado y nombre de quien tomó la muestra.</w:t>
+      </w:r>
+    </w:p>
+    <w:p>
+      <w:pPr>
+        <w:pStyle w:val="Prrafodelista"/>
+        <w:numPr>
+          <w:ilvl w:val="0"/>
+          <w:numId w:val="13"/>
+        </w:numPr>
+      </w:pPr>
+      <w:r>
+        <w:t xml:space="preserve">Registro de la información: </w:t>
+      </w:r>
+      <w:r>
+        <w:t>s</w:t>
+      </w:r>
+      <w:r>
+        <w:t>e debe diligenciar un formato de "Acta de Toma de Muestras" donde se consigne toda la información anterior.</w:t>
+      </w:r>
+    </w:p>
+    <w:p>
+      <w:pPr>
+        <w:pStyle w:val="Tabla"/>
+      </w:pPr>
+      <w:r>
+        <w:t>Ejemplo de plan de muestreo para la recepción de leche cruda</w:t>
+      </w:r>
+    </w:p>
+    <w:tbl>
+      <w:tblPr>
+        <w:tblStyle w:val="SENA"/>
+        <w:tblW w:w="10060" w:type="dxa"/>
+        <w:tblLook w:val="04A0" w:firstRow="1" w:lastRow="0" w:firstColumn="1" w:lastColumn="0" w:noHBand="0" w:noVBand="1"/>
+      </w:tblPr>
+      <w:tblGrid>
+        <w:gridCol w:w="3823"/>
+        <w:gridCol w:w="6237"/>
+      </w:tblGrid>
+      <w:tr>
+        <w:trPr>
+          <w:cnfStyle w:val="100000000000" w:firstRow="1" w:lastRow="0" w:firstColumn="0" w:lastColumn="0" w:oddVBand="0" w:evenVBand="0" w:oddHBand="0" w:evenHBand="0" w:firstRowFirstColumn="0" w:firstRowLastColumn="0" w:lastRowFirstColumn="0" w:lastRowLastColumn="0"/>
+          <w:tblHeader/>
+        </w:trPr>
+        <w:tc>
+          <w:tcPr>
+            <w:tcW w:w="3823" w:type="dxa"/>
+            <w:vAlign w:val="center"/>
+          </w:tcPr>
+          <w:p>
+            <w:pPr>
+              <w:pStyle w:val="TextoTablas"/>
+            </w:pPr>
+            <w:r>
+              <w:t>Variable</w:t>
+            </w:r>
+          </w:p>
+        </w:tc>
+        <w:tc>
+          <w:tcPr>
+            <w:tcW w:w="6237" w:type="dxa"/>
+            <w:vAlign w:val="center"/>
+          </w:tcPr>
+          <w:p>
+            <w:pPr>
+              <w:pStyle w:val="TextoTablas"/>
+            </w:pPr>
+            <w:r>
+              <w:t>Especificación</w:t>
+            </w:r>
+          </w:p>
+        </w:tc>
+      </w:tr>
+      <w:tr>
+        <w:trPr>
+          <w:cnfStyle w:val="000000100000" w:firstRow="0" w:lastRow="0" w:firstColumn="0" w:lastColumn="0" w:oddVBand="0" w:evenVBand="0" w:oddHBand="1" w:evenHBand="0" w:firstRowFirstColumn="0" w:firstRowLastColumn="0" w:lastRowFirstColumn="0" w:lastRowLastColumn="0"/>
+        </w:trPr>
+        <w:tc>
+          <w:tcPr>
+            <w:tcW w:w="3823" w:type="dxa"/>
+            <w:vAlign w:val="center"/>
+          </w:tcPr>
+          <w:p>
+            <w:pPr>
+              <w:pStyle w:val="TextoTablas"/>
+            </w:pPr>
+            <w:r>
+              <w:t>Objetivo</w:t>
+            </w:r>
+          </w:p>
+        </w:tc>
+        <w:tc>
+          <w:tcPr>
+            <w:tcW w:w="6237" w:type="dxa"/>
+            <w:vAlign w:val="center"/>
+          </w:tcPr>
+          <w:p>
+            <w:pPr>
+              <w:pStyle w:val="TextoTablas"/>
+            </w:pPr>
+            <w:r>
+              <w:t>Verificar la calidad microbiológica y fisicoquímica de la leche cruda al ingreso a planta</w:t>
             </w:r>
             <w:r>
               <w:t>.</w:t>
@@ -4805,13 +4913,13 @@
               <w:pStyle w:val="TextoTablas"/>
             </w:pPr>
             <w:r>
-              <w:t>Rotulado</w:t>
+              <w:t>Tipo de muestra</w:t>
             </w:r>
           </w:p>
         </w:tc>
         <w:tc>
           <w:tcPr>
-            <w:tcW w:w="5953" w:type="dxa"/>
+            <w:tcW w:w="6237" w:type="dxa"/>
             <w:vAlign w:val="center"/>
           </w:tcPr>
           <w:p>
@@ -4819,6 +4927,145 @@
               <w:pStyle w:val="TextoTablas"/>
             </w:pPr>
             <w:r>
+              <w:t>Muestra compuesta representativa del carro tanque</w:t>
+            </w:r>
+            <w:r>
+              <w:t>.</w:t>
+            </w:r>
+          </w:p>
+        </w:tc>
+      </w:tr>
+      <w:tr>
+        <w:trPr>
+          <w:cnfStyle w:val="000000100000" w:firstRow="0" w:lastRow="0" w:firstColumn="0" w:lastColumn="0" w:oddVBand="0" w:evenVBand="0" w:oddHBand="1" w:evenHBand="0" w:firstRowFirstColumn="0" w:firstRowLastColumn="0" w:lastRowFirstColumn="0" w:lastRowLastColumn="0"/>
+        </w:trPr>
+        <w:tc>
+          <w:tcPr>
+            <w:tcW w:w="3823" w:type="dxa"/>
+            <w:vAlign w:val="center"/>
+          </w:tcPr>
+          <w:p>
+            <w:pPr>
+              <w:pStyle w:val="TextoTablas"/>
+            </w:pPr>
+            <w:r>
+              <w:t>Tamaño de la muestra</w:t>
+            </w:r>
+          </w:p>
+        </w:tc>
+        <w:tc>
+          <w:tcPr>
+            <w:tcW w:w="6237" w:type="dxa"/>
+            <w:vAlign w:val="center"/>
+          </w:tcPr>
+          <w:p>
+            <w:pPr>
+              <w:pStyle w:val="TextoTablas"/>
+            </w:pPr>
+            <w:r>
+              <w:t>1 litro de leche, tomado de diferentes puntos del tanque después de la agitación</w:t>
+            </w:r>
+            <w:r>
+              <w:t>.</w:t>
+            </w:r>
+          </w:p>
+        </w:tc>
+      </w:tr>
+      <w:tr>
+        <w:tc>
+          <w:tcPr>
+            <w:tcW w:w="3823" w:type="dxa"/>
+            <w:vAlign w:val="center"/>
+          </w:tcPr>
+          <w:p>
+            <w:pPr>
+              <w:pStyle w:val="TextoTablas"/>
+            </w:pPr>
+            <w:r>
+              <w:lastRenderedPageBreak/>
+              <w:t>Técnica de muestreo</w:t>
+            </w:r>
+          </w:p>
+        </w:tc>
+        <w:tc>
+          <w:tcPr>
+            <w:tcW w:w="6237" w:type="dxa"/>
+            <w:vAlign w:val="center"/>
+          </w:tcPr>
+          <w:p>
+            <w:pPr>
+              <w:pStyle w:val="TextoTablas"/>
+            </w:pPr>
+            <w:r>
+              <w:t>Usar un muestreador de acero inoxidable previamente esterilizado. Verter la leche en un frasco de vidrio estéril de boca ancha</w:t>
+            </w:r>
+            <w:r>
+              <w:t>.</w:t>
+            </w:r>
+          </w:p>
+        </w:tc>
+      </w:tr>
+      <w:tr>
+        <w:trPr>
+          <w:cnfStyle w:val="000000100000" w:firstRow="0" w:lastRow="0" w:firstColumn="0" w:lastColumn="0" w:oddVBand="0" w:evenVBand="0" w:oddHBand="1" w:evenHBand="0" w:firstRowFirstColumn="0" w:firstRowLastColumn="0" w:lastRowFirstColumn="0" w:lastRowLastColumn="0"/>
+        </w:trPr>
+        <w:tc>
+          <w:tcPr>
+            <w:tcW w:w="3823" w:type="dxa"/>
+            <w:vAlign w:val="center"/>
+          </w:tcPr>
+          <w:p>
+            <w:pPr>
+              <w:pStyle w:val="TextoTablas"/>
+            </w:pPr>
+            <w:r>
+              <w:t>Conservación</w:t>
+            </w:r>
+          </w:p>
+        </w:tc>
+        <w:tc>
+          <w:tcPr>
+            <w:tcW w:w="6237" w:type="dxa"/>
+            <w:vAlign w:val="center"/>
+          </w:tcPr>
+          <w:p>
+            <w:pPr>
+              <w:pStyle w:val="TextoTablas"/>
+            </w:pPr>
+            <w:r>
+              <w:t>Refrigerar inmediatamente a 4°C en una nevera portátil con geles refrigerante</w:t>
+            </w:r>
+            <w:r>
+              <w:t>.</w:t>
+            </w:r>
+          </w:p>
+        </w:tc>
+      </w:tr>
+      <w:tr>
+        <w:tc>
+          <w:tcPr>
+            <w:tcW w:w="3823" w:type="dxa"/>
+            <w:vAlign w:val="center"/>
+          </w:tcPr>
+          <w:p>
+            <w:pPr>
+              <w:pStyle w:val="TextoTablas"/>
+            </w:pPr>
+            <w:r>
+              <w:t>Rotulado</w:t>
+            </w:r>
+          </w:p>
+        </w:tc>
+        <w:tc>
+          <w:tcPr>
+            <w:tcW w:w="6237" w:type="dxa"/>
+            <w:vAlign w:val="center"/>
+          </w:tcPr>
+          <w:p>
+            <w:pPr>
+              <w:pStyle w:val="TextoTablas"/>
+            </w:pPr>
+            <w:r>
               <w:t>Etiqueta con: "</w:t>
             </w:r>
             <w:r>
@@ -4915,7 +5162,7 @@
       <w:pPr>
         <w:pStyle w:val="Ttulo2"/>
       </w:pPr>
-      <w:bookmarkStart w:id="13" w:name="_Toc236236985"/>
+      <w:bookmarkStart w:id="13" w:name="_Toc238833611"/>
       <w:r>
         <w:t xml:space="preserve">Registro en el </w:t>
       </w:r>
@@ -4942,6 +5189,95 @@
     <w:p>
       <w:r>
         <w:t>Este programa debe contar con registros que permitan hacer seguimiento a cada una de las actividades. Planear estos registros implica diseñar formatos para:</w:t>
+      </w:r>
+    </w:p>
+    <w:p>
+      <w:pPr>
+        <w:pStyle w:val="Prrafodelista"/>
+        <w:numPr>
+          <w:ilvl w:val="0"/>
+          <w:numId w:val="14"/>
+        </w:numPr>
+      </w:pPr>
+      <w:r>
+        <w:t>Registro diario de limpieza y desinfección: un formato en el que, por cada área o equipo, el operario anote la fecha, la hora, la actividad realizada (ej. "limpieza de mesón de acero inoxidable"), los productos utilizados (nombre y concentración) y su firma como constancia.</w:t>
+      </w:r>
+    </w:p>
+    <w:p>
+      <w:pPr>
+        <w:pStyle w:val="Prrafodelista"/>
+        <w:numPr>
+          <w:ilvl w:val="0"/>
+          <w:numId w:val="14"/>
+        </w:numPr>
+      </w:pPr>
+      <w:r>
+        <w:t>Registro de preparación de soluciones desinfectantes: un formato para llevar el control de la preparación de las soluciones, verificando que se respeten las concentraciones indicadas (ej. "para preparar 10 litros de solución de hipoclorito a 200 ppm, se agregaron X ml de hipoclorito al 5 %").</w:t>
+      </w:r>
+    </w:p>
+    <w:p/>
+    <w:p>
+      <w:pPr>
+        <w:pStyle w:val="Prrafodelista"/>
+        <w:numPr>
+          <w:ilvl w:val="0"/>
+          <w:numId w:val="14"/>
+        </w:numPr>
+      </w:pPr>
+      <w:r>
+        <w:lastRenderedPageBreak/>
+        <w:t>Registro de verificación de la limpieza y desinfección: un formato que puede ser diligenciado por un supervisor, mediante la toma de muestras con hisopos en superficies para verificar la eficacia de la limpieza (pruebas de ATP o recuento microbiológico) o simplemente mediante inspección visual.</w:t>
+      </w:r>
+    </w:p>
+    <w:p>
+      <w:pPr>
+        <w:pStyle w:val="Ttulo2"/>
+      </w:pPr>
+      <w:bookmarkStart w:id="14" w:name="_Toc238833612"/>
+      <w:r>
+        <w:t xml:space="preserve">Registro en el </w:t>
+      </w:r>
+      <w:r>
+        <w:t>p</w:t>
+      </w:r>
+      <w:r>
+        <w:t xml:space="preserve">rograma de </w:t>
+      </w:r>
+      <w:r>
+        <w:t>c</w:t>
+      </w:r>
+      <w:r>
+        <w:t xml:space="preserve">ontrol de </w:t>
+      </w:r>
+      <w:r>
+        <w:t>p</w:t>
+      </w:r>
+      <w:r>
+        <w:t xml:space="preserve">lagas y </w:t>
+      </w:r>
+      <w:r>
+        <w:t>v</w:t>
+      </w:r>
+      <w:r>
+        <w:t>ectores</w:t>
+      </w:r>
+      <w:bookmarkEnd w:id="14"/>
+    </w:p>
+    <w:p>
+      <w:r>
+        <w:t>La planeación de registros para este programa es vital para demostrar que se está llevando a cabo un control efectivo. Los registros típicos incluyen:</w:t>
+      </w:r>
+    </w:p>
+    <w:p>
+      <w:pPr>
+        <w:pStyle w:val="Prrafodelista"/>
+        <w:numPr>
+          <w:ilvl w:val="0"/>
+          <w:numId w:val="16"/>
+        </w:numPr>
+      </w:pPr>
+      <w:r>
+        <w:t>Registro de inspección interna: un formato para que el personal de la planta realice inspecciones periódicas (semanales o quincenales) y reporte cualquier evidencia de plagas (roedores, insectos, aves) o condiciones que puedan atraerlas (ej. huecos en paredes, residuos acumulados, agua estancada).</w:t>
       </w:r>
     </w:p>
     <w:p>
@@ -4953,72 +5289,7 @@
         </w:numPr>
       </w:pPr>
       <w:r>
-        <w:t>Registro diario de limpieza y desinfección: un formato en el que, por cada área o equipo, el operario anote la fecha, la hora, la actividad realizada (ej. "limpieza de mesón de acero inoxidable"), los productos utilizados (nombre y concentración) y su firma como constancia.</w:t>
-      </w:r>
-    </w:p>
-    <w:p>
-      <w:pPr>
-        <w:pStyle w:val="Prrafodelista"/>
-        <w:numPr>
-          <w:ilvl w:val="0"/>
-          <w:numId w:val="15"/>
-        </w:numPr>
-      </w:pPr>
-      <w:r>
-        <w:t>Registro de preparación de soluciones desinfectantes: un formato para llevar el control de la preparación de las soluciones, verificando que se respeten las concentraciones indicadas (ej. "para preparar 10 litros de solución de hipoclorito a 200 ppm, se agregaron X ml de hipoclorito al 5 %").</w:t>
-      </w:r>
-    </w:p>
-    <w:p/>
-    <w:p>
-      <w:pPr>
-        <w:pStyle w:val="Prrafodelista"/>
-        <w:numPr>
-          <w:ilvl w:val="0"/>
-          <w:numId w:val="15"/>
-        </w:numPr>
-      </w:pPr>
-      <w:r>
-        <w:lastRenderedPageBreak/>
-        <w:t>Registro de verificación de la limpieza y desinfección: un formato que puede ser diligenciado por un supervisor, mediante la toma de muestras con hisopos en superficies para verificar la eficacia de la limpieza (pruebas de ATP o recuento microbiológico) o simplemente mediante inspección visual.</w:t>
-      </w:r>
-    </w:p>
-    <w:p>
-      <w:pPr>
-        <w:pStyle w:val="Ttulo2"/>
-      </w:pPr>
-      <w:bookmarkStart w:id="14" w:name="_Toc236236986"/>
-      <w:r>
-        <w:t xml:space="preserve">Registro en el </w:t>
-      </w:r>
-      <w:r>
-        <w:t>p</w:t>
-      </w:r>
-      <w:r>
-        <w:t xml:space="preserve">rograma de </w:t>
-      </w:r>
-      <w:r>
-        <w:t>c</w:t>
-      </w:r>
-      <w:r>
-        <w:t xml:space="preserve">ontrol de </w:t>
-      </w:r>
-      <w:r>
-        <w:t>p</w:t>
-      </w:r>
-      <w:r>
-        <w:t xml:space="preserve">lagas y </w:t>
-      </w:r>
-      <w:r>
-        <w:t>v</w:t>
-      </w:r>
-      <w:r>
-        <w:t>ectores</w:t>
-      </w:r>
-      <w:bookmarkEnd w:id="14"/>
-    </w:p>
-    <w:p>
-      <w:r>
-        <w:t>La planeación de registros para este programa es vital para demostrar que se está llevando a cabo un control efectivo. Los registros típicos incluyen:</w:t>
+        <w:t>Registro de las actividades de la empresa externa de control de plagas: la empresa contratada debe dejar un registro detallado de cada visita, que incluya:</w:t>
       </w:r>
     </w:p>
     <w:p>
@@ -5030,7 +5301,7 @@
         </w:numPr>
       </w:pPr>
       <w:r>
-        <w:t>Registro de inspección interna: un formato para que el personal de la planta realice inspecciones periódicas (semanales o quincenales) y reporte cualquier evidencia de plagas (roedores, insectos, aves) o condiciones que puedan atraerlas (ej. huecos en paredes, residuos acumulados, agua estancada).</w:t>
+        <w:t>Fecha y hora de la visita.</w:t>
       </w:r>
     </w:p>
     <w:p>
@@ -5038,11 +5309,11 @@
         <w:pStyle w:val="Prrafodelista"/>
         <w:numPr>
           <w:ilvl w:val="0"/>
-          <w:numId w:val="16"/>
+          <w:numId w:val="17"/>
         </w:numPr>
       </w:pPr>
       <w:r>
-        <w:t>Registro de las actividades de la empresa externa de control de plagas: la empresa contratada debe dejar un registro detallado de cada visita, que incluya:</w:t>
+        <w:t>Nombre del técnico responsable.</w:t>
       </w:r>
     </w:p>
     <w:p>
@@ -5050,11 +5321,11 @@
         <w:pStyle w:val="Prrafodelista"/>
         <w:numPr>
           <w:ilvl w:val="0"/>
-          <w:numId w:val="18"/>
+          <w:numId w:val="17"/>
         </w:numPr>
       </w:pPr>
       <w:r>
-        <w:t>Fecha y hora de la visita.</w:t>
+        <w:t>Productos utilizados (nombre comercial, ingrediente activo, concentración, dosis aplicada y número de lote).</w:t>
       </w:r>
     </w:p>
     <w:p>
@@ -5062,11 +5333,11 @@
         <w:pStyle w:val="Prrafodelista"/>
         <w:numPr>
           <w:ilvl w:val="0"/>
-          <w:numId w:val="18"/>
+          <w:numId w:val="17"/>
         </w:numPr>
       </w:pPr>
       <w:r>
-        <w:t>Nombre del técnico responsable.</w:t>
+        <w:t>Equipos utilizados.</w:t>
       </w:r>
     </w:p>
     <w:p>
@@ -5074,11 +5345,11 @@
         <w:pStyle w:val="Prrafodelista"/>
         <w:numPr>
           <w:ilvl w:val="0"/>
-          <w:numId w:val="18"/>
+          <w:numId w:val="17"/>
         </w:numPr>
       </w:pPr>
       <w:r>
-        <w:t>Productos utilizados (nombre comercial, ingrediente activo, concentración, dosis aplicada y número de lote).</w:t>
+        <w:t>Ubicación de los cebos y trampas inspeccionados y/o reabastecidos.</w:t>
       </w:r>
     </w:p>
     <w:p>
@@ -5086,11 +5357,18 @@
         <w:pStyle w:val="Prrafodelista"/>
         <w:numPr>
           <w:ilvl w:val="0"/>
-          <w:numId w:val="18"/>
+          <w:numId w:val="17"/>
         </w:numPr>
       </w:pPr>
       <w:r>
-        <w:t>Equipos utilizados.</w:t>
+        <w:lastRenderedPageBreak/>
+        <w:t>Hallazgos (ej. "se encontró un roedor muerto en el cebo #</w:t>
+      </w:r>
+      <w:r>
+        <w:t xml:space="preserve"> </w:t>
+      </w:r>
+      <w:r>
+        <w:t>5", "se observó actividad baja de moscas").</w:t>
       </w:r>
     </w:p>
     <w:p>
@@ -5098,11 +5376,11 @@
         <w:pStyle w:val="Prrafodelista"/>
         <w:numPr>
           <w:ilvl w:val="0"/>
-          <w:numId w:val="18"/>
+          <w:numId w:val="17"/>
         </w:numPr>
       </w:pPr>
       <w:r>
-        <w:t>Ubicación de los cebos y trampas inspeccionados y/o reabastecidos.</w:t>
+        <w:t>Recomendaciones para la planta (ej. "sellar grieta en pared del área de almacenamiento").</w:t>
       </w:r>
     </w:p>
     <w:p>
@@ -5110,38 +5388,7 @@
         <w:pStyle w:val="Prrafodelista"/>
         <w:numPr>
           <w:ilvl w:val="0"/>
-          <w:numId w:val="18"/>
-        </w:numPr>
-      </w:pPr>
-      <w:r>
-        <w:lastRenderedPageBreak/>
-        <w:t>Hallazgos (ej. "se encontró un roedor muerto en el cebo #</w:t>
-      </w:r>
-      <w:r>
-        <w:t xml:space="preserve"> </w:t>
-      </w:r>
-      <w:r>
-        <w:t>5", "se observó actividad baja de moscas").</w:t>
-      </w:r>
-    </w:p>
-    <w:p>
-      <w:pPr>
-        <w:pStyle w:val="Prrafodelista"/>
-        <w:numPr>
-          <w:ilvl w:val="0"/>
-          <w:numId w:val="18"/>
-        </w:numPr>
-      </w:pPr>
-      <w:r>
-        <w:t>Recomendaciones para la planta (ej. "sellar grieta en pared del área de almacenamiento").</w:t>
-      </w:r>
-    </w:p>
-    <w:p>
-      <w:pPr>
-        <w:pStyle w:val="Prrafodelista"/>
-        <w:numPr>
-          <w:ilvl w:val="0"/>
-          <w:numId w:val="18"/>
+          <w:numId w:val="17"/>
         </w:numPr>
       </w:pPr>
       <w:r>
@@ -5484,7 +5731,7 @@
       <w:pPr>
         <w:pStyle w:val="Ttulo2"/>
       </w:pPr>
-      <w:bookmarkStart w:id="15" w:name="_Toc236236987"/>
+      <w:bookmarkStart w:id="15" w:name="_Toc238833613"/>
       <w:r>
         <w:lastRenderedPageBreak/>
         <w:t xml:space="preserve">Registro en el </w:t>
@@ -5525,7 +5772,7 @@
         <w:pStyle w:val="Prrafodelista"/>
         <w:numPr>
           <w:ilvl w:val="0"/>
-          <w:numId w:val="19"/>
+          <w:numId w:val="18"/>
         </w:numPr>
       </w:pPr>
       <w:r>
@@ -5537,7 +5784,7 @@
         <w:pStyle w:val="Prrafodelista"/>
         <w:numPr>
           <w:ilvl w:val="0"/>
-          <w:numId w:val="19"/>
+          <w:numId w:val="18"/>
         </w:numPr>
       </w:pPr>
       <w:r>
@@ -5549,7 +5796,7 @@
         <w:pStyle w:val="Prrafodelista"/>
         <w:numPr>
           <w:ilvl w:val="0"/>
-          <w:numId w:val="19"/>
+          <w:numId w:val="18"/>
         </w:numPr>
       </w:pPr>
       <w:r>
@@ -5560,7 +5807,7 @@
       <w:pPr>
         <w:pStyle w:val="Ttulo2"/>
       </w:pPr>
-      <w:bookmarkStart w:id="16" w:name="_Toc236236988"/>
+      <w:bookmarkStart w:id="16" w:name="_Toc238833614"/>
       <w:r>
         <w:t xml:space="preserve">Registro en el </w:t>
       </w:r>
@@ -5606,7 +5853,7 @@
         <w:pStyle w:val="Prrafodelista"/>
         <w:numPr>
           <w:ilvl w:val="0"/>
-          <w:numId w:val="16"/>
+          <w:numId w:val="15"/>
         </w:numPr>
       </w:pPr>
       <w:r>
@@ -5622,7 +5869,7 @@
         <w:pStyle w:val="Prrafodelista"/>
         <w:numPr>
           <w:ilvl w:val="0"/>
-          <w:numId w:val="16"/>
+          <w:numId w:val="15"/>
         </w:numPr>
       </w:pPr>
       <w:r>
@@ -5642,7 +5889,7 @@
       <w:pPr>
         <w:pStyle w:val="Ttulo1"/>
       </w:pPr>
-      <w:bookmarkStart w:id="17" w:name="_Toc236236989"/>
+      <w:bookmarkStart w:id="17" w:name="_Toc238833615"/>
       <w:r>
         <w:lastRenderedPageBreak/>
         <w:t>Ejecución de las Buenas Prácticas de Manufactura</w:t>
@@ -5658,7 +5905,7 @@
       <w:pPr>
         <w:pStyle w:val="Ttulo2"/>
       </w:pPr>
-      <w:bookmarkStart w:id="18" w:name="_Toc236236990"/>
+      <w:bookmarkStart w:id="18" w:name="_Toc238833616"/>
       <w:r>
         <w:t>Higiene y salud del personal manipulador</w:t>
       </w:r>
@@ -5670,6 +5917,13 @@
       </w:r>
     </w:p>
     <w:p>
+      <w:pPr>
+        <w:pStyle w:val="Prrafodelista"/>
+        <w:numPr>
+          <w:ilvl w:val="0"/>
+          <w:numId w:val="34"/>
+        </w:numPr>
+      </w:pPr>
       <w:r>
         <w:rPr>
           <w:b/>
@@ -5682,6 +5936,13 @@
       </w:r>
     </w:p>
     <w:p>
+      <w:pPr>
+        <w:pStyle w:val="Prrafodelista"/>
+        <w:numPr>
+          <w:ilvl w:val="0"/>
+          <w:numId w:val="34"/>
+        </w:numPr>
+      </w:pPr>
       <w:r>
         <w:rPr>
           <w:b/>
@@ -5694,6 +5955,13 @@
       </w:r>
     </w:p>
     <w:p>
+      <w:pPr>
+        <w:pStyle w:val="Prrafodelista"/>
+        <w:numPr>
+          <w:ilvl w:val="0"/>
+          <w:numId w:val="34"/>
+        </w:numPr>
+      </w:pPr>
       <w:r>
         <w:rPr>
           <w:b/>
@@ -5706,6 +5974,13 @@
       </w:r>
     </w:p>
     <w:p>
+      <w:pPr>
+        <w:pStyle w:val="Prrafodelista"/>
+        <w:numPr>
+          <w:ilvl w:val="0"/>
+          <w:numId w:val="34"/>
+        </w:numPr>
+      </w:pPr>
       <w:r>
         <w:rPr>
           <w:b/>
@@ -5718,6 +5993,13 @@
       </w:r>
     </w:p>
     <w:p>
+      <w:pPr>
+        <w:pStyle w:val="Prrafodelista"/>
+        <w:numPr>
+          <w:ilvl w:val="0"/>
+          <w:numId w:val="34"/>
+        </w:numPr>
+      </w:pPr>
       <w:r>
         <w:rPr>
           <w:b/>
@@ -5758,6 +6040,13 @@
       </w:r>
     </w:p>
     <w:p>
+      <w:pPr>
+        <w:pStyle w:val="Prrafodelista"/>
+        <w:numPr>
+          <w:ilvl w:val="0"/>
+          <w:numId w:val="35"/>
+        </w:numPr>
+      </w:pPr>
       <w:r>
         <w:rPr>
           <w:b/>
@@ -5773,6 +6062,13 @@
       </w:r>
     </w:p>
     <w:p>
+      <w:pPr>
+        <w:pStyle w:val="Prrafodelista"/>
+        <w:numPr>
+          <w:ilvl w:val="0"/>
+          <w:numId w:val="35"/>
+        </w:numPr>
+      </w:pPr>
       <w:r>
         <w:rPr>
           <w:b/>
@@ -5795,6 +6091,13 @@
       </w:r>
     </w:p>
     <w:p>
+      <w:pPr>
+        <w:pStyle w:val="Prrafodelista"/>
+        <w:numPr>
+          <w:ilvl w:val="0"/>
+          <w:numId w:val="35"/>
+        </w:numPr>
+      </w:pPr>
       <w:r>
         <w:rPr>
           <w:b/>
@@ -5810,6 +6113,13 @@
       </w:r>
     </w:p>
     <w:p>
+      <w:pPr>
+        <w:pStyle w:val="Prrafodelista"/>
+        <w:numPr>
+          <w:ilvl w:val="0"/>
+          <w:numId w:val="35"/>
+        </w:numPr>
+      </w:pPr>
       <w:r>
         <w:rPr>
           <w:b/>
@@ -5825,6 +6135,13 @@
       </w:r>
     </w:p>
     <w:p>
+      <w:pPr>
+        <w:pStyle w:val="Prrafodelista"/>
+        <w:numPr>
+          <w:ilvl w:val="0"/>
+          <w:numId w:val="35"/>
+        </w:numPr>
+      </w:pPr>
       <w:r>
         <w:rPr>
           <w:b/>
@@ -5841,6 +6158,13 @@
       </w:r>
     </w:p>
     <w:p>
+      <w:pPr>
+        <w:pStyle w:val="Prrafodelista"/>
+        <w:numPr>
+          <w:ilvl w:val="0"/>
+          <w:numId w:val="35"/>
+        </w:numPr>
+      </w:pPr>
       <w:r>
         <w:rPr>
           <w:b/>
@@ -5857,14 +6181,30 @@
     </w:p>
     <w:p>
       <w:pPr>
+        <w:ind w:left="1069" w:firstLine="0"/>
+        <w:rPr>
+          <w:b/>
+          <w:bCs/>
+        </w:rPr>
+      </w:pPr>
+      <w:r>
+        <w:rPr>
+          <w:b/>
+          <w:bCs/>
+        </w:rPr>
+        <w:t>Comportamiento en la planta:</w:t>
+      </w:r>
+    </w:p>
+    <w:p>
+      <w:pPr>
         <w:pStyle w:val="Prrafodelista"/>
         <w:numPr>
           <w:ilvl w:val="0"/>
-          <w:numId w:val="20"/>
+          <w:numId w:val="19"/>
         </w:numPr>
       </w:pPr>
       <w:r>
-        <w:t>Comportamiento en la planta:</w:t>
+        <w:t>No está permitido comer, beber, fumar o masticar chicle en las áreas de producción.</w:t>
       </w:r>
     </w:p>
     <w:p>
@@ -5872,11 +6212,11 @@
         <w:pStyle w:val="Prrafodelista"/>
         <w:numPr>
           <w:ilvl w:val="0"/>
-          <w:numId w:val="21"/>
+          <w:numId w:val="19"/>
         </w:numPr>
       </w:pPr>
       <w:r>
-        <w:t>No está permitido comer, beber, fumar o masticar chicle en las áreas de producción.</w:t>
+        <w:t>No se debe estornudar o toser sobre los alimentos.</w:t>
       </w:r>
     </w:p>
     <w:p>
@@ -5884,19 +6224,7 @@
         <w:pStyle w:val="Prrafodelista"/>
         <w:numPr>
           <w:ilvl w:val="0"/>
-          <w:numId w:val="21"/>
-        </w:numPr>
-      </w:pPr>
-      <w:r>
-        <w:t>No se debe estornudar o toser sobre los alimentos.</w:t>
-      </w:r>
-    </w:p>
-    <w:p>
-      <w:pPr>
-        <w:pStyle w:val="Prrafodelista"/>
-        <w:numPr>
-          <w:ilvl w:val="0"/>
-          <w:numId w:val="21"/>
+          <w:numId w:val="19"/>
         </w:numPr>
       </w:pPr>
       <w:r>
@@ -5948,6 +6276,20 @@
               </w:rPr>
               <w:t xml:space="preserve">Transcripción del pódcast. </w:t>
             </w:r>
+            <w:r>
+              <w:rPr>
+                <w:b/>
+                <w:bCs/>
+              </w:rPr>
+              <w:t>Lavado de manos: la primera barrera contra la contaminación</w:t>
+            </w:r>
+            <w:r>
+              <w:rPr>
+                <w:b/>
+                <w:bCs/>
+              </w:rPr>
+              <w:t>.</w:t>
+            </w:r>
           </w:p>
         </w:tc>
       </w:tr>
@@ -5956,13 +6298,148 @@
           <w:tcPr>
             <w:tcW w:w="9962" w:type="dxa"/>
           </w:tcPr>
-          <w:p/>
-          <w:p/>
-          <w:p/>
-          <w:p/>
-          <w:p/>
-          <w:p/>
-          <w:p/>
+          <w:p>
+            <w:r>
+              <w:rPr>
+                <w:b/>
+                <w:bCs/>
+              </w:rPr>
+              <w:t>Mujer</w:t>
+            </w:r>
+            <w:r>
+              <w:rPr>
+                <w:b/>
+                <w:bCs/>
+              </w:rPr>
+              <w:tab/>
+            </w:r>
+            <w:r>
+              <w:t>: En la industria de alimentos, toda la cadena de producción trabaja con el objetivo de entregar a los consumidores productos completamente seguros y de alta calidad.</w:t>
+            </w:r>
+          </w:p>
+          <w:p>
+            <w:r>
+              <w:rPr>
+                <w:b/>
+                <w:bCs/>
+              </w:rPr>
+              <w:lastRenderedPageBreak/>
+              <w:t>Hombre:</w:t>
+            </w:r>
+            <w:r>
+              <w:t xml:space="preserve"> Y el punto de partida para lograrlo está literalmente en quienes manipulan los productos. El lavado de manos es la barrera inicial que frena cualquier tipo de contaminación en la planta.</w:t>
+            </w:r>
+          </w:p>
+          <w:p>
+            <w:r>
+              <w:rPr>
+                <w:b/>
+                <w:bCs/>
+              </w:rPr>
+              <w:t>Mujer:</w:t>
+            </w:r>
+            <w:r>
+              <w:t xml:space="preserve"> En la planta de producción, las manos están en contacto permanente con superficies, equipos, utensilios, materias primas y hasta el producto terminado.</w:t>
+            </w:r>
+          </w:p>
+          <w:p>
+            <w:r>
+              <w:rPr>
+                <w:b/>
+                <w:bCs/>
+              </w:rPr>
+              <w:t>Hombre:</w:t>
+            </w:r>
+            <w:r>
+              <w:t xml:space="preserve"> Si el lavado no se hace correctamente, esas manos pueden convertirse en un vehículo para transferir microorganismos y aumentar el riesgo de enfermedades transmitidas por alimentos, conocidas como ETA.</w:t>
+            </w:r>
+          </w:p>
+          <w:p>
+            <w:r>
+              <w:rPr>
+                <w:b/>
+                <w:bCs/>
+              </w:rPr>
+              <w:t>Mujer</w:t>
+            </w:r>
+            <w:r>
+              <w:t>: Lavarse las manos es una de las Buenas Prácticas de Manufactura más efectivas para mantener bajo control los peligros biológicos.</w:t>
+            </w:r>
+          </w:p>
+          <w:p>
+            <w:r>
+              <w:rPr>
+                <w:b/>
+                <w:bCs/>
+              </w:rPr>
+              <w:t>Hombre</w:t>
+            </w:r>
+            <w:r>
+              <w:t>: Se requiere usar agua potable, jabón, aplicar una fricción adecuada y secarse con elementos higiénicos.</w:t>
+            </w:r>
+          </w:p>
+          <w:p>
+            <w:r>
+              <w:rPr>
+                <w:b/>
+                <w:bCs/>
+              </w:rPr>
+              <w:t>Mujer:</w:t>
+            </w:r>
+            <w:r>
+              <w:t xml:space="preserve"> Además, los protocolos marcan los momentos críticos para hacerlo: al iniciar el turno, al cambiar de actividad, después de manipular desechos o al regresar de cualquier pausa.</w:t>
+            </w:r>
+          </w:p>
+          <w:p>
+            <w:r>
+              <w:rPr>
+                <w:b/>
+                <w:bCs/>
+              </w:rPr>
+              <w:t>Hombre</w:t>
+            </w:r>
+            <w:r>
+              <w:t>: El lavado de manos también está contemplado dentro de las exigencias sanitarias de la industria de alimentos. La Resolución 2674 de 2013 y la Ley 9 de 1979 hacen parte de las normas que respaldan estas prácticas.</w:t>
+            </w:r>
+          </w:p>
+          <w:p>
+            <w:r>
+              <w:rPr>
+                <w:b/>
+                <w:bCs/>
+              </w:rPr>
+              <w:t>Mujer</w:t>
+            </w:r>
+            <w:r>
+              <w:tab/>
+              <w:t>: Todo este esfuerzo preventivo se fortalece cuando el manipulador usa correctamente su dotación, cuida su salud y respeta las normas de higiene personal.</w:t>
+            </w:r>
+          </w:p>
+          <w:p>
+            <w:r>
+              <w:rPr>
+                <w:b/>
+                <w:bCs/>
+              </w:rPr>
+              <w:lastRenderedPageBreak/>
+              <w:t>Hombre</w:t>
+            </w:r>
+            <w:r>
+              <w:t>: Lavarse correctamente las manos evidencia responsabilidad profesional. Es una práctica sencilla, pero tiene un efecto directo en la protección de la salud de quienes van a consumir el producto.</w:t>
+            </w:r>
+          </w:p>
+          <w:p>
+            <w:r>
+              <w:rPr>
+                <w:b/>
+                <w:bCs/>
+              </w:rPr>
+              <w:t>Mujer</w:t>
+            </w:r>
+            <w:r>
+              <w:t>: Incorporar el lavado de manos al trabajo diario ayuda a mantener procesos seguros y productos de calidad.</w:t>
+            </w:r>
+          </w:p>
         </w:tc>
       </w:tr>
     </w:tbl>
@@ -5970,7 +6447,7 @@
       <w:pPr>
         <w:pStyle w:val="Ttulo2"/>
       </w:pPr>
-      <w:bookmarkStart w:id="20" w:name="_Toc236236991"/>
+      <w:bookmarkStart w:id="20" w:name="_Toc238833617"/>
       <w:bookmarkEnd w:id="19"/>
       <w:r>
         <w:lastRenderedPageBreak/>
@@ -5999,7 +6476,7 @@
         <w:pStyle w:val="Prrafodelista"/>
         <w:numPr>
           <w:ilvl w:val="0"/>
-          <w:numId w:val="22"/>
+          <w:numId w:val="20"/>
         </w:numPr>
       </w:pPr>
       <w:r>
@@ -6011,7 +6488,7 @@
         <w:pStyle w:val="Prrafodelista"/>
         <w:numPr>
           <w:ilvl w:val="0"/>
-          <w:numId w:val="22"/>
+          <w:numId w:val="20"/>
         </w:numPr>
       </w:pPr>
       <w:r>
@@ -6023,7 +6500,7 @@
         <w:pStyle w:val="Prrafodelista"/>
         <w:numPr>
           <w:ilvl w:val="0"/>
-          <w:numId w:val="22"/>
+          <w:numId w:val="20"/>
         </w:numPr>
       </w:pPr>
       <w:r>
@@ -6035,7 +6512,7 @@
         <w:pStyle w:val="Prrafodelista"/>
         <w:numPr>
           <w:ilvl w:val="0"/>
-          <w:numId w:val="22"/>
+          <w:numId w:val="20"/>
         </w:numPr>
       </w:pPr>
       <w:r>
@@ -6047,7 +6524,7 @@
         <w:pStyle w:val="Prrafodelista"/>
         <w:numPr>
           <w:ilvl w:val="0"/>
-          <w:numId w:val="22"/>
+          <w:numId w:val="20"/>
         </w:numPr>
       </w:pPr>
       <w:r>
@@ -6059,10 +6536,11 @@
         <w:pStyle w:val="Prrafodelista"/>
         <w:numPr>
           <w:ilvl w:val="0"/>
-          <w:numId w:val="22"/>
+          <w:numId w:val="20"/>
         </w:numPr>
       </w:pPr>
       <w:r>
+        <w:lastRenderedPageBreak/>
         <w:t xml:space="preserve">Procedimiento paso a paso: </w:t>
       </w:r>
       <w:r>
@@ -6071,26 +6549,31 @@
       <w:r>
         <w:t>escripción detallada y secuencial de las actividades.</w:t>
       </w:r>
-    </w:p>
-    <w:p>
-      <w:pPr>
-        <w:pStyle w:val="Prrafodelista"/>
-        <w:ind w:left="1429" w:firstLine="0"/>
-      </w:pPr>
     </w:p>
     <w:p>
       <w:pPr>
         <w:pStyle w:val="Prrafodelista"/>
         <w:numPr>
           <w:ilvl w:val="0"/>
-          <w:numId w:val="23"/>
+          <w:numId w:val="21"/>
         </w:numPr>
-      </w:pPr>
-      <w:r>
-        <w:lastRenderedPageBreak/>
+        <w:rPr>
+          <w:b/>
+          <w:bCs/>
+        </w:rPr>
+      </w:pPr>
+      <w:r>
+        <w:rPr>
+          <w:b/>
+          <w:bCs/>
+        </w:rPr>
         <w:t>Técnicas de limpieza: prelavado, lavado, enjuague</w:t>
       </w:r>
       <w:r>
+        <w:rPr>
+          <w:b/>
+          <w:bCs/>
+        </w:rPr>
         <w:t>.</w:t>
       </w:r>
     </w:p>
@@ -6115,6 +6598,13 @@
       </w:r>
     </w:p>
     <w:p>
+      <w:pPr>
+        <w:pStyle w:val="Prrafodelista"/>
+        <w:numPr>
+          <w:ilvl w:val="0"/>
+          <w:numId w:val="36"/>
+        </w:numPr>
+      </w:pPr>
       <w:r>
         <w:rPr>
           <w:b/>
@@ -6130,6 +6620,13 @@
       </w:r>
     </w:p>
     <w:p>
+      <w:pPr>
+        <w:pStyle w:val="Prrafodelista"/>
+        <w:numPr>
+          <w:ilvl w:val="0"/>
+          <w:numId w:val="36"/>
+        </w:numPr>
+      </w:pPr>
       <w:r>
         <w:rPr>
           <w:b/>
@@ -6145,6 +6642,13 @@
       </w:r>
     </w:p>
     <w:p>
+      <w:pPr>
+        <w:pStyle w:val="Prrafodelista"/>
+        <w:numPr>
+          <w:ilvl w:val="0"/>
+          <w:numId w:val="36"/>
+        </w:numPr>
+      </w:pPr>
       <w:r>
         <w:rPr>
           <w:b/>
@@ -6171,13 +6675,25 @@
         <w:pStyle w:val="Prrafodelista"/>
         <w:numPr>
           <w:ilvl w:val="0"/>
-          <w:numId w:val="23"/>
+          <w:numId w:val="21"/>
         </w:numPr>
-      </w:pPr>
-      <w:r>
+        <w:rPr>
+          <w:b/>
+          <w:bCs/>
+        </w:rPr>
+      </w:pPr>
+      <w:r>
+        <w:rPr>
+          <w:b/>
+          <w:bCs/>
+        </w:rPr>
         <w:t>Técnicas de desinfección: física y química</w:t>
       </w:r>
       <w:r>
+        <w:rPr>
+          <w:b/>
+          <w:bCs/>
+        </w:rPr>
         <w:t>.</w:t>
       </w:r>
     </w:p>
@@ -6200,7 +6716,7 @@
         <w:pStyle w:val="Prrafodelista"/>
         <w:numPr>
           <w:ilvl w:val="0"/>
-          <w:numId w:val="24"/>
+          <w:numId w:val="22"/>
         </w:numPr>
         <w:rPr>
           <w:b/>
@@ -6235,7 +6751,7 @@
         <w:pStyle w:val="Prrafodelista"/>
         <w:numPr>
           <w:ilvl w:val="0"/>
-          <w:numId w:val="25"/>
+          <w:numId w:val="37"/>
         </w:numPr>
       </w:pPr>
       <w:r>
@@ -6253,7 +6769,7 @@
         <w:pStyle w:val="Prrafodelista"/>
         <w:numPr>
           <w:ilvl w:val="0"/>
-          <w:numId w:val="24"/>
+          <w:numId w:val="22"/>
         </w:numPr>
         <w:rPr>
           <w:b/>
@@ -6287,7 +6803,7 @@
         <w:pStyle w:val="Prrafodelista"/>
         <w:numPr>
           <w:ilvl w:val="0"/>
-          <w:numId w:val="25"/>
+          <w:numId w:val="37"/>
         </w:numPr>
       </w:pPr>
       <w:r>
@@ -6299,7 +6815,7 @@
         <w:pStyle w:val="Prrafodelista"/>
         <w:numPr>
           <w:ilvl w:val="0"/>
-          <w:numId w:val="25"/>
+          <w:numId w:val="37"/>
         </w:numPr>
       </w:pPr>
       <w:r>
@@ -6335,7 +6851,7 @@
         <w:pStyle w:val="Prrafodelista"/>
         <w:numPr>
           <w:ilvl w:val="0"/>
-          <w:numId w:val="25"/>
+          <w:numId w:val="37"/>
         </w:numPr>
       </w:pPr>
       <w:r>
@@ -6347,11 +6863,16 @@
         <w:pStyle w:val="Prrafodelista"/>
         <w:numPr>
           <w:ilvl w:val="0"/>
-          <w:numId w:val="25"/>
+          <w:numId w:val="37"/>
         </w:numPr>
       </w:pPr>
-      <w:r>
-        <w:t>Yodóforos: soluciones de yodo, efectivas, pero pueden manchar algunas superficies.</w:t>
+      <w:proofErr w:type="spellStart"/>
+      <w:r>
+        <w:t>Yodóforos</w:t>
+      </w:r>
+      <w:proofErr w:type="spellEnd"/>
+      <w:r>
+        <w:t>: soluciones de yodo, efectivas, pero pueden manchar algunas superficies.</w:t>
       </w:r>
     </w:p>
     <w:p>
@@ -6383,13 +6904,13 @@
     <w:tbl>
       <w:tblPr>
         <w:tblStyle w:val="SENA"/>
-        <w:tblW w:w="0" w:type="auto"/>
+        <w:tblW w:w="10060" w:type="dxa"/>
         <w:tblLook w:val="04A0" w:firstRow="1" w:lastRow="0" w:firstColumn="1" w:lastColumn="0" w:noHBand="0" w:noVBand="1"/>
       </w:tblPr>
       <w:tblGrid>
         <w:gridCol w:w="2263"/>
         <w:gridCol w:w="4378"/>
-        <w:gridCol w:w="3321"/>
+        <w:gridCol w:w="3419"/>
       </w:tblGrid>
       <w:tr>
         <w:trPr>
@@ -6426,7 +6947,7 @@
         </w:tc>
         <w:tc>
           <w:tcPr>
-            <w:tcW w:w="3321" w:type="dxa"/>
+            <w:tcW w:w="3419" w:type="dxa"/>
             <w:vAlign w:val="center"/>
           </w:tcPr>
           <w:p>
@@ -6479,7 +7000,7 @@
         </w:tc>
         <w:tc>
           <w:tcPr>
-            <w:tcW w:w="3321" w:type="dxa"/>
+            <w:tcW w:w="3419" w:type="dxa"/>
             <w:vAlign w:val="center"/>
           </w:tcPr>
           <w:p>
@@ -6529,7 +7050,7 @@
         </w:tc>
         <w:tc>
           <w:tcPr>
-            <w:tcW w:w="3321" w:type="dxa"/>
+            <w:tcW w:w="3419" w:type="dxa"/>
             <w:vAlign w:val="center"/>
           </w:tcPr>
           <w:p>
@@ -6555,9 +7076,11 @@
             <w:pPr>
               <w:pStyle w:val="TextoTablas"/>
             </w:pPr>
+            <w:proofErr w:type="spellStart"/>
             <w:r>
               <w:t>Yodóforos</w:t>
             </w:r>
+            <w:proofErr w:type="spellEnd"/>
           </w:p>
         </w:tc>
         <w:tc>
@@ -6576,7 +7099,7 @@
         </w:tc>
         <w:tc>
           <w:tcPr>
-            <w:tcW w:w="3321" w:type="dxa"/>
+            <w:tcW w:w="3419" w:type="dxa"/>
             <w:vAlign w:val="center"/>
           </w:tcPr>
           <w:p>
@@ -6599,7 +7122,7 @@
       <w:pPr>
         <w:pStyle w:val="Ttulo2"/>
       </w:pPr>
-      <w:bookmarkStart w:id="21" w:name="_Toc236236992"/>
+      <w:bookmarkStart w:id="21" w:name="_Toc238833618"/>
       <w:r>
         <w:t>Manejo integrado de plagas y vectores: prevención, control y erradicación</w:t>
       </w:r>
@@ -6611,8 +7134,139 @@
       </w:r>
     </w:p>
     <w:p>
-      <w:r>
+      <w:pPr>
+        <w:rPr>
+          <w:b/>
+          <w:bCs/>
+        </w:rPr>
+      </w:pPr>
+      <w:r>
+        <w:rPr>
+          <w:b/>
+          <w:bCs/>
+        </w:rPr>
         <w:t>Principios del MIP:</w:t>
+      </w:r>
+    </w:p>
+    <w:p>
+      <w:pPr>
+        <w:pStyle w:val="Prrafodelista"/>
+        <w:numPr>
+          <w:ilvl w:val="0"/>
+          <w:numId w:val="30"/>
+        </w:numPr>
+      </w:pPr>
+      <w:r>
+        <w:t xml:space="preserve">Inspección y </w:t>
+      </w:r>
+      <w:r>
+        <w:t>m</w:t>
+      </w:r>
+      <w:r>
+        <w:t>onitoreo: es el punto de partida. Se deben realizar inspecciones periódicas para identificar qué plagas hay, en qué cantidad y dónde se esconden. El monitoreo se hace con trampas (pegajosas para insectos, de cebo para roedores) que se revisan regularmente.</w:t>
+      </w:r>
+    </w:p>
+    <w:p>
+      <w:pPr>
+        <w:pStyle w:val="Prrafodelista"/>
+        <w:numPr>
+          <w:ilvl w:val="0"/>
+          <w:numId w:val="30"/>
+        </w:numPr>
+      </w:pPr>
+      <w:r>
+        <w:t xml:space="preserve">Identificación: </w:t>
+      </w:r>
+      <w:r>
+        <w:t>e</w:t>
+      </w:r>
+      <w:r>
+        <w:t>s crucial identificar correctamente la plaga para saber cómo combatirla de la mejor manera.</w:t>
+      </w:r>
+    </w:p>
+    <w:p>
+      <w:pPr>
+        <w:pStyle w:val="Prrafodelista"/>
+        <w:numPr>
+          <w:ilvl w:val="0"/>
+          <w:numId w:val="30"/>
+        </w:numPr>
+      </w:pPr>
+      <w:r>
+        <w:lastRenderedPageBreak/>
+        <w:t>Prevención (Medidas pasivas): es el pilar más importante y sostenible. Consiste en eliminar las condiciones que atraen y permiten la supervivencia de las plagas. Esto incluye:</w:t>
+      </w:r>
+    </w:p>
+    <w:p>
+      <w:pPr>
+        <w:pStyle w:val="Prrafodelista"/>
+        <w:numPr>
+          <w:ilvl w:val="0"/>
+          <w:numId w:val="38"/>
+        </w:numPr>
+      </w:pPr>
+      <w:r>
+        <w:t>Sellamiento de grietas y huecos en paredes, pisos y techos.</w:t>
+      </w:r>
+    </w:p>
+    <w:p>
+      <w:pPr>
+        <w:pStyle w:val="Prrafodelista"/>
+        <w:numPr>
+          <w:ilvl w:val="0"/>
+          <w:numId w:val="38"/>
+        </w:numPr>
+      </w:pPr>
+      <w:r>
+        <w:t>Colocación de mallas en ventanas y sistemas de ventilación.</w:t>
+      </w:r>
+    </w:p>
+    <w:p>
+      <w:pPr>
+        <w:pStyle w:val="Prrafodelista"/>
+        <w:numPr>
+          <w:ilvl w:val="0"/>
+          <w:numId w:val="38"/>
+        </w:numPr>
+      </w:pPr>
+      <w:r>
+        <w:t>Mantenimiento del orden y la limpieza: no dejar residuos de alimentos expuestos, limpiar derrames inmediatamente.</w:t>
+      </w:r>
+    </w:p>
+    <w:p>
+      <w:pPr>
+        <w:pStyle w:val="Prrafodelista"/>
+        <w:numPr>
+          <w:ilvl w:val="0"/>
+          <w:numId w:val="38"/>
+        </w:numPr>
+      </w:pPr>
+      <w:r>
+        <w:t>Manejo adecuado de residuos: tapas bien cerradas, retiro frecuente de basuras.</w:t>
+      </w:r>
+    </w:p>
+    <w:p>
+      <w:pPr>
+        <w:pStyle w:val="Prrafodelista"/>
+        <w:numPr>
+          <w:ilvl w:val="0"/>
+          <w:numId w:val="38"/>
+        </w:numPr>
+      </w:pPr>
+      <w:r>
+        <w:t>Mantenimiento de las áreas externas: poda de césped y jardines, eliminación de agua estancada.</w:t>
+      </w:r>
+    </w:p>
+    <w:p>
+      <w:pPr>
+        <w:pStyle w:val="Prrafodelista"/>
+        <w:numPr>
+          <w:ilvl w:val="0"/>
+          <w:numId w:val="30"/>
+        </w:numPr>
+      </w:pPr>
+      <w:r>
+        <w:t>Control (Medidas activas): cuando a pesar de la prevención aparece una plaga, se deben aplicar medidas de control.</w:t>
       </w:r>
     </w:p>
     <w:p>
@@ -6624,13 +7278,13 @@
         </w:numPr>
       </w:pPr>
       <w:r>
-        <w:t xml:space="preserve">Inspección y </w:t>
-      </w:r>
-      <w:r>
-        <w:t>m</w:t>
-      </w:r>
-      <w:r>
-        <w:t>onitoreo: es el punto de partida. Se deben realizar inspecciones periódicas para identificar qué plagas hay, en qué cantidad y dónde se esconden. El monitoreo se hace con trampas (pegajosas para insectos, de cebo para roedores) que se revisan regularmente.</w:t>
+        <w:t xml:space="preserve">Control físico: </w:t>
+      </w:r>
+      <w:r>
+        <w:t>u</w:t>
+      </w:r>
+      <w:r>
+        <w:t>so de trampas de luz, trampas pegajosas, trampas de golpe para roedores.</w:t>
       </w:r>
     </w:p>
     <w:p>
@@ -6642,13 +7296,13 @@
         </w:numPr>
       </w:pPr>
       <w:r>
-        <w:t xml:space="preserve">Identificación: </w:t>
-      </w:r>
-      <w:r>
-        <w:t>e</w:t>
-      </w:r>
-      <w:r>
-        <w:t>s crucial identificar correctamente la plaga para saber cómo combatirla de la mejor manera.</w:t>
+        <w:t xml:space="preserve">Control químico: </w:t>
+      </w:r>
+      <w:r>
+        <w:t>a</w:t>
+      </w:r>
+      <w:r>
+        <w:t>plicación de plaguicidas (insecticidas, raticidas). Esta medida debe ser ejecutada únicamente por personal capacitado y autorizado (empresas de control de plagas certificadas). El personal de la planta nunca debe manipular estos productos.</w:t>
       </w:r>
     </w:p>
     <w:p>
@@ -6656,128 +7310,7 @@
         <w:pStyle w:val="Prrafodelista"/>
         <w:numPr>
           <w:ilvl w:val="0"/>
-          <w:numId w:val="39"/>
-        </w:numPr>
-      </w:pPr>
-      <w:r>
-        <w:lastRenderedPageBreak/>
-        <w:t>Prevención (Medidas pasivas): es el pilar más importante y sostenible. Consiste en eliminar las condiciones que atraen y permiten la supervivencia de las plagas. Esto incluye:</w:t>
-      </w:r>
-    </w:p>
-    <w:p>
-      <w:pPr>
-        <w:pStyle w:val="Prrafodelista"/>
-        <w:numPr>
-          <w:ilvl w:val="0"/>
-          <w:numId w:val="27"/>
-        </w:numPr>
-      </w:pPr>
-      <w:r>
-        <w:t>Sellamiento de grietas y huecos en paredes, pisos y techos.</w:t>
-      </w:r>
-    </w:p>
-    <w:p>
-      <w:pPr>
-        <w:pStyle w:val="Prrafodelista"/>
-        <w:numPr>
-          <w:ilvl w:val="0"/>
-          <w:numId w:val="27"/>
-        </w:numPr>
-      </w:pPr>
-      <w:r>
-        <w:t>Colocación de mallas en ventanas y sistemas de ventilación.</w:t>
-      </w:r>
-    </w:p>
-    <w:p>
-      <w:pPr>
-        <w:pStyle w:val="Prrafodelista"/>
-        <w:numPr>
-          <w:ilvl w:val="0"/>
-          <w:numId w:val="27"/>
-        </w:numPr>
-      </w:pPr>
-      <w:r>
-        <w:t>Mantenimiento del orden y la limpieza: no dejar residuos de alimentos expuestos, limpiar derrames inmediatamente.</w:t>
-      </w:r>
-    </w:p>
-    <w:p>
-      <w:pPr>
-        <w:pStyle w:val="Prrafodelista"/>
-        <w:numPr>
-          <w:ilvl w:val="0"/>
-          <w:numId w:val="27"/>
-        </w:numPr>
-      </w:pPr>
-      <w:r>
-        <w:t>Manejo adecuado de residuos: tapas bien cerradas, retiro frecuente de basuras.</w:t>
-      </w:r>
-    </w:p>
-    <w:p>
-      <w:pPr>
-        <w:pStyle w:val="Prrafodelista"/>
-        <w:numPr>
-          <w:ilvl w:val="0"/>
-          <w:numId w:val="27"/>
-        </w:numPr>
-      </w:pPr>
-      <w:r>
-        <w:t>Mantenimiento de las áreas externas: poda de césped y jardines, eliminación de agua estancada.</w:t>
-      </w:r>
-    </w:p>
-    <w:p>
-      <w:pPr>
-        <w:pStyle w:val="Prrafodelista"/>
-        <w:numPr>
-          <w:ilvl w:val="0"/>
-          <w:numId w:val="39"/>
-        </w:numPr>
-      </w:pPr>
-      <w:r>
-        <w:t>Control (Medidas activas): cuando a pesar de la prevención aparece una plaga, se deben aplicar medidas de control.</w:t>
-      </w:r>
-    </w:p>
-    <w:p>
-      <w:pPr>
-        <w:pStyle w:val="Prrafodelista"/>
-        <w:numPr>
-          <w:ilvl w:val="0"/>
-          <w:numId w:val="28"/>
-        </w:numPr>
-      </w:pPr>
-      <w:r>
-        <w:t xml:space="preserve">Control físico: </w:t>
-      </w:r>
-      <w:r>
-        <w:t>u</w:t>
-      </w:r>
-      <w:r>
-        <w:t>so de trampas de luz, trampas pegajosas, trampas de golpe para roedores.</w:t>
-      </w:r>
-    </w:p>
-    <w:p>
-      <w:pPr>
-        <w:pStyle w:val="Prrafodelista"/>
-        <w:numPr>
-          <w:ilvl w:val="0"/>
-          <w:numId w:val="28"/>
-        </w:numPr>
-      </w:pPr>
-      <w:r>
-        <w:t xml:space="preserve">Control químico: </w:t>
-      </w:r>
-      <w:r>
-        <w:t>a</w:t>
-      </w:r>
-      <w:r>
-        <w:t>plicación de plaguicidas (insecticidas, raticidas). Esta medida debe ser ejecutada únicamente por personal capacitado y autorizado (empresas de control de plagas certificadas). El personal de la planta nunca debe manipular estos productos.</w:t>
-      </w:r>
-    </w:p>
-    <w:p>
-      <w:pPr>
-        <w:pStyle w:val="Prrafodelista"/>
-        <w:numPr>
-          <w:ilvl w:val="0"/>
-          <w:numId w:val="39"/>
+          <w:numId w:val="30"/>
         </w:numPr>
       </w:pPr>
       <w:r>
@@ -6794,7 +7327,7 @@
       <w:pPr>
         <w:pStyle w:val="Ttulo2"/>
       </w:pPr>
-      <w:bookmarkStart w:id="22" w:name="_Toc236236993"/>
+      <w:bookmarkStart w:id="22" w:name="_Toc238833619"/>
       <w:r>
         <w:lastRenderedPageBreak/>
         <w:t>Condiciones de la infraestructura y el entorno</w:t>
@@ -6826,7 +7359,7 @@
         <w:pStyle w:val="Prrafodelista"/>
         <w:numPr>
           <w:ilvl w:val="0"/>
-          <w:numId w:val="41"/>
+          <w:numId w:val="31"/>
         </w:numPr>
       </w:pPr>
       <w:r>
@@ -6855,7 +7388,7 @@
         <w:pStyle w:val="Prrafodelista"/>
         <w:numPr>
           <w:ilvl w:val="0"/>
-          <w:numId w:val="41"/>
+          <w:numId w:val="31"/>
         </w:numPr>
       </w:pPr>
       <w:r>
@@ -6877,7 +7410,7 @@
         <w:pStyle w:val="Prrafodelista"/>
         <w:numPr>
           <w:ilvl w:val="0"/>
-          <w:numId w:val="41"/>
+          <w:numId w:val="31"/>
         </w:numPr>
       </w:pPr>
       <w:r>
@@ -6899,7 +7432,7 @@
         <w:pStyle w:val="Prrafodelista"/>
         <w:numPr>
           <w:ilvl w:val="0"/>
-          <w:numId w:val="41"/>
+          <w:numId w:val="31"/>
         </w:numPr>
       </w:pPr>
       <w:r>
@@ -6920,7 +7453,7 @@
       <w:pPr>
         <w:pStyle w:val="Ttulo2"/>
       </w:pPr>
-      <w:bookmarkStart w:id="23" w:name="_Toc236236994"/>
+      <w:bookmarkStart w:id="23" w:name="_Toc238833620"/>
       <w:r>
         <w:t>Recepción, almacenamiento y rotación de materias primas e insumos</w:t>
       </w:r>
@@ -6936,7 +7469,7 @@
         <w:pStyle w:val="Prrafodelista"/>
         <w:numPr>
           <w:ilvl w:val="0"/>
-          <w:numId w:val="24"/>
+          <w:numId w:val="22"/>
         </w:numPr>
       </w:pPr>
       <w:r>
@@ -6949,7 +7482,7 @@
         <w:pStyle w:val="Prrafodelista"/>
         <w:numPr>
           <w:ilvl w:val="0"/>
-          <w:numId w:val="30"/>
+          <w:numId w:val="40"/>
         </w:numPr>
       </w:pPr>
       <w:r>
@@ -6961,7 +7494,7 @@
         <w:pStyle w:val="Prrafodelista"/>
         <w:numPr>
           <w:ilvl w:val="0"/>
-          <w:numId w:val="30"/>
+          <w:numId w:val="40"/>
         </w:numPr>
       </w:pPr>
       <w:r>
@@ -6973,7 +7506,7 @@
         <w:pStyle w:val="Prrafodelista"/>
         <w:numPr>
           <w:ilvl w:val="0"/>
-          <w:numId w:val="30"/>
+          <w:numId w:val="40"/>
         </w:numPr>
       </w:pPr>
       <w:r>
@@ -6985,7 +7518,7 @@
         <w:pStyle w:val="Prrafodelista"/>
         <w:numPr>
           <w:ilvl w:val="0"/>
-          <w:numId w:val="30"/>
+          <w:numId w:val="40"/>
         </w:numPr>
       </w:pPr>
       <w:r>
@@ -6997,7 +7530,7 @@
         <w:pStyle w:val="Prrafodelista"/>
         <w:numPr>
           <w:ilvl w:val="0"/>
-          <w:numId w:val="29"/>
+          <w:numId w:val="40"/>
         </w:numPr>
       </w:pPr>
       <w:r>
@@ -7009,7 +7542,7 @@
         <w:pStyle w:val="Prrafodelista"/>
         <w:numPr>
           <w:ilvl w:val="0"/>
-          <w:numId w:val="29"/>
+          <w:numId w:val="40"/>
         </w:numPr>
       </w:pPr>
       <w:r>
@@ -7039,7 +7572,7 @@
         <w:pStyle w:val="Prrafodelista"/>
         <w:numPr>
           <w:ilvl w:val="0"/>
-          <w:numId w:val="24"/>
+          <w:numId w:val="22"/>
         </w:numPr>
       </w:pPr>
       <w:r>
@@ -7051,7 +7584,7 @@
         <w:pStyle w:val="Prrafodelista"/>
         <w:numPr>
           <w:ilvl w:val="0"/>
-          <w:numId w:val="31"/>
+          <w:numId w:val="41"/>
         </w:numPr>
       </w:pPr>
       <w:r>
@@ -7063,7 +7596,7 @@
         <w:pStyle w:val="Prrafodelista"/>
         <w:numPr>
           <w:ilvl w:val="0"/>
-          <w:numId w:val="31"/>
+          <w:numId w:val="41"/>
         </w:numPr>
       </w:pPr>
       <w:r>
@@ -7087,10 +7620,11 @@
         <w:pStyle w:val="Prrafodelista"/>
         <w:numPr>
           <w:ilvl w:val="0"/>
-          <w:numId w:val="31"/>
+          <w:numId w:val="41"/>
         </w:numPr>
       </w:pPr>
       <w:r>
+        <w:lastRenderedPageBreak/>
         <w:t>Productos congelados (carnes, verduras congeladas): se almacenan en congeladores a -18</w:t>
       </w:r>
       <w:r>
@@ -7105,22 +7639,18 @@
         <w:pStyle w:val="Prrafodelista"/>
         <w:numPr>
           <w:ilvl w:val="0"/>
-          <w:numId w:val="24"/>
+          <w:numId w:val="22"/>
         </w:numPr>
       </w:pPr>
       <w:r>
-        <w:t xml:space="preserve">Rotación de inventarios (PEPS - Primero en Entrar, Primero en Salir): es un método fundamental para evitar el vencimiento de productos. Consiste en </w:t>
-      </w:r>
-      <w:r>
-        <w:lastRenderedPageBreak/>
-        <w:t>colocar los productos nuevos (con fecha de vencimiento más lejana) detrás de los productos más antiguos (con fecha de vencimiento más cercana), para que estos últimos sean los primeros en usarse.</w:t>
+        <w:t>Rotación de inventarios (PEPS - Primero en Entrar, Primero en Salir): es un método fundamental para evitar el vencimiento de productos. Consiste en colocar los productos nuevos (con fecha de vencimiento más lejana) detrás de los productos más antiguos (con fecha de vencimiento más cercana), para que estos últimos sean los primeros en usarse.</w:t>
       </w:r>
     </w:p>
     <w:p>
       <w:pPr>
         <w:pStyle w:val="Ttulo2"/>
       </w:pPr>
-      <w:bookmarkStart w:id="24" w:name="_Toc236236995"/>
+      <w:bookmarkStart w:id="24" w:name="_Toc238833621"/>
       <w:r>
         <w:t>Verificación de variables técnicas del proceso (temperaturas, tiempos, concentraciones)</w:t>
       </w:r>
@@ -7136,7 +7666,7 @@
         <w:pStyle w:val="Prrafodelista"/>
         <w:numPr>
           <w:ilvl w:val="0"/>
-          <w:numId w:val="24"/>
+          <w:numId w:val="22"/>
         </w:numPr>
       </w:pPr>
       <w:r>
@@ -7160,7 +7690,7 @@
         <w:pStyle w:val="Prrafodelista"/>
         <w:numPr>
           <w:ilvl w:val="0"/>
-          <w:numId w:val="24"/>
+          <w:numId w:val="22"/>
         </w:numPr>
       </w:pPr>
       <w:r>
@@ -7172,34 +7702,42 @@
         <w:pStyle w:val="Prrafodelista"/>
         <w:numPr>
           <w:ilvl w:val="0"/>
-          <w:numId w:val="24"/>
+          <w:numId w:val="22"/>
         </w:numPr>
       </w:pPr>
       <w:r>
-        <w:t>Concentraciones: en la preparación de soluciones desinfectantes o en la estandarización de productos (ej. jarabes, salmueras), se deben verificar las concentraciones con los instrumentos adecuados (ej. refractómetro, clorímetro).</w:t>
+        <w:t xml:space="preserve">Concentraciones: en la preparación de soluciones desinfectantes o en la estandarización de productos (ej. jarabes, salmueras), se deben verificar </w:t>
+      </w:r>
+      <w:r>
+        <w:lastRenderedPageBreak/>
+        <w:t xml:space="preserve">las concentraciones con los instrumentos adecuados (ej. refractómetro, </w:t>
+      </w:r>
+      <w:proofErr w:type="spellStart"/>
+      <w:r>
+        <w:t>clorímetro</w:t>
+      </w:r>
+      <w:proofErr w:type="spellEnd"/>
+      <w:r>
+        <w:t>).</w:t>
       </w:r>
     </w:p>
     <w:p>
       <w:r>
         <w:t>La verificación de estas variables debe realizarse durante la operación y los resultados deben registrarse en los formatos correspondientes.</w:t>
       </w:r>
-      <w:r>
-        <w:br w:type="page"/>
-      </w:r>
     </w:p>
     <w:p>
       <w:pPr>
         <w:pStyle w:val="Tabla"/>
       </w:pPr>
       <w:r>
-        <w:lastRenderedPageBreak/>
         <w:t>Ejemplo de verificación de variables técnicas en un proceso de horneado</w:t>
       </w:r>
     </w:p>
     <w:tbl>
       <w:tblPr>
         <w:tblStyle w:val="SENA"/>
-        <w:tblW w:w="0" w:type="auto"/>
+        <w:tblW w:w="10060" w:type="dxa"/>
         <w:tblLook w:val="04A0" w:firstRow="1" w:lastRow="0" w:firstColumn="1" w:lastColumn="0" w:noHBand="0" w:noVBand="1"/>
       </w:tblPr>
       <w:tblGrid>
@@ -7208,7 +7746,7 @@
         <w:gridCol w:w="1417"/>
         <w:gridCol w:w="1263"/>
         <w:gridCol w:w="1856"/>
-        <w:gridCol w:w="2551"/>
+        <w:gridCol w:w="2754"/>
       </w:tblGrid>
       <w:tr>
         <w:trPr>
@@ -7217,7 +7755,7 @@
         </w:trPr>
         <w:tc>
           <w:tcPr>
-            <w:tcW w:w="1413" w:type="dxa"/>
+            <w:tcW w:w="1494" w:type="dxa"/>
           </w:tcPr>
           <w:p>
             <w:pPr>
@@ -7282,7 +7820,7 @@
         </w:tc>
         <w:tc>
           <w:tcPr>
-            <w:tcW w:w="2551" w:type="dxa"/>
+            <w:tcW w:w="2754" w:type="dxa"/>
             <w:vAlign w:val="center"/>
           </w:tcPr>
           <w:p>
@@ -7301,7 +7839,7 @@
         </w:trPr>
         <w:tc>
           <w:tcPr>
-            <w:tcW w:w="1413" w:type="dxa"/>
+            <w:tcW w:w="1494" w:type="dxa"/>
           </w:tcPr>
           <w:p>
             <w:pPr>
@@ -7378,7 +7916,7 @@
         </w:tc>
         <w:tc>
           <w:tcPr>
-            <w:tcW w:w="2551" w:type="dxa"/>
+            <w:tcW w:w="2754" w:type="dxa"/>
             <w:vAlign w:val="center"/>
           </w:tcPr>
           <w:p>
@@ -7394,7 +7932,7 @@
       <w:tr>
         <w:tc>
           <w:tcPr>
-            <w:tcW w:w="1413" w:type="dxa"/>
+            <w:tcW w:w="1494" w:type="dxa"/>
           </w:tcPr>
           <w:p>
             <w:pPr>
@@ -7459,7 +7997,7 @@
         </w:tc>
         <w:tc>
           <w:tcPr>
-            <w:tcW w:w="2551" w:type="dxa"/>
+            <w:tcW w:w="2754" w:type="dxa"/>
             <w:vAlign w:val="center"/>
           </w:tcPr>
           <w:p>
@@ -7478,7 +8016,7 @@
         </w:trPr>
         <w:tc>
           <w:tcPr>
-            <w:tcW w:w="1413" w:type="dxa"/>
+            <w:tcW w:w="1494" w:type="dxa"/>
           </w:tcPr>
           <w:p>
             <w:pPr>
@@ -7555,7 +8093,7 @@
         </w:tc>
         <w:tc>
           <w:tcPr>
-            <w:tcW w:w="2551" w:type="dxa"/>
+            <w:tcW w:w="2754" w:type="dxa"/>
             <w:vAlign w:val="center"/>
           </w:tcPr>
           <w:p>
@@ -7571,7 +8109,7 @@
       <w:tr>
         <w:tc>
           <w:tcPr>
-            <w:tcW w:w="1413" w:type="dxa"/>
+            <w:tcW w:w="1494" w:type="dxa"/>
           </w:tcPr>
           <w:p>
             <w:pPr>
@@ -7648,7 +8186,7 @@
         </w:tc>
         <w:tc>
           <w:tcPr>
-            <w:tcW w:w="2551" w:type="dxa"/>
+            <w:tcW w:w="2754" w:type="dxa"/>
             <w:vAlign w:val="center"/>
           </w:tcPr>
           <w:p>
@@ -7680,7 +8218,7 @@
       <w:pPr>
         <w:pStyle w:val="Ttulo1"/>
       </w:pPr>
-      <w:bookmarkStart w:id="25" w:name="_Toc236236996"/>
+      <w:bookmarkStart w:id="25" w:name="_Toc238833622"/>
       <w:r>
         <w:lastRenderedPageBreak/>
         <w:t xml:space="preserve">Verificación y </w:t>
@@ -7708,7 +8246,7 @@
       <w:pPr>
         <w:pStyle w:val="Ttulo2"/>
       </w:pPr>
-      <w:bookmarkStart w:id="26" w:name="_Toc236236997"/>
+      <w:bookmarkStart w:id="26" w:name="_Toc238833623"/>
       <w:r>
         <w:t>Inspección del proceso y del producto</w:t>
       </w:r>
@@ -7724,7 +8262,7 @@
         <w:pStyle w:val="Prrafodelista"/>
         <w:numPr>
           <w:ilvl w:val="0"/>
-          <w:numId w:val="32"/>
+          <w:numId w:val="23"/>
         </w:numPr>
       </w:pPr>
       <w:r>
@@ -7756,7 +8294,7 @@
         <w:pStyle w:val="Prrafodelista"/>
         <w:numPr>
           <w:ilvl w:val="0"/>
-          <w:numId w:val="32"/>
+          <w:numId w:val="23"/>
         </w:numPr>
       </w:pPr>
       <w:r>
@@ -7773,7 +8311,7 @@
       <w:pPr>
         <w:pStyle w:val="Ttulo2"/>
       </w:pPr>
-      <w:bookmarkStart w:id="27" w:name="_Toc236236998"/>
+      <w:bookmarkStart w:id="27" w:name="_Toc238833624"/>
       <w:r>
         <w:lastRenderedPageBreak/>
         <w:t>Identificación y manejo de no conformidades</w:t>
@@ -7795,7 +8333,7 @@
         <w:pStyle w:val="Prrafodelista"/>
         <w:numPr>
           <w:ilvl w:val="0"/>
-          <w:numId w:val="33"/>
+          <w:numId w:val="24"/>
         </w:numPr>
       </w:pPr>
       <w:r>
@@ -7831,7 +8369,7 @@
         <w:pStyle w:val="Prrafodelista"/>
         <w:numPr>
           <w:ilvl w:val="0"/>
-          <w:numId w:val="33"/>
+          <w:numId w:val="24"/>
         </w:numPr>
       </w:pPr>
       <w:r>
@@ -7843,7 +8381,7 @@
         <w:pStyle w:val="Prrafodelista"/>
         <w:numPr>
           <w:ilvl w:val="0"/>
-          <w:numId w:val="33"/>
+          <w:numId w:val="24"/>
         </w:numPr>
       </w:pPr>
       <w:r>
@@ -7855,7 +8393,7 @@
         <w:pStyle w:val="Prrafodelista"/>
         <w:numPr>
           <w:ilvl w:val="0"/>
-          <w:numId w:val="33"/>
+          <w:numId w:val="24"/>
         </w:numPr>
       </w:pPr>
       <w:r>
@@ -7866,7 +8404,7 @@
       <w:pPr>
         <w:pStyle w:val="Ttulo2"/>
       </w:pPr>
-      <w:bookmarkStart w:id="28" w:name="_Toc236236999"/>
+      <w:bookmarkStart w:id="28" w:name="_Toc238833625"/>
       <w:r>
         <w:t>Acciones preventivas, correctivas y de mejora continua</w:t>
       </w:r>
@@ -7882,7 +8420,7 @@
         <w:pStyle w:val="Prrafodelista"/>
         <w:numPr>
           <w:ilvl w:val="0"/>
-          <w:numId w:val="32"/>
+          <w:numId w:val="23"/>
         </w:numPr>
       </w:pPr>
       <w:r>
@@ -7904,7 +8442,7 @@
         <w:pStyle w:val="Prrafodelista"/>
         <w:numPr>
           <w:ilvl w:val="0"/>
-          <w:numId w:val="32"/>
+          <w:numId w:val="23"/>
         </w:numPr>
       </w:pPr>
       <w:r>
@@ -7922,7 +8460,7 @@
         <w:pStyle w:val="Prrafodelista"/>
         <w:numPr>
           <w:ilvl w:val="0"/>
-          <w:numId w:val="32"/>
+          <w:numId w:val="23"/>
         </w:numPr>
       </w:pPr>
       <w:r>
@@ -7952,7 +8490,7 @@
           <w:u w:val="single"/>
         </w:rPr>
       </w:pPr>
-      <w:bookmarkStart w:id="29" w:name="_Toc236237000"/>
+      <w:bookmarkStart w:id="29" w:name="_Toc238833626"/>
       <w:r>
         <w:lastRenderedPageBreak/>
         <w:t>Síntesis</w:t>
@@ -7973,42 +8511,66 @@
       </w:r>
     </w:p>
     <w:p>
-      <w:r>
-        <w:rPr>
-          <w:color w:val="FF0000"/>
-        </w:rPr>
-        <w:t>Texto alternativo</w:t>
-      </w:r>
-      <w:r>
-        <w:t>:</w:t>
-      </w:r>
-      <w:r>
-        <w:t xml:space="preserve">  Este componente formativo aborda las Buenas Prácticas de Manufactura (BPM) como fundamento para garantizar la inocuidad en la industria de alimentos y bebidas. Presenta los conceptos relacionados con su definición, objetivos y relación con los programas prerrequisito y el sistema HACCP, así como el marco normativo colombiano que sustenta su aplicación. También desarrolla la planeación documental mediante los programas de saneamiento y los criterios para el diligenciamiento de registros. Finalmente, explica la ejecución de las BPM a través de la </w:t>
-      </w:r>
-      <w:r>
-        <w:lastRenderedPageBreak/>
-        <w:t>higiene del personal, los procedimientos de limpieza y desinfección, el manejo de materias primas con rotación PEPS, la verificación de variables del proceso y la aplicación de acciones correctivas y preventivas para fortalecer la mejora continua y la producción de alimentos inocuos.</w:t>
-      </w:r>
-    </w:p>
-    <w:p/>
-    <w:p>
       <w:pPr>
         <w:ind w:firstLine="0"/>
+        <w:jc w:val="center"/>
       </w:pPr>
       <w:r>
         <w:rPr>
           <w:noProof/>
-          <w:highlight w:val="yellow"/>
         </w:rPr>
-        <w:t>Falta imagen</w:t>
-      </w:r>
-    </w:p>
-    <w:p/>
+        <w:lastRenderedPageBreak/>
+        <w:drawing>
+          <wp:inline distT="0" distB="0" distL="0" distR="0" wp14:anchorId="202A7629" wp14:editId="1FA4D39F">
+            <wp:extent cx="6332220" cy="6419850"/>
+            <wp:effectExtent l="0" t="0" r="0" b="0"/>
+            <wp:docPr id="1" name="Gráfico 1" descr="Este componente formativo aborda las Buenas Prácticas de Manufactura (BPM) como fundamento para garantizar la inocuidad en la industria de alimentos y bebidas. Presenta los conceptos relacionados con su definición, objetivos y relación con los programas prerrequisito y el sistema HACCP, así como el marco normativo colombiano que sustenta su aplicación. También desarrolla la planeación documental mediante los programas de saneamiento y los criterios para el diligenciamiento de registros. Finalmente, explica la ejecución de las BPM a través de la higiene del personal, los procedimientos de limpieza y desinfección, el manejo de materias primas con rotación PEPS, la verificación de variables del proceso y la aplicación de acciones correctivas y preventivas para fortalecer la mejora continua y la producción de alimentos inocuos."/>
+            <wp:cNvGraphicFramePr>
+              <a:graphicFrameLocks xmlns:a="http://schemas.openxmlformats.org/drawingml/2006/main" noChangeAspect="1"/>
+            </wp:cNvGraphicFramePr>
+            <a:graphic xmlns:a="http://schemas.openxmlformats.org/drawingml/2006/main">
+              <a:graphicData uri="http://schemas.openxmlformats.org/drawingml/2006/picture">
+                <pic:pic xmlns:pic="http://schemas.openxmlformats.org/drawingml/2006/picture">
+                  <pic:nvPicPr>
+                    <pic:cNvPr id="1" name="Gráfico 1" descr="Este componente formativo aborda las Buenas Prácticas de Manufactura (BPM) como fundamento para garantizar la inocuidad en la industria de alimentos y bebidas. Presenta los conceptos relacionados con su definición, objetivos y relación con los programas prerrequisito y el sistema HACCP, así como el marco normativo colombiano que sustenta su aplicación. También desarrolla la planeación documental mediante los programas de saneamiento y los criterios para el diligenciamiento de registros. Finalmente, explica la ejecución de las BPM a través de la higiene del personal, los procedimientos de limpieza y desinfección, el manejo de materias primas con rotación PEPS, la verificación de variables del proceso y la aplicación de acciones correctivas y preventivas para fortalecer la mejora continua y la producción de alimentos inocuos."/>
+                    <pic:cNvPicPr/>
+                  </pic:nvPicPr>
+                  <pic:blipFill>
+                    <a:blip r:embed="rId12">
+                      <a:extLst>
+                        <a:ext uri="{28A0092B-C50C-407E-A947-70E740481C1C}">
+                          <a14:useLocalDpi xmlns:a14="http://schemas.microsoft.com/office/drawing/2010/main" val="0"/>
+                        </a:ext>
+                        <a:ext uri="{96DAC541-7B7A-43D3-8B79-37D633B846F1}">
+                          <asvg:svgBlip xmlns:asvg="http://schemas.microsoft.com/office/drawing/2016/SVG/main" r:embed="rId13"/>
+                        </a:ext>
+                      </a:extLst>
+                    </a:blip>
+                    <a:stretch>
+                      <a:fillRect/>
+                    </a:stretch>
+                  </pic:blipFill>
+                  <pic:spPr>
+                    <a:xfrm>
+                      <a:off x="0" y="0"/>
+                      <a:ext cx="6332220" cy="6419850"/>
+                    </a:xfrm>
+                    <a:prstGeom prst="rect">
+                      <a:avLst/>
+                    </a:prstGeom>
+                  </pic:spPr>
+                </pic:pic>
+              </a:graphicData>
+            </a:graphic>
+          </wp:inline>
+        </w:drawing>
+      </w:r>
+    </w:p>
     <w:p>
       <w:pPr>
         <w:pStyle w:val="Titulosgenerales"/>
       </w:pPr>
-      <w:bookmarkStart w:id="30" w:name="_Toc236237001"/>
+      <w:bookmarkStart w:id="30" w:name="_Toc238833627"/>
       <w:r>
         <w:lastRenderedPageBreak/>
         <w:t>Glosario</w:t>
@@ -8389,7 +8951,7 @@
       <w:pPr>
         <w:pStyle w:val="Titulosgenerales"/>
       </w:pPr>
-      <w:bookmarkStart w:id="31" w:name="_Toc236237002"/>
+      <w:bookmarkStart w:id="31" w:name="_Toc238833628"/>
       <w:r>
         <w:lastRenderedPageBreak/>
         <w:t>Referencias bibliográficas</w:t>
@@ -8403,7 +8965,7 @@
       <w:r>
         <w:t xml:space="preserve">Congreso de la República de Colombia. (1979). Ley 9 de 1979. Por la cual se dictan medidas sanitarias. Diario Oficial No. 35.308. </w:t>
       </w:r>
-      <w:hyperlink r:id="rId12" w:history="1">
+      <w:hyperlink r:id="rId14" w:history="1">
         <w:r>
           <w:rPr>
             <w:rStyle w:val="Hipervnculo"/>
@@ -8419,12 +8981,44 @@
     </w:p>
     <w:p>
       <w:r>
-        <w:t>Instituto Colombiano de Normas Técnicas y Certificación (ICONTEC). (2009). NTC 5842. Buenas prácticas de higiene para el control de Listeria monocytogenes en alimentos.</w:t>
-      </w:r>
-    </w:p>
-    <w:p>
-      <w:r>
-        <w:t xml:space="preserve">International Organization for Standardization. (2018). ISO 22000:2018. </w:t>
+        <w:t xml:space="preserve">Instituto Colombiano de Normas Técnicas y Certificación (ICONTEC). (2009). NTC 5842. Buenas prácticas de higiene para el control de Listeria </w:t>
+      </w:r>
+      <w:proofErr w:type="spellStart"/>
+      <w:r>
+        <w:t>monocytogenes</w:t>
+      </w:r>
+      <w:proofErr w:type="spellEnd"/>
+      <w:r>
+        <w:t xml:space="preserve"> en alimentos.</w:t>
+      </w:r>
+    </w:p>
+    <w:p>
+      <w:r>
+        <w:t xml:space="preserve">International </w:t>
+      </w:r>
+      <w:proofErr w:type="spellStart"/>
+      <w:r>
+        <w:t>Organization</w:t>
+      </w:r>
+      <w:proofErr w:type="spellEnd"/>
+      <w:r>
+        <w:t xml:space="preserve"> </w:t>
+      </w:r>
+      <w:proofErr w:type="spellStart"/>
+      <w:r>
+        <w:t>for</w:t>
+      </w:r>
+      <w:proofErr w:type="spellEnd"/>
+      <w:r>
+        <w:t xml:space="preserve"> </w:t>
+      </w:r>
+      <w:proofErr w:type="spellStart"/>
+      <w:r>
+        <w:t>Standardization</w:t>
+      </w:r>
+      <w:proofErr w:type="spellEnd"/>
+      <w:r>
+        <w:t xml:space="preserve">. (2018). ISO 22000:2018. </w:t>
       </w:r>
       <w:r>
         <w:rPr>
@@ -8437,7 +9031,7 @@
       <w:r>
         <w:t xml:space="preserve">Ministerio de Salud. (1997). Decreto 3075 de 1997. Por el cual se reglamenta parcialmente la Ley 9 de 1979 y se dictan otras disposiciones. Departamento Administrativo de la Función Pública. </w:t>
       </w:r>
-      <w:hyperlink r:id="rId13" w:history="1">
+      <w:hyperlink r:id="rId15" w:history="1">
         <w:r>
           <w:rPr>
             <w:rStyle w:val="Hipervnculo"/>
@@ -8450,7 +9044,7 @@
       <w:r>
         <w:t xml:space="preserve">Ministerio de Salud y Protección Social. (2013). Resolución 2674 de 2013. Por la cual se reglamenta el artículo 126 del Decreto-Ley 019 de 2012 y se dictan otras disposiciones. </w:t>
       </w:r>
-      <w:hyperlink r:id="rId14" w:history="1">
+      <w:hyperlink r:id="rId16" w:history="1">
         <w:r>
           <w:rPr>
             <w:rStyle w:val="Hipervnculo"/>
@@ -8463,7 +9057,7 @@
       <w:r>
         <w:t xml:space="preserve">Organización de las Naciones Unidas para la Alimentación y la Agricultura. (2002). Sistemas de calidad e inocuidad de los alimentos: Manual de capacitación sobre higiene de los alimentos y sobre el sistema de análisis de peligros y de puntos críticos de control (APPCC). </w:t>
       </w:r>
-      <w:hyperlink r:id="rId15" w:history="1">
+      <w:hyperlink r:id="rId17" w:history="1">
         <w:r>
           <w:rPr>
             <w:rStyle w:val="Hipervnculo"/>
@@ -8476,7 +9070,7 @@
       <w:r>
         <w:t xml:space="preserve">Organización Mundial de la Salud. (2020). Cinco claves para la inocuidad de los alimentos. </w:t>
       </w:r>
-      <w:hyperlink r:id="rId16" w:history="1">
+      <w:hyperlink r:id="rId18" w:history="1">
         <w:r>
           <w:rPr>
             <w:rStyle w:val="Hipervnculo"/>
@@ -8499,7 +9093,7 @@
       <w:pPr>
         <w:pStyle w:val="Titulosgenerales"/>
       </w:pPr>
-      <w:bookmarkStart w:id="32" w:name="_Toc236237003"/>
+      <w:bookmarkStart w:id="32" w:name="_Toc238833629"/>
       <w:r>
         <w:lastRenderedPageBreak/>
         <w:t>Créditos</w:t>
@@ -8742,6 +9336,12 @@
                 <w:lang w:val="es-CO"/>
               </w:rPr>
             </w:pPr>
+            <w:r>
+              <w:rPr>
+                <w:lang w:val="es-CO"/>
+              </w:rPr>
+              <w:t>Yina Paola Castro Zarate</w:t>
+            </w:r>
           </w:p>
         </w:tc>
         <w:tc>
@@ -8755,6 +9355,30 @@
                 <w:lang w:val="es-CO"/>
               </w:rPr>
             </w:pPr>
+            <w:r>
+              <w:rPr>
+                <w:rFonts w:eastAsia="Calibri" w:cs="Calibri"/>
+              </w:rPr>
+              <w:t>Expert</w:t>
+            </w:r>
+            <w:r>
+              <w:rPr>
+                <w:rFonts w:eastAsia="Calibri" w:cs="Calibri"/>
+              </w:rPr>
+              <w:t>a</w:t>
+            </w:r>
+            <w:r>
+              <w:rPr>
+                <w:rFonts w:eastAsia="Calibri" w:cs="Calibri"/>
+              </w:rPr>
+              <w:t xml:space="preserve"> temátic</w:t>
+            </w:r>
+            <w:r>
+              <w:rPr>
+                <w:rFonts w:eastAsia="Calibri" w:cs="Calibri"/>
+              </w:rPr>
+              <w:t>a</w:t>
+            </w:r>
           </w:p>
         </w:tc>
         <w:tc>
@@ -8768,6 +9392,24 @@
                 <w:lang w:val="es-CO"/>
               </w:rPr>
             </w:pPr>
+            <w:r>
+              <w:rPr>
+                <w:lang w:val="es-CO"/>
+              </w:rPr>
+              <w:t>Centro de Comercio y Servicios</w:t>
+            </w:r>
+            <w:r>
+              <w:rPr>
+                <w:lang w:val="es-CO"/>
+              </w:rPr>
+              <w:t xml:space="preserve"> -</w:t>
+            </w:r>
+            <w:r>
+              <w:rPr>
+                <w:lang w:val="es-CO"/>
+              </w:rPr>
+              <w:t xml:space="preserve"> Regional Atlántico</w:t>
+            </w:r>
           </w:p>
         </w:tc>
       </w:tr>
@@ -8783,6 +9425,14 @@
                 <w:lang w:val="es-CO"/>
               </w:rPr>
             </w:pPr>
+            <w:r>
+              <w:rPr>
+                <w:rFonts w:cs="Calibri"/>
+                <w:color w:val="242424"/>
+                <w:shd w:val="clear" w:color="auto" w:fill="FFFFFF"/>
+              </w:rPr>
+              <w:t>Rosmery Conde</w:t>
+            </w:r>
           </w:p>
         </w:tc>
         <w:tc>
@@ -8796,6 +9446,13 @@
                 <w:lang w:val="es-CO"/>
               </w:rPr>
             </w:pPr>
+            <w:r>
+              <w:rPr>
+                <w:rFonts w:eastAsia="Calibri" w:cs="Calibri"/>
+                <w:color w:val="000000" w:themeColor="text1"/>
+              </w:rPr>
+              <w:t>Evaluadora instruccional</w:t>
+            </w:r>
           </w:p>
         </w:tc>
         <w:tc>
@@ -8809,6 +9466,24 @@
                 <w:lang w:val="es-CO"/>
               </w:rPr>
             </w:pPr>
+            <w:r>
+              <w:rPr>
+                <w:lang w:val="es-CO"/>
+              </w:rPr>
+              <w:t>Centro de Comercio y Servicios</w:t>
+            </w:r>
+            <w:r>
+              <w:rPr>
+                <w:lang w:val="es-CO"/>
+              </w:rPr>
+              <w:t xml:space="preserve"> -</w:t>
+            </w:r>
+            <w:r>
+              <w:rPr>
+                <w:lang w:val="es-CO"/>
+              </w:rPr>
+              <w:t xml:space="preserve"> Regional Atlántico</w:t>
+            </w:r>
           </w:p>
         </w:tc>
       </w:tr>
@@ -8827,6 +9502,12 @@
                 <w:lang w:val="es-CO"/>
               </w:rPr>
             </w:pPr>
+            <w:r>
+              <w:rPr>
+                <w:lang w:val="es-CO"/>
+              </w:rPr>
+              <w:t>Andrés Felipe Herrera Roldan</w:t>
+            </w:r>
           </w:p>
         </w:tc>
         <w:tc>
@@ -8840,6 +9521,12 @@
                 <w:lang w:val="es-CO"/>
               </w:rPr>
             </w:pPr>
+            <w:r>
+              <w:rPr>
+                <w:lang w:val="es-CO"/>
+              </w:rPr>
+              <w:t>Diseñador de contenidos digitales</w:t>
+            </w:r>
           </w:p>
         </w:tc>
         <w:tc>
@@ -8853,6 +9540,24 @@
                 <w:lang w:val="es-CO"/>
               </w:rPr>
             </w:pPr>
+            <w:r>
+              <w:rPr>
+                <w:lang w:val="es-CO"/>
+              </w:rPr>
+              <w:t>Centro de Comercio y Servicios</w:t>
+            </w:r>
+            <w:r>
+              <w:rPr>
+                <w:lang w:val="es-CO"/>
+              </w:rPr>
+              <w:t xml:space="preserve"> -</w:t>
+            </w:r>
+            <w:r>
+              <w:rPr>
+                <w:lang w:val="es-CO"/>
+              </w:rPr>
+              <w:t xml:space="preserve"> Regional Atlántico</w:t>
+            </w:r>
           </w:p>
         </w:tc>
       </w:tr>
@@ -8868,6 +9573,12 @@
                 <w:lang w:val="es-CO"/>
               </w:rPr>
             </w:pPr>
+            <w:r>
+              <w:rPr>
+                <w:rFonts w:eastAsia="Calibri" w:cs="Calibri"/>
+              </w:rPr>
+              <w:t>Álvaro Guillermo Araújo Angarita</w:t>
+            </w:r>
           </w:p>
         </w:tc>
         <w:tc>
@@ -8881,6 +9592,28 @@
                 <w:lang w:val="es-CO"/>
               </w:rPr>
             </w:pPr>
+            <w:r>
+              <w:rPr>
+                <w:lang w:val="es-CO"/>
+              </w:rPr>
+              <w:t xml:space="preserve">Desarrollador </w:t>
+            </w:r>
+            <w:r>
+              <w:rPr>
+                <w:rStyle w:val="Extranjerismo"/>
+                <w:lang w:val="es-CO"/>
+              </w:rPr>
+              <w:t xml:space="preserve">full </w:t>
+            </w:r>
+            <w:proofErr w:type="spellStart"/>
+            <w:r>
+              <w:rPr>
+                <w:rStyle w:val="Extranjerismo"/>
+                <w:lang w:val="es-CO"/>
+              </w:rPr>
+              <w:t>stack</w:t>
+            </w:r>
+            <w:proofErr w:type="spellEnd"/>
           </w:p>
         </w:tc>
         <w:tc>
@@ -8894,6 +9627,24 @@
                 <w:lang w:val="es-CO"/>
               </w:rPr>
             </w:pPr>
+            <w:r>
+              <w:rPr>
+                <w:lang w:val="es-CO"/>
+              </w:rPr>
+              <w:t>Centro de Comercio y Servicios</w:t>
+            </w:r>
+            <w:r>
+              <w:rPr>
+                <w:lang w:val="es-CO"/>
+              </w:rPr>
+              <w:t xml:space="preserve"> -</w:t>
+            </w:r>
+            <w:r>
+              <w:rPr>
+                <w:lang w:val="es-CO"/>
+              </w:rPr>
+              <w:t xml:space="preserve"> Regional Atlántico</w:t>
+            </w:r>
           </w:p>
         </w:tc>
       </w:tr>
@@ -8909,6 +9660,9 @@
             <w:pPr>
               <w:pStyle w:val="TextoTablas"/>
             </w:pPr>
+            <w:r>
+              <w:t>Alexander Rafael Acosta Bedoya</w:t>
+            </w:r>
           </w:p>
         </w:tc>
         <w:tc>
@@ -8922,6 +9676,13 @@
                 <w:lang w:val="es-CO"/>
               </w:rPr>
             </w:pPr>
+            <w:r>
+              <w:rPr>
+                <w:rFonts w:eastAsia="Calibri" w:cs="Calibri"/>
+                <w:lang w:val="es-ES"/>
+              </w:rPr>
+              <w:t>Animador y productor audiovisual</w:t>
+            </w:r>
           </w:p>
         </w:tc>
         <w:tc>
@@ -8935,6 +9696,24 @@
                 <w:lang w:val="es-CO"/>
               </w:rPr>
             </w:pPr>
+            <w:r>
+              <w:rPr>
+                <w:lang w:val="es-CO"/>
+              </w:rPr>
+              <w:t>Centro de Comercio y Servicios</w:t>
+            </w:r>
+            <w:r>
+              <w:rPr>
+                <w:lang w:val="es-CO"/>
+              </w:rPr>
+              <w:t xml:space="preserve"> -</w:t>
+            </w:r>
+            <w:r>
+              <w:rPr>
+                <w:lang w:val="es-CO"/>
+              </w:rPr>
+              <w:t xml:space="preserve"> Regional Atlántico</w:t>
+            </w:r>
           </w:p>
         </w:tc>
       </w:tr>
@@ -8947,6 +9726,9 @@
             <w:pPr>
               <w:pStyle w:val="TextoTablas"/>
             </w:pPr>
+            <w:r>
+              <w:t>Nelson Iván Vera Briceño</w:t>
+            </w:r>
           </w:p>
         </w:tc>
         <w:tc>
@@ -8960,6 +9742,13 @@
                 <w:lang w:val="es-CO"/>
               </w:rPr>
             </w:pPr>
+            <w:r>
+              <w:rPr>
+                <w:rFonts w:eastAsia="Calibri" w:cs="Calibri"/>
+                <w:lang w:val="es-ES"/>
+              </w:rPr>
+              <w:t>Animador y productor audiovisual</w:t>
+            </w:r>
           </w:p>
         </w:tc>
         <w:tc>
@@ -8973,6 +9762,24 @@
                 <w:lang w:val="es-CO"/>
               </w:rPr>
             </w:pPr>
+            <w:r>
+              <w:rPr>
+                <w:lang w:val="es-CO"/>
+              </w:rPr>
+              <w:t>Centro de Comercio y Servicios</w:t>
+            </w:r>
+            <w:r>
+              <w:rPr>
+                <w:lang w:val="es-CO"/>
+              </w:rPr>
+              <w:t xml:space="preserve"> -</w:t>
+            </w:r>
+            <w:r>
+              <w:rPr>
+                <w:lang w:val="es-CO"/>
+              </w:rPr>
+              <w:t xml:space="preserve"> Regional Atlántico</w:t>
+            </w:r>
           </w:p>
         </w:tc>
       </w:tr>
@@ -8988,6 +9795,13 @@
             <w:pPr>
               <w:pStyle w:val="TextoTablas"/>
             </w:pPr>
+            <w:r>
+              <w:rPr>
+                <w:rFonts w:eastAsia="Calibri" w:cs="Calibri"/>
+                <w:color w:val="000000" w:themeColor="text1"/>
+              </w:rPr>
+              <w:t>Luz Karime Amaya Cabra</w:t>
+            </w:r>
           </w:p>
         </w:tc>
         <w:tc>
@@ -9001,6 +9815,18 @@
                 <w:lang w:val="es-CO"/>
               </w:rPr>
             </w:pPr>
+            <w:r>
+              <w:rPr>
+                <w:rFonts w:eastAsia="Calibri" w:cs="Calibri"/>
+              </w:rPr>
+              <w:t xml:space="preserve">Evaluadora </w:t>
+            </w:r>
+            <w:r>
+              <w:rPr>
+                <w:rFonts w:eastAsia="Calibri" w:cs="Calibri"/>
+              </w:rPr>
+              <w:t>de contenidos inclusivos y accesibles</w:t>
+            </w:r>
           </w:p>
         </w:tc>
         <w:tc>
@@ -9014,6 +9840,24 @@
                 <w:lang w:val="es-CO"/>
               </w:rPr>
             </w:pPr>
+            <w:r>
+              <w:rPr>
+                <w:lang w:val="es-CO"/>
+              </w:rPr>
+              <w:t>Centro de Comercio y Servicios</w:t>
+            </w:r>
+            <w:r>
+              <w:rPr>
+                <w:lang w:val="es-CO"/>
+              </w:rPr>
+              <w:t xml:space="preserve"> -</w:t>
+            </w:r>
+            <w:r>
+              <w:rPr>
+                <w:lang w:val="es-CO"/>
+              </w:rPr>
+              <w:t xml:space="preserve"> Regional Atlántico</w:t>
+            </w:r>
           </w:p>
         </w:tc>
       </w:tr>
@@ -9029,6 +9873,12 @@
                 <w:lang w:val="es-CO"/>
               </w:rPr>
             </w:pPr>
+            <w:r>
+              <w:rPr>
+                <w:lang w:val="es-CO"/>
+              </w:rPr>
+              <w:t>Laura Daniela Burgos Rueda</w:t>
+            </w:r>
           </w:p>
         </w:tc>
         <w:tc>
@@ -9042,6 +9892,18 @@
                 <w:lang w:val="es-CO"/>
               </w:rPr>
             </w:pPr>
+            <w:r>
+              <w:rPr>
+                <w:rFonts w:eastAsia="Calibri" w:cs="Calibri"/>
+              </w:rPr>
+              <w:t xml:space="preserve">Evaluadora </w:t>
+            </w:r>
+            <w:r>
+              <w:rPr>
+                <w:rFonts w:eastAsia="Calibri" w:cs="Calibri"/>
+              </w:rPr>
+              <w:t>de contenidos inclusivos y accesibles</w:t>
+            </w:r>
           </w:p>
         </w:tc>
         <w:tc>
@@ -9055,6 +9917,24 @@
                 <w:lang w:val="es-CO"/>
               </w:rPr>
             </w:pPr>
+            <w:r>
+              <w:rPr>
+                <w:lang w:val="es-CO"/>
+              </w:rPr>
+              <w:t>Centro de Comercio y Servicios</w:t>
+            </w:r>
+            <w:r>
+              <w:rPr>
+                <w:lang w:val="es-CO"/>
+              </w:rPr>
+              <w:t xml:space="preserve"> -</w:t>
+            </w:r>
+            <w:r>
+              <w:rPr>
+                <w:lang w:val="es-CO"/>
+              </w:rPr>
+              <w:t xml:space="preserve"> Regional Atlántico</w:t>
+            </w:r>
           </w:p>
         </w:tc>
       </w:tr>
@@ -9073,6 +9953,20 @@
                 <w:lang w:val="es-CO"/>
               </w:rPr>
             </w:pPr>
+            <w:r>
+              <w:rPr>
+                <w:rFonts w:eastAsia="Calibri" w:cs="Calibri"/>
+                <w:color w:val="000000" w:themeColor="text1"/>
+              </w:rPr>
+              <w:t>Karine Isabel Ospino Fritz</w:t>
+            </w:r>
+            <w:r>
+              <w:rPr>
+                <w:rFonts w:eastAsia="Calibri" w:cs="Calibri"/>
+                <w:lang w:val="es-ES"/>
+              </w:rPr>
+              <w:t xml:space="preserve">  </w:t>
+            </w:r>
           </w:p>
         </w:tc>
         <w:tc>
@@ -9086,6 +9980,36 @@
                 <w:lang w:val="es-CO"/>
               </w:rPr>
             </w:pPr>
+            <w:r>
+              <w:rPr>
+                <w:lang w:val="es-CO"/>
+              </w:rPr>
+              <w:t>Validador</w:t>
+            </w:r>
+            <w:r>
+              <w:rPr>
+                <w:lang w:val="es-CO"/>
+              </w:rPr>
+              <w:t>a</w:t>
+            </w:r>
+            <w:r>
+              <w:rPr>
+                <w:lang w:val="es-CO"/>
+              </w:rPr>
+              <w:t xml:space="preserve"> y vinculador</w:t>
+            </w:r>
+            <w:r>
+              <w:rPr>
+                <w:lang w:val="es-CO"/>
+              </w:rPr>
+              <w:t>a</w:t>
+            </w:r>
+            <w:r>
+              <w:rPr>
+                <w:lang w:val="es-CO"/>
+              </w:rPr>
+              <w:t xml:space="preserve"> de recursos educativos digitales</w:t>
+            </w:r>
           </w:p>
         </w:tc>
         <w:tc>
@@ -9099,6 +10023,24 @@
                 <w:lang w:val="es-CO"/>
               </w:rPr>
             </w:pPr>
+            <w:r>
+              <w:rPr>
+                <w:lang w:val="es-CO"/>
+              </w:rPr>
+              <w:t>Centro de Comercio y Servicios</w:t>
+            </w:r>
+            <w:r>
+              <w:rPr>
+                <w:lang w:val="es-CO"/>
+              </w:rPr>
+              <w:t xml:space="preserve"> -</w:t>
+            </w:r>
+            <w:r>
+              <w:rPr>
+                <w:lang w:val="es-CO"/>
+              </w:rPr>
+              <w:t xml:space="preserve"> Regional Atlántico</w:t>
+            </w:r>
           </w:p>
         </w:tc>
       </w:tr>
@@ -9114,6 +10056,14 @@
                 <w:lang w:val="es-CO"/>
               </w:rPr>
             </w:pPr>
+            <w:r>
+              <w:rPr>
+                <w:rFonts w:eastAsia="Calibri" w:cs="Calibri"/>
+                <w:color w:val="000000" w:themeColor="text1"/>
+              </w:rPr>
+              <w:lastRenderedPageBreak/>
+              <w:t>Jonathan Adié Villafañe</w:t>
+            </w:r>
           </w:p>
         </w:tc>
         <w:tc>
@@ -9127,6 +10077,12 @@
                 <w:lang w:val="es-CO"/>
               </w:rPr>
             </w:pPr>
+            <w:r>
+              <w:rPr>
+                <w:rFonts w:eastAsia="Calibri" w:cs="Calibri"/>
+              </w:rPr>
+              <w:t>Validador y vinculador de recursos educativos digitales</w:t>
+            </w:r>
           </w:p>
         </w:tc>
         <w:tc>
@@ -9140,220 +10096,24 @@
                 <w:lang w:val="es-CO"/>
               </w:rPr>
             </w:pPr>
-          </w:p>
-        </w:tc>
-      </w:tr>
-      <w:tr>
-        <w:trPr>
-          <w:cnfStyle w:val="000000100000" w:firstRow="0" w:lastRow="0" w:firstColumn="0" w:lastColumn="0" w:oddVBand="0" w:evenVBand="0" w:oddHBand="1" w:evenHBand="0" w:firstRowFirstColumn="0" w:firstRowLastColumn="0" w:lastRowFirstColumn="0" w:lastRowLastColumn="0"/>
-        </w:trPr>
-        <w:tc>
-          <w:tcPr>
-            <w:tcW w:w="2830" w:type="dxa"/>
-          </w:tcPr>
-          <w:p>
-            <w:pPr>
-              <w:pStyle w:val="TextoTablas"/>
+            <w:r>
               <w:rPr>
                 <w:lang w:val="es-CO"/>
               </w:rPr>
-            </w:pPr>
-          </w:p>
-        </w:tc>
-        <w:tc>
-          <w:tcPr>
-            <w:tcW w:w="3261" w:type="dxa"/>
-          </w:tcPr>
-          <w:p>
-            <w:pPr>
-              <w:pStyle w:val="TextoTablas"/>
+              <w:t>Centro de Comercio y Servicios</w:t>
+            </w:r>
+            <w:r>
               <w:rPr>
                 <w:lang w:val="es-CO"/>
               </w:rPr>
-            </w:pPr>
-          </w:p>
-        </w:tc>
-        <w:tc>
-          <w:tcPr>
-            <w:tcW w:w="3969" w:type="dxa"/>
-          </w:tcPr>
-          <w:p>
-            <w:pPr>
-              <w:pStyle w:val="TextoTablas"/>
+              <w:t xml:space="preserve"> -</w:t>
+            </w:r>
+            <w:r>
               <w:rPr>
                 <w:lang w:val="es-CO"/>
               </w:rPr>
-            </w:pPr>
-          </w:p>
-        </w:tc>
-      </w:tr>
-      <w:tr>
-        <w:tc>
-          <w:tcPr>
-            <w:tcW w:w="2830" w:type="dxa"/>
-          </w:tcPr>
-          <w:p>
-            <w:pPr>
-              <w:pStyle w:val="TextoTablas"/>
-              <w:rPr>
-                <w:lang w:val="es-CO"/>
-              </w:rPr>
-            </w:pPr>
-          </w:p>
-        </w:tc>
-        <w:tc>
-          <w:tcPr>
-            <w:tcW w:w="3261" w:type="dxa"/>
-          </w:tcPr>
-          <w:p>
-            <w:pPr>
-              <w:pStyle w:val="TextoTablas"/>
-              <w:rPr>
-                <w:lang w:val="es-CO"/>
-              </w:rPr>
-            </w:pPr>
-          </w:p>
-        </w:tc>
-        <w:tc>
-          <w:tcPr>
-            <w:tcW w:w="3969" w:type="dxa"/>
-          </w:tcPr>
-          <w:p>
-            <w:pPr>
-              <w:pStyle w:val="TextoTablas"/>
-              <w:rPr>
-                <w:lang w:val="es-CO"/>
-              </w:rPr>
-            </w:pPr>
-          </w:p>
-        </w:tc>
-      </w:tr>
-      <w:tr>
-        <w:trPr>
-          <w:cnfStyle w:val="000000100000" w:firstRow="0" w:lastRow="0" w:firstColumn="0" w:lastColumn="0" w:oddVBand="0" w:evenVBand="0" w:oddHBand="1" w:evenHBand="0" w:firstRowFirstColumn="0" w:firstRowLastColumn="0" w:lastRowFirstColumn="0" w:lastRowLastColumn="0"/>
-        </w:trPr>
-        <w:tc>
-          <w:tcPr>
-            <w:tcW w:w="2830" w:type="dxa"/>
-          </w:tcPr>
-          <w:p>
-            <w:pPr>
-              <w:pStyle w:val="TextoTablas"/>
-              <w:rPr>
-                <w:lang w:val="es-CO"/>
-              </w:rPr>
-            </w:pPr>
-          </w:p>
-        </w:tc>
-        <w:tc>
-          <w:tcPr>
-            <w:tcW w:w="3261" w:type="dxa"/>
-          </w:tcPr>
-          <w:p>
-            <w:pPr>
-              <w:pStyle w:val="TextoTablas"/>
-              <w:rPr>
-                <w:lang w:val="es-CO"/>
-              </w:rPr>
-            </w:pPr>
-          </w:p>
-        </w:tc>
-        <w:tc>
-          <w:tcPr>
-            <w:tcW w:w="3969" w:type="dxa"/>
-          </w:tcPr>
-          <w:p>
-            <w:pPr>
-              <w:pStyle w:val="TextoTablas"/>
-              <w:rPr>
-                <w:lang w:val="es-CO"/>
-              </w:rPr>
-            </w:pPr>
-          </w:p>
-        </w:tc>
-      </w:tr>
-      <w:tr>
-        <w:tc>
-          <w:tcPr>
-            <w:tcW w:w="2830" w:type="dxa"/>
-          </w:tcPr>
-          <w:p>
-            <w:pPr>
-              <w:pStyle w:val="TextoTablas"/>
-              <w:rPr>
-                <w:lang w:val="es-CO"/>
-              </w:rPr>
-            </w:pPr>
-          </w:p>
-        </w:tc>
-        <w:tc>
-          <w:tcPr>
-            <w:tcW w:w="3261" w:type="dxa"/>
-          </w:tcPr>
-          <w:p>
-            <w:pPr>
-              <w:pStyle w:val="TextoTablas"/>
-              <w:rPr>
-                <w:lang w:val="es-CO"/>
-              </w:rPr>
-            </w:pPr>
-          </w:p>
-        </w:tc>
-        <w:tc>
-          <w:tcPr>
-            <w:tcW w:w="3969" w:type="dxa"/>
-          </w:tcPr>
-          <w:p>
-            <w:pPr>
-              <w:pStyle w:val="TextoTablas"/>
-              <w:rPr>
-                <w:lang w:val="es-CO"/>
-              </w:rPr>
-            </w:pPr>
-          </w:p>
-        </w:tc>
-      </w:tr>
-      <w:tr>
-        <w:trPr>
-          <w:cnfStyle w:val="000000100000" w:firstRow="0" w:lastRow="0" w:firstColumn="0" w:lastColumn="0" w:oddVBand="0" w:evenVBand="0" w:oddHBand="1" w:evenHBand="0" w:firstRowFirstColumn="0" w:firstRowLastColumn="0" w:lastRowFirstColumn="0" w:lastRowLastColumn="0"/>
-        </w:trPr>
-        <w:tc>
-          <w:tcPr>
-            <w:tcW w:w="2830" w:type="dxa"/>
-          </w:tcPr>
-          <w:p>
-            <w:pPr>
-              <w:pStyle w:val="TextoTablas"/>
-              <w:rPr>
-                <w:lang w:val="es-CO"/>
-              </w:rPr>
-            </w:pPr>
-          </w:p>
-        </w:tc>
-        <w:tc>
-          <w:tcPr>
-            <w:tcW w:w="3261" w:type="dxa"/>
-          </w:tcPr>
-          <w:p>
-            <w:pPr>
-              <w:pStyle w:val="TextoTablas"/>
-              <w:rPr>
-                <w:lang w:val="es-CO"/>
-              </w:rPr>
-            </w:pPr>
-          </w:p>
-        </w:tc>
-        <w:tc>
-          <w:tcPr>
-            <w:tcW w:w="3969" w:type="dxa"/>
-          </w:tcPr>
-          <w:p>
-            <w:pPr>
-              <w:pStyle w:val="TextoTablas"/>
-              <w:rPr>
-                <w:lang w:val="es-CO"/>
-              </w:rPr>
-            </w:pPr>
+              <w:t xml:space="preserve"> Regional Atlántico</w:t>
+            </w:r>
           </w:p>
         </w:tc>
       </w:tr>
@@ -9366,8 +10126,8 @@
       </w:pPr>
     </w:p>
     <w:sectPr>
-      <w:headerReference w:type="default" r:id="rId17"/>
-      <w:footerReference w:type="default" r:id="rId18"/>
+      <w:headerReference w:type="default" r:id="rId19"/>
+      <w:footerReference w:type="default" r:id="rId20"/>
       <w:pgSz w:w="12240" w:h="15840"/>
       <w:pgMar w:top="1701" w:right="1134" w:bottom="1134" w:left="1134" w:header="709" w:footer="737" w:gutter="0"/>
       <w:pgNumType w:start="1"/>
@@ -9591,19 +10351,19 @@
     </w:lvl>
   </w:abstractNum>
   <w:abstractNum w:abstractNumId="1" w15:restartNumberingAfterBreak="0">
-    <w:nsid w:val="01A4316A"/>
+    <w:nsid w:val="02F0686E"/>
     <w:multiLevelType w:val="hybridMultilevel"/>
-    <w:tmpl w:val="C43CBE36"/>
-    <w:lvl w:ilvl="0" w:tplc="240A0001">
-      <w:start w:val="1"/>
-      <w:numFmt w:val="bullet"/>
-      <w:lvlText w:val=""/>
+    <w:tmpl w:val="F2B840CC"/>
+    <w:lvl w:ilvl="0" w:tplc="240A0003">
+      <w:start w:val="1"/>
+      <w:numFmt w:val="bullet"/>
+      <w:lvlText w:val="o"/>
       <w:lvlJc w:val="left"/>
       <w:pPr>
         <w:ind w:left="1429" w:hanging="360"/>
       </w:pPr>
       <w:rPr>
-        <w:rFonts w:ascii="Symbol" w:hAnsi="Symbol" w:hint="default"/>
+        <w:rFonts w:ascii="Courier New" w:hAnsi="Courier New" w:cs="Courier New" w:hint="default"/>
       </w:rPr>
     </w:lvl>
     <w:lvl w:ilvl="1" w:tplc="240A0003" w:tentative="1">
@@ -9817,89 +10577,116 @@
     </w:lvl>
   </w:abstractNum>
   <w:abstractNum w:abstractNumId="3" w15:restartNumberingAfterBreak="0">
-    <w:nsid w:val="17E855DA"/>
+    <w:nsid w:val="08DD3CB7"/>
     <w:multiLevelType w:val="hybridMultilevel"/>
-    <w:tmpl w:val="C61EF260"/>
-    <w:lvl w:ilvl="0" w:tplc="240A0015">
-      <w:start w:val="1"/>
-      <w:numFmt w:val="upperLetter"/>
-      <w:lvlText w:val="%1."/>
-      <w:lvlJc w:val="left"/>
-      <w:pPr>
-        <w:ind w:left="1789" w:hanging="360"/>
-      </w:pPr>
-    </w:lvl>
-    <w:lvl w:ilvl="1" w:tplc="240A0019" w:tentative="1">
-      <w:start w:val="1"/>
-      <w:numFmt w:val="lowerLetter"/>
-      <w:lvlText w:val="%2."/>
-      <w:lvlJc w:val="left"/>
-      <w:pPr>
-        <w:ind w:left="2509" w:hanging="360"/>
-      </w:pPr>
-    </w:lvl>
-    <w:lvl w:ilvl="2" w:tplc="240A001B" w:tentative="1">
-      <w:start w:val="1"/>
-      <w:numFmt w:val="lowerRoman"/>
-      <w:lvlText w:val="%3."/>
-      <w:lvlJc w:val="right"/>
-      <w:pPr>
-        <w:ind w:left="3229" w:hanging="180"/>
-      </w:pPr>
-    </w:lvl>
-    <w:lvl w:ilvl="3" w:tplc="240A000F" w:tentative="1">
-      <w:start w:val="1"/>
-      <w:numFmt w:val="decimal"/>
-      <w:lvlText w:val="%4."/>
-      <w:lvlJc w:val="left"/>
-      <w:pPr>
-        <w:ind w:left="3949" w:hanging="360"/>
-      </w:pPr>
-    </w:lvl>
-    <w:lvl w:ilvl="4" w:tplc="240A0019" w:tentative="1">
-      <w:start w:val="1"/>
-      <w:numFmt w:val="lowerLetter"/>
-      <w:lvlText w:val="%5."/>
-      <w:lvlJc w:val="left"/>
-      <w:pPr>
-        <w:ind w:left="4669" w:hanging="360"/>
-      </w:pPr>
-    </w:lvl>
-    <w:lvl w:ilvl="5" w:tplc="240A001B" w:tentative="1">
-      <w:start w:val="1"/>
-      <w:numFmt w:val="lowerRoman"/>
-      <w:lvlText w:val="%6."/>
-      <w:lvlJc w:val="right"/>
-      <w:pPr>
-        <w:ind w:left="5389" w:hanging="180"/>
-      </w:pPr>
-    </w:lvl>
-    <w:lvl w:ilvl="6" w:tplc="240A000F" w:tentative="1">
-      <w:start w:val="1"/>
-      <w:numFmt w:val="decimal"/>
-      <w:lvlText w:val="%7."/>
-      <w:lvlJc w:val="left"/>
-      <w:pPr>
-        <w:ind w:left="6109" w:hanging="360"/>
-      </w:pPr>
-    </w:lvl>
-    <w:lvl w:ilvl="7" w:tplc="240A0019" w:tentative="1">
-      <w:start w:val="1"/>
-      <w:numFmt w:val="lowerLetter"/>
-      <w:lvlText w:val="%8."/>
-      <w:lvlJc w:val="left"/>
-      <w:pPr>
-        <w:ind w:left="6829" w:hanging="360"/>
-      </w:pPr>
-    </w:lvl>
-    <w:lvl w:ilvl="8" w:tplc="240A001B" w:tentative="1">
-      <w:start w:val="1"/>
-      <w:numFmt w:val="lowerRoman"/>
-      <w:lvlText w:val="%9."/>
-      <w:lvlJc w:val="right"/>
-      <w:pPr>
-        <w:ind w:left="7549" w:hanging="180"/>
-      </w:pPr>
+    <w:tmpl w:val="420891E4"/>
+    <w:lvl w:ilvl="0" w:tplc="240A0001">
+      <w:start w:val="1"/>
+      <w:numFmt w:val="bullet"/>
+      <w:lvlText w:val=""/>
+      <w:lvlJc w:val="left"/>
+      <w:pPr>
+        <w:ind w:left="1429" w:hanging="360"/>
+      </w:pPr>
+      <w:rPr>
+        <w:rFonts w:ascii="Symbol" w:hAnsi="Symbol" w:hint="default"/>
+      </w:rPr>
+    </w:lvl>
+    <w:lvl w:ilvl="1" w:tplc="240A0003" w:tentative="1">
+      <w:start w:val="1"/>
+      <w:numFmt w:val="bullet"/>
+      <w:lvlText w:val="o"/>
+      <w:lvlJc w:val="left"/>
+      <w:pPr>
+        <w:ind w:left="2149" w:hanging="360"/>
+      </w:pPr>
+      <w:rPr>
+        <w:rFonts w:ascii="Courier New" w:hAnsi="Courier New" w:cs="Courier New" w:hint="default"/>
+      </w:rPr>
+    </w:lvl>
+    <w:lvl w:ilvl="2" w:tplc="240A0005" w:tentative="1">
+      <w:start w:val="1"/>
+      <w:numFmt w:val="bullet"/>
+      <w:lvlText w:val=""/>
+      <w:lvlJc w:val="left"/>
+      <w:pPr>
+        <w:ind w:left="2869" w:hanging="360"/>
+      </w:pPr>
+      <w:rPr>
+        <w:rFonts w:ascii="Wingdings" w:hAnsi="Wingdings" w:hint="default"/>
+      </w:rPr>
+    </w:lvl>
+    <w:lvl w:ilvl="3" w:tplc="240A0001" w:tentative="1">
+      <w:start w:val="1"/>
+      <w:numFmt w:val="bullet"/>
+      <w:lvlText w:val=""/>
+      <w:lvlJc w:val="left"/>
+      <w:pPr>
+        <w:ind w:left="3589" w:hanging="360"/>
+      </w:pPr>
+      <w:rPr>
+        <w:rFonts w:ascii="Symbol" w:hAnsi="Symbol" w:hint="default"/>
+      </w:rPr>
+    </w:lvl>
+    <w:lvl w:ilvl="4" w:tplc="240A0003" w:tentative="1">
+      <w:start w:val="1"/>
+      <w:numFmt w:val="bullet"/>
+      <w:lvlText w:val="o"/>
+      <w:lvlJc w:val="left"/>
+      <w:pPr>
+        <w:ind w:left="4309" w:hanging="360"/>
+      </w:pPr>
+      <w:rPr>
+        <w:rFonts w:ascii="Courier New" w:hAnsi="Courier New" w:cs="Courier New" w:hint="default"/>
+      </w:rPr>
+    </w:lvl>
+    <w:lvl w:ilvl="5" w:tplc="240A0005" w:tentative="1">
+      <w:start w:val="1"/>
+      <w:numFmt w:val="bullet"/>
+      <w:lvlText w:val=""/>
+      <w:lvlJc w:val="left"/>
+      <w:pPr>
+        <w:ind w:left="5029" w:hanging="360"/>
+      </w:pPr>
+      <w:rPr>
+        <w:rFonts w:ascii="Wingdings" w:hAnsi="Wingdings" w:hint="default"/>
+      </w:rPr>
+    </w:lvl>
+    <w:lvl w:ilvl="6" w:tplc="240A0001" w:tentative="1">
+      <w:start w:val="1"/>
+      <w:numFmt w:val="bullet"/>
+      <w:lvlText w:val=""/>
+      <w:lvlJc w:val="left"/>
+      <w:pPr>
+        <w:ind w:left="5749" w:hanging="360"/>
+      </w:pPr>
+      <w:rPr>
+        <w:rFonts w:ascii="Symbol" w:hAnsi="Symbol" w:hint="default"/>
+      </w:rPr>
+    </w:lvl>
+    <w:lvl w:ilvl="7" w:tplc="240A0003" w:tentative="1">
+      <w:start w:val="1"/>
+      <w:numFmt w:val="bullet"/>
+      <w:lvlText w:val="o"/>
+      <w:lvlJc w:val="left"/>
+      <w:pPr>
+        <w:ind w:left="6469" w:hanging="360"/>
+      </w:pPr>
+      <w:rPr>
+        <w:rFonts w:ascii="Courier New" w:hAnsi="Courier New" w:cs="Courier New" w:hint="default"/>
+      </w:rPr>
+    </w:lvl>
+    <w:lvl w:ilvl="8" w:tplc="240A0005" w:tentative="1">
+      <w:start w:val="1"/>
+      <w:numFmt w:val="bullet"/>
+      <w:lvlText w:val=""/>
+      <w:lvlJc w:val="left"/>
+      <w:pPr>
+        <w:ind w:left="7189" w:hanging="360"/>
+      </w:pPr>
+      <w:rPr>
+        <w:rFonts w:ascii="Wingdings" w:hAnsi="Wingdings" w:hint="default"/>
+      </w:rPr>
     </w:lvl>
   </w:abstractNum>
   <w:abstractNum w:abstractNumId="4" w15:restartNumberingAfterBreak="0">
@@ -10018,7 +10805,7 @@
   <w:abstractNum w:abstractNumId="5" w15:restartNumberingAfterBreak="0">
     <w:nsid w:val="1AA60B23"/>
     <w:multiLevelType w:val="hybridMultilevel"/>
-    <w:tmpl w:val="0F00DD40"/>
+    <w:tmpl w:val="0D000290"/>
     <w:lvl w:ilvl="0" w:tplc="240A0001">
       <w:start w:val="1"/>
       <w:numFmt w:val="bullet"/>
@@ -10129,119 +10916,6 @@
     </w:lvl>
   </w:abstractNum>
   <w:abstractNum w:abstractNumId="6" w15:restartNumberingAfterBreak="0">
-    <w:nsid w:val="1F73385E"/>
-    <w:multiLevelType w:val="hybridMultilevel"/>
-    <w:tmpl w:val="FB967570"/>
-    <w:lvl w:ilvl="0" w:tplc="240A0003">
-      <w:start w:val="1"/>
-      <w:numFmt w:val="bullet"/>
-      <w:lvlText w:val="o"/>
-      <w:lvlJc w:val="left"/>
-      <w:pPr>
-        <w:ind w:left="1429" w:hanging="360"/>
-      </w:pPr>
-      <w:rPr>
-        <w:rFonts w:ascii="Courier New" w:hAnsi="Courier New" w:cs="Courier New" w:hint="default"/>
-      </w:rPr>
-    </w:lvl>
-    <w:lvl w:ilvl="1" w:tplc="240A0003" w:tentative="1">
-      <w:start w:val="1"/>
-      <w:numFmt w:val="bullet"/>
-      <w:lvlText w:val="o"/>
-      <w:lvlJc w:val="left"/>
-      <w:pPr>
-        <w:ind w:left="2149" w:hanging="360"/>
-      </w:pPr>
-      <w:rPr>
-        <w:rFonts w:ascii="Courier New" w:hAnsi="Courier New" w:cs="Courier New" w:hint="default"/>
-      </w:rPr>
-    </w:lvl>
-    <w:lvl w:ilvl="2" w:tplc="240A0005" w:tentative="1">
-      <w:start w:val="1"/>
-      <w:numFmt w:val="bullet"/>
-      <w:lvlText w:val=""/>
-      <w:lvlJc w:val="left"/>
-      <w:pPr>
-        <w:ind w:left="2869" w:hanging="360"/>
-      </w:pPr>
-      <w:rPr>
-        <w:rFonts w:ascii="Wingdings" w:hAnsi="Wingdings" w:hint="default"/>
-      </w:rPr>
-    </w:lvl>
-    <w:lvl w:ilvl="3" w:tplc="240A0001" w:tentative="1">
-      <w:start w:val="1"/>
-      <w:numFmt w:val="bullet"/>
-      <w:lvlText w:val=""/>
-      <w:lvlJc w:val="left"/>
-      <w:pPr>
-        <w:ind w:left="3589" w:hanging="360"/>
-      </w:pPr>
-      <w:rPr>
-        <w:rFonts w:ascii="Symbol" w:hAnsi="Symbol" w:hint="default"/>
-      </w:rPr>
-    </w:lvl>
-    <w:lvl w:ilvl="4" w:tplc="240A0003" w:tentative="1">
-      <w:start w:val="1"/>
-      <w:numFmt w:val="bullet"/>
-      <w:lvlText w:val="o"/>
-      <w:lvlJc w:val="left"/>
-      <w:pPr>
-        <w:ind w:left="4309" w:hanging="360"/>
-      </w:pPr>
-      <w:rPr>
-        <w:rFonts w:ascii="Courier New" w:hAnsi="Courier New" w:cs="Courier New" w:hint="default"/>
-      </w:rPr>
-    </w:lvl>
-    <w:lvl w:ilvl="5" w:tplc="240A0005" w:tentative="1">
-      <w:start w:val="1"/>
-      <w:numFmt w:val="bullet"/>
-      <w:lvlText w:val=""/>
-      <w:lvlJc w:val="left"/>
-      <w:pPr>
-        <w:ind w:left="5029" w:hanging="360"/>
-      </w:pPr>
-      <w:rPr>
-        <w:rFonts w:ascii="Wingdings" w:hAnsi="Wingdings" w:hint="default"/>
-      </w:rPr>
-    </w:lvl>
-    <w:lvl w:ilvl="6" w:tplc="240A0001" w:tentative="1">
-      <w:start w:val="1"/>
-      <w:numFmt w:val="bullet"/>
-      <w:lvlText w:val=""/>
-      <w:lvlJc w:val="left"/>
-      <w:pPr>
-        <w:ind w:left="5749" w:hanging="360"/>
-      </w:pPr>
-      <w:rPr>
-        <w:rFonts w:ascii="Symbol" w:hAnsi="Symbol" w:hint="default"/>
-      </w:rPr>
-    </w:lvl>
-    <w:lvl w:ilvl="7" w:tplc="240A0003" w:tentative="1">
-      <w:start w:val="1"/>
-      <w:numFmt w:val="bullet"/>
-      <w:lvlText w:val="o"/>
-      <w:lvlJc w:val="left"/>
-      <w:pPr>
-        <w:ind w:left="6469" w:hanging="360"/>
-      </w:pPr>
-      <w:rPr>
-        <w:rFonts w:ascii="Courier New" w:hAnsi="Courier New" w:cs="Courier New" w:hint="default"/>
-      </w:rPr>
-    </w:lvl>
-    <w:lvl w:ilvl="8" w:tplc="240A0005" w:tentative="1">
-      <w:start w:val="1"/>
-      <w:numFmt w:val="bullet"/>
-      <w:lvlText w:val=""/>
-      <w:lvlJc w:val="left"/>
-      <w:pPr>
-        <w:ind w:left="7189" w:hanging="360"/>
-      </w:pPr>
-      <w:rPr>
-        <w:rFonts w:ascii="Wingdings" w:hAnsi="Wingdings" w:hint="default"/>
-      </w:rPr>
-    </w:lvl>
-  </w:abstractNum>
-  <w:abstractNum w:abstractNumId="7" w15:restartNumberingAfterBreak="0">
     <w:nsid w:val="22AA098D"/>
     <w:multiLevelType w:val="hybridMultilevel"/>
     <w:tmpl w:val="3F144F00"/>
@@ -10354,7 +11028,7 @@
       </w:rPr>
     </w:lvl>
   </w:abstractNum>
-  <w:abstractNum w:abstractNumId="8" w15:restartNumberingAfterBreak="0">
+  <w:abstractNum w:abstractNumId="7" w15:restartNumberingAfterBreak="0">
     <w:nsid w:val="22D4592A"/>
     <w:multiLevelType w:val="hybridMultilevel"/>
     <w:tmpl w:val="F46A4392"/>
@@ -10467,7 +11141,7 @@
       </w:rPr>
     </w:lvl>
   </w:abstractNum>
-  <w:abstractNum w:abstractNumId="9" w15:restartNumberingAfterBreak="0">
+  <w:abstractNum w:abstractNumId="8" w15:restartNumberingAfterBreak="0">
     <w:nsid w:val="2413262A"/>
     <w:multiLevelType w:val="hybridMultilevel"/>
     <w:tmpl w:val="8E98FF8A"/>
@@ -10574,6 +11248,119 @@
       <w:lvlJc w:val="left"/>
       <w:pPr>
         <w:ind w:left="7189" w:hanging="360"/>
+      </w:pPr>
+      <w:rPr>
+        <w:rFonts w:ascii="Wingdings" w:hAnsi="Wingdings" w:hint="default"/>
+      </w:rPr>
+    </w:lvl>
+  </w:abstractNum>
+  <w:abstractNum w:abstractNumId="9" w15:restartNumberingAfterBreak="0">
+    <w:nsid w:val="25BA0455"/>
+    <w:multiLevelType w:val="hybridMultilevel"/>
+    <w:tmpl w:val="7168459E"/>
+    <w:lvl w:ilvl="0" w:tplc="240A0003">
+      <w:start w:val="1"/>
+      <w:numFmt w:val="bullet"/>
+      <w:lvlText w:val="o"/>
+      <w:lvlJc w:val="left"/>
+      <w:pPr>
+        <w:ind w:left="2149" w:hanging="360"/>
+      </w:pPr>
+      <w:rPr>
+        <w:rFonts w:ascii="Courier New" w:hAnsi="Courier New" w:cs="Courier New" w:hint="default"/>
+      </w:rPr>
+    </w:lvl>
+    <w:lvl w:ilvl="1" w:tplc="240A0003" w:tentative="1">
+      <w:start w:val="1"/>
+      <w:numFmt w:val="bullet"/>
+      <w:lvlText w:val="o"/>
+      <w:lvlJc w:val="left"/>
+      <w:pPr>
+        <w:ind w:left="2869" w:hanging="360"/>
+      </w:pPr>
+      <w:rPr>
+        <w:rFonts w:ascii="Courier New" w:hAnsi="Courier New" w:cs="Courier New" w:hint="default"/>
+      </w:rPr>
+    </w:lvl>
+    <w:lvl w:ilvl="2" w:tplc="240A0005" w:tentative="1">
+      <w:start w:val="1"/>
+      <w:numFmt w:val="bullet"/>
+      <w:lvlText w:val=""/>
+      <w:lvlJc w:val="left"/>
+      <w:pPr>
+        <w:ind w:left="3589" w:hanging="360"/>
+      </w:pPr>
+      <w:rPr>
+        <w:rFonts w:ascii="Wingdings" w:hAnsi="Wingdings" w:hint="default"/>
+      </w:rPr>
+    </w:lvl>
+    <w:lvl w:ilvl="3" w:tplc="240A0001" w:tentative="1">
+      <w:start w:val="1"/>
+      <w:numFmt w:val="bullet"/>
+      <w:lvlText w:val=""/>
+      <w:lvlJc w:val="left"/>
+      <w:pPr>
+        <w:ind w:left="4309" w:hanging="360"/>
+      </w:pPr>
+      <w:rPr>
+        <w:rFonts w:ascii="Symbol" w:hAnsi="Symbol" w:hint="default"/>
+      </w:rPr>
+    </w:lvl>
+    <w:lvl w:ilvl="4" w:tplc="240A0003" w:tentative="1">
+      <w:start w:val="1"/>
+      <w:numFmt w:val="bullet"/>
+      <w:lvlText w:val="o"/>
+      <w:lvlJc w:val="left"/>
+      <w:pPr>
+        <w:ind w:left="5029" w:hanging="360"/>
+      </w:pPr>
+      <w:rPr>
+        <w:rFonts w:ascii="Courier New" w:hAnsi="Courier New" w:cs="Courier New" w:hint="default"/>
+      </w:rPr>
+    </w:lvl>
+    <w:lvl w:ilvl="5" w:tplc="240A0005" w:tentative="1">
+      <w:start w:val="1"/>
+      <w:numFmt w:val="bullet"/>
+      <w:lvlText w:val=""/>
+      <w:lvlJc w:val="left"/>
+      <w:pPr>
+        <w:ind w:left="5749" w:hanging="360"/>
+      </w:pPr>
+      <w:rPr>
+        <w:rFonts w:ascii="Wingdings" w:hAnsi="Wingdings" w:hint="default"/>
+      </w:rPr>
+    </w:lvl>
+    <w:lvl w:ilvl="6" w:tplc="240A0001" w:tentative="1">
+      <w:start w:val="1"/>
+      <w:numFmt w:val="bullet"/>
+      <w:lvlText w:val=""/>
+      <w:lvlJc w:val="left"/>
+      <w:pPr>
+        <w:ind w:left="6469" w:hanging="360"/>
+      </w:pPr>
+      <w:rPr>
+        <w:rFonts w:ascii="Symbol" w:hAnsi="Symbol" w:hint="default"/>
+      </w:rPr>
+    </w:lvl>
+    <w:lvl w:ilvl="7" w:tplc="240A0003" w:tentative="1">
+      <w:start w:val="1"/>
+      <w:numFmt w:val="bullet"/>
+      <w:lvlText w:val="o"/>
+      <w:lvlJc w:val="left"/>
+      <w:pPr>
+        <w:ind w:left="7189" w:hanging="360"/>
+      </w:pPr>
+      <w:rPr>
+        <w:rFonts w:ascii="Courier New" w:hAnsi="Courier New" w:cs="Courier New" w:hint="default"/>
+      </w:rPr>
+    </w:lvl>
+    <w:lvl w:ilvl="8" w:tplc="240A0005" w:tentative="1">
+      <w:start w:val="1"/>
+      <w:numFmt w:val="bullet"/>
+      <w:lvlText w:val=""/>
+      <w:lvlJc w:val="left"/>
+      <w:pPr>
+        <w:ind w:left="7909" w:hanging="360"/>
       </w:pPr>
       <w:rPr>
         <w:rFonts w:ascii="Wingdings" w:hAnsi="Wingdings" w:hint="default"/>
@@ -10898,119 +11685,6 @@
     </w:lvl>
   </w:abstractNum>
   <w:abstractNum w:abstractNumId="13" w15:restartNumberingAfterBreak="0">
-    <w:nsid w:val="2ACD2C49"/>
-    <w:multiLevelType w:val="hybridMultilevel"/>
-    <w:tmpl w:val="03E23C26"/>
-    <w:lvl w:ilvl="0" w:tplc="240A0003">
-      <w:start w:val="1"/>
-      <w:numFmt w:val="bullet"/>
-      <w:lvlText w:val="o"/>
-      <w:lvlJc w:val="left"/>
-      <w:pPr>
-        <w:ind w:left="1429" w:hanging="360"/>
-      </w:pPr>
-      <w:rPr>
-        <w:rFonts w:ascii="Courier New" w:hAnsi="Courier New" w:cs="Courier New" w:hint="default"/>
-      </w:rPr>
-    </w:lvl>
-    <w:lvl w:ilvl="1" w:tplc="240A0003" w:tentative="1">
-      <w:start w:val="1"/>
-      <w:numFmt w:val="bullet"/>
-      <w:lvlText w:val="o"/>
-      <w:lvlJc w:val="left"/>
-      <w:pPr>
-        <w:ind w:left="2149" w:hanging="360"/>
-      </w:pPr>
-      <w:rPr>
-        <w:rFonts w:ascii="Courier New" w:hAnsi="Courier New" w:cs="Courier New" w:hint="default"/>
-      </w:rPr>
-    </w:lvl>
-    <w:lvl w:ilvl="2" w:tplc="240A0005" w:tentative="1">
-      <w:start w:val="1"/>
-      <w:numFmt w:val="bullet"/>
-      <w:lvlText w:val=""/>
-      <w:lvlJc w:val="left"/>
-      <w:pPr>
-        <w:ind w:left="2869" w:hanging="360"/>
-      </w:pPr>
-      <w:rPr>
-        <w:rFonts w:ascii="Wingdings" w:hAnsi="Wingdings" w:hint="default"/>
-      </w:rPr>
-    </w:lvl>
-    <w:lvl w:ilvl="3" w:tplc="240A0001" w:tentative="1">
-      <w:start w:val="1"/>
-      <w:numFmt w:val="bullet"/>
-      <w:lvlText w:val=""/>
-      <w:lvlJc w:val="left"/>
-      <w:pPr>
-        <w:ind w:left="3589" w:hanging="360"/>
-      </w:pPr>
-      <w:rPr>
-        <w:rFonts w:ascii="Symbol" w:hAnsi="Symbol" w:hint="default"/>
-      </w:rPr>
-    </w:lvl>
-    <w:lvl w:ilvl="4" w:tplc="240A0003" w:tentative="1">
-      <w:start w:val="1"/>
-      <w:numFmt w:val="bullet"/>
-      <w:lvlText w:val="o"/>
-      <w:lvlJc w:val="left"/>
-      <w:pPr>
-        <w:ind w:left="4309" w:hanging="360"/>
-      </w:pPr>
-      <w:rPr>
-        <w:rFonts w:ascii="Courier New" w:hAnsi="Courier New" w:cs="Courier New" w:hint="default"/>
-      </w:rPr>
-    </w:lvl>
-    <w:lvl w:ilvl="5" w:tplc="240A0005" w:tentative="1">
-      <w:start w:val="1"/>
-      <w:numFmt w:val="bullet"/>
-      <w:lvlText w:val=""/>
-      <w:lvlJc w:val="left"/>
-      <w:pPr>
-        <w:ind w:left="5029" w:hanging="360"/>
-      </w:pPr>
-      <w:rPr>
-        <w:rFonts w:ascii="Wingdings" w:hAnsi="Wingdings" w:hint="default"/>
-      </w:rPr>
-    </w:lvl>
-    <w:lvl w:ilvl="6" w:tplc="240A0001" w:tentative="1">
-      <w:start w:val="1"/>
-      <w:numFmt w:val="bullet"/>
-      <w:lvlText w:val=""/>
-      <w:lvlJc w:val="left"/>
-      <w:pPr>
-        <w:ind w:left="5749" w:hanging="360"/>
-      </w:pPr>
-      <w:rPr>
-        <w:rFonts w:ascii="Symbol" w:hAnsi="Symbol" w:hint="default"/>
-      </w:rPr>
-    </w:lvl>
-    <w:lvl w:ilvl="7" w:tplc="240A0003" w:tentative="1">
-      <w:start w:val="1"/>
-      <w:numFmt w:val="bullet"/>
-      <w:lvlText w:val="o"/>
-      <w:lvlJc w:val="left"/>
-      <w:pPr>
-        <w:ind w:left="6469" w:hanging="360"/>
-      </w:pPr>
-      <w:rPr>
-        <w:rFonts w:ascii="Courier New" w:hAnsi="Courier New" w:cs="Courier New" w:hint="default"/>
-      </w:rPr>
-    </w:lvl>
-    <w:lvl w:ilvl="8" w:tplc="240A0005" w:tentative="1">
-      <w:start w:val="1"/>
-      <w:numFmt w:val="bullet"/>
-      <w:lvlText w:val=""/>
-      <w:lvlJc w:val="left"/>
-      <w:pPr>
-        <w:ind w:left="7189" w:hanging="360"/>
-      </w:pPr>
-      <w:rPr>
-        <w:rFonts w:ascii="Wingdings" w:hAnsi="Wingdings" w:hint="default"/>
-      </w:rPr>
-    </w:lvl>
-  </w:abstractNum>
-  <w:abstractNum w:abstractNumId="14" w15:restartNumberingAfterBreak="0">
     <w:nsid w:val="2C06295C"/>
     <w:multiLevelType w:val="hybridMultilevel"/>
     <w:tmpl w:val="AF34F6F4"/>
@@ -11096,120 +11770,7 @@
       </w:pPr>
     </w:lvl>
   </w:abstractNum>
-  <w:abstractNum w:abstractNumId="15" w15:restartNumberingAfterBreak="0">
-    <w:nsid w:val="2E7165EC"/>
-    <w:multiLevelType w:val="hybridMultilevel"/>
-    <w:tmpl w:val="3528B082"/>
-    <w:lvl w:ilvl="0" w:tplc="240A0003">
-      <w:start w:val="1"/>
-      <w:numFmt w:val="bullet"/>
-      <w:lvlText w:val="o"/>
-      <w:lvlJc w:val="left"/>
-      <w:pPr>
-        <w:ind w:left="1429" w:hanging="360"/>
-      </w:pPr>
-      <w:rPr>
-        <w:rFonts w:ascii="Courier New" w:hAnsi="Courier New" w:cs="Courier New" w:hint="default"/>
-      </w:rPr>
-    </w:lvl>
-    <w:lvl w:ilvl="1" w:tplc="240A0003" w:tentative="1">
-      <w:start w:val="1"/>
-      <w:numFmt w:val="bullet"/>
-      <w:lvlText w:val="o"/>
-      <w:lvlJc w:val="left"/>
-      <w:pPr>
-        <w:ind w:left="2149" w:hanging="360"/>
-      </w:pPr>
-      <w:rPr>
-        <w:rFonts w:ascii="Courier New" w:hAnsi="Courier New" w:cs="Courier New" w:hint="default"/>
-      </w:rPr>
-    </w:lvl>
-    <w:lvl w:ilvl="2" w:tplc="240A0005" w:tentative="1">
-      <w:start w:val="1"/>
-      <w:numFmt w:val="bullet"/>
-      <w:lvlText w:val=""/>
-      <w:lvlJc w:val="left"/>
-      <w:pPr>
-        <w:ind w:left="2869" w:hanging="360"/>
-      </w:pPr>
-      <w:rPr>
-        <w:rFonts w:ascii="Wingdings" w:hAnsi="Wingdings" w:hint="default"/>
-      </w:rPr>
-    </w:lvl>
-    <w:lvl w:ilvl="3" w:tplc="240A0001" w:tentative="1">
-      <w:start w:val="1"/>
-      <w:numFmt w:val="bullet"/>
-      <w:lvlText w:val=""/>
-      <w:lvlJc w:val="left"/>
-      <w:pPr>
-        <w:ind w:left="3589" w:hanging="360"/>
-      </w:pPr>
-      <w:rPr>
-        <w:rFonts w:ascii="Symbol" w:hAnsi="Symbol" w:hint="default"/>
-      </w:rPr>
-    </w:lvl>
-    <w:lvl w:ilvl="4" w:tplc="240A0003" w:tentative="1">
-      <w:start w:val="1"/>
-      <w:numFmt w:val="bullet"/>
-      <w:lvlText w:val="o"/>
-      <w:lvlJc w:val="left"/>
-      <w:pPr>
-        <w:ind w:left="4309" w:hanging="360"/>
-      </w:pPr>
-      <w:rPr>
-        <w:rFonts w:ascii="Courier New" w:hAnsi="Courier New" w:cs="Courier New" w:hint="default"/>
-      </w:rPr>
-    </w:lvl>
-    <w:lvl w:ilvl="5" w:tplc="240A0005" w:tentative="1">
-      <w:start w:val="1"/>
-      <w:numFmt w:val="bullet"/>
-      <w:lvlText w:val=""/>
-      <w:lvlJc w:val="left"/>
-      <w:pPr>
-        <w:ind w:left="5029" w:hanging="360"/>
-      </w:pPr>
-      <w:rPr>
-        <w:rFonts w:ascii="Wingdings" w:hAnsi="Wingdings" w:hint="default"/>
-      </w:rPr>
-    </w:lvl>
-    <w:lvl w:ilvl="6" w:tplc="240A0001" w:tentative="1">
-      <w:start w:val="1"/>
-      <w:numFmt w:val="bullet"/>
-      <w:lvlText w:val=""/>
-      <w:lvlJc w:val="left"/>
-      <w:pPr>
-        <w:ind w:left="5749" w:hanging="360"/>
-      </w:pPr>
-      <w:rPr>
-        <w:rFonts w:ascii="Symbol" w:hAnsi="Symbol" w:hint="default"/>
-      </w:rPr>
-    </w:lvl>
-    <w:lvl w:ilvl="7" w:tplc="240A0003" w:tentative="1">
-      <w:start w:val="1"/>
-      <w:numFmt w:val="bullet"/>
-      <w:lvlText w:val="o"/>
-      <w:lvlJc w:val="left"/>
-      <w:pPr>
-        <w:ind w:left="6469" w:hanging="360"/>
-      </w:pPr>
-      <w:rPr>
-        <w:rFonts w:ascii="Courier New" w:hAnsi="Courier New" w:cs="Courier New" w:hint="default"/>
-      </w:rPr>
-    </w:lvl>
-    <w:lvl w:ilvl="8" w:tplc="240A0005" w:tentative="1">
-      <w:start w:val="1"/>
-      <w:numFmt w:val="bullet"/>
-      <w:lvlText w:val=""/>
-      <w:lvlJc w:val="left"/>
-      <w:pPr>
-        <w:ind w:left="7189" w:hanging="360"/>
-      </w:pPr>
-      <w:rPr>
-        <w:rFonts w:ascii="Wingdings" w:hAnsi="Wingdings" w:hint="default"/>
-      </w:rPr>
-    </w:lvl>
-  </w:abstractNum>
-  <w:abstractNum w:abstractNumId="16" w15:restartNumberingAfterBreak="0">
+  <w:abstractNum w:abstractNumId="14" w15:restartNumberingAfterBreak="0">
     <w:nsid w:val="368E176E"/>
     <w:multiLevelType w:val="hybridMultilevel"/>
     <w:tmpl w:val="BDF054FE"/>
@@ -11303,7 +11864,120 @@
       </w:pPr>
     </w:lvl>
   </w:abstractNum>
-  <w:abstractNum w:abstractNumId="17" w15:restartNumberingAfterBreak="0">
+  <w:abstractNum w:abstractNumId="15" w15:restartNumberingAfterBreak="0">
+    <w:nsid w:val="36F63D84"/>
+    <w:multiLevelType w:val="hybridMultilevel"/>
+    <w:tmpl w:val="B966ECF2"/>
+    <w:lvl w:ilvl="0" w:tplc="240A0003">
+      <w:start w:val="1"/>
+      <w:numFmt w:val="bullet"/>
+      <w:lvlText w:val="o"/>
+      <w:lvlJc w:val="left"/>
+      <w:pPr>
+        <w:ind w:left="1429" w:hanging="360"/>
+      </w:pPr>
+      <w:rPr>
+        <w:rFonts w:ascii="Courier New" w:hAnsi="Courier New" w:cs="Courier New" w:hint="default"/>
+      </w:rPr>
+    </w:lvl>
+    <w:lvl w:ilvl="1" w:tplc="240A0003" w:tentative="1">
+      <w:start w:val="1"/>
+      <w:numFmt w:val="bullet"/>
+      <w:lvlText w:val="o"/>
+      <w:lvlJc w:val="left"/>
+      <w:pPr>
+        <w:ind w:left="2149" w:hanging="360"/>
+      </w:pPr>
+      <w:rPr>
+        <w:rFonts w:ascii="Courier New" w:hAnsi="Courier New" w:cs="Courier New" w:hint="default"/>
+      </w:rPr>
+    </w:lvl>
+    <w:lvl w:ilvl="2" w:tplc="240A0005" w:tentative="1">
+      <w:start w:val="1"/>
+      <w:numFmt w:val="bullet"/>
+      <w:lvlText w:val=""/>
+      <w:lvlJc w:val="left"/>
+      <w:pPr>
+        <w:ind w:left="2869" w:hanging="360"/>
+      </w:pPr>
+      <w:rPr>
+        <w:rFonts w:ascii="Wingdings" w:hAnsi="Wingdings" w:hint="default"/>
+      </w:rPr>
+    </w:lvl>
+    <w:lvl w:ilvl="3" w:tplc="240A0001" w:tentative="1">
+      <w:start w:val="1"/>
+      <w:numFmt w:val="bullet"/>
+      <w:lvlText w:val=""/>
+      <w:lvlJc w:val="left"/>
+      <w:pPr>
+        <w:ind w:left="3589" w:hanging="360"/>
+      </w:pPr>
+      <w:rPr>
+        <w:rFonts w:ascii="Symbol" w:hAnsi="Symbol" w:hint="default"/>
+      </w:rPr>
+    </w:lvl>
+    <w:lvl w:ilvl="4" w:tplc="240A0003" w:tentative="1">
+      <w:start w:val="1"/>
+      <w:numFmt w:val="bullet"/>
+      <w:lvlText w:val="o"/>
+      <w:lvlJc w:val="left"/>
+      <w:pPr>
+        <w:ind w:left="4309" w:hanging="360"/>
+      </w:pPr>
+      <w:rPr>
+        <w:rFonts w:ascii="Courier New" w:hAnsi="Courier New" w:cs="Courier New" w:hint="default"/>
+      </w:rPr>
+    </w:lvl>
+    <w:lvl w:ilvl="5" w:tplc="240A0005" w:tentative="1">
+      <w:start w:val="1"/>
+      <w:numFmt w:val="bullet"/>
+      <w:lvlText w:val=""/>
+      <w:lvlJc w:val="left"/>
+      <w:pPr>
+        <w:ind w:left="5029" w:hanging="360"/>
+      </w:pPr>
+      <w:rPr>
+        <w:rFonts w:ascii="Wingdings" w:hAnsi="Wingdings" w:hint="default"/>
+      </w:rPr>
+    </w:lvl>
+    <w:lvl w:ilvl="6" w:tplc="240A0001" w:tentative="1">
+      <w:start w:val="1"/>
+      <w:numFmt w:val="bullet"/>
+      <w:lvlText w:val=""/>
+      <w:lvlJc w:val="left"/>
+      <w:pPr>
+        <w:ind w:left="5749" w:hanging="360"/>
+      </w:pPr>
+      <w:rPr>
+        <w:rFonts w:ascii="Symbol" w:hAnsi="Symbol" w:hint="default"/>
+      </w:rPr>
+    </w:lvl>
+    <w:lvl w:ilvl="7" w:tplc="240A0003" w:tentative="1">
+      <w:start w:val="1"/>
+      <w:numFmt w:val="bullet"/>
+      <w:lvlText w:val="o"/>
+      <w:lvlJc w:val="left"/>
+      <w:pPr>
+        <w:ind w:left="6469" w:hanging="360"/>
+      </w:pPr>
+      <w:rPr>
+        <w:rFonts w:ascii="Courier New" w:hAnsi="Courier New" w:cs="Courier New" w:hint="default"/>
+      </w:rPr>
+    </w:lvl>
+    <w:lvl w:ilvl="8" w:tplc="240A0005" w:tentative="1">
+      <w:start w:val="1"/>
+      <w:numFmt w:val="bullet"/>
+      <w:lvlText w:val=""/>
+      <w:lvlJc w:val="left"/>
+      <w:pPr>
+        <w:ind w:left="7189" w:hanging="360"/>
+      </w:pPr>
+      <w:rPr>
+        <w:rFonts w:ascii="Wingdings" w:hAnsi="Wingdings" w:hint="default"/>
+      </w:rPr>
+    </w:lvl>
+  </w:abstractNum>
+  <w:abstractNum w:abstractNumId="16" w15:restartNumberingAfterBreak="0">
     <w:nsid w:val="37EA50FC"/>
     <w:multiLevelType w:val="hybridMultilevel"/>
     <w:tmpl w:val="562068BE"/>
@@ -11410,6 +12084,119 @@
       <w:lvlJc w:val="left"/>
       <w:pPr>
         <w:ind w:left="7189" w:hanging="360"/>
+      </w:pPr>
+      <w:rPr>
+        <w:rFonts w:ascii="Wingdings" w:hAnsi="Wingdings" w:hint="default"/>
+      </w:rPr>
+    </w:lvl>
+  </w:abstractNum>
+  <w:abstractNum w:abstractNumId="17" w15:restartNumberingAfterBreak="0">
+    <w:nsid w:val="38583F3E"/>
+    <w:multiLevelType w:val="hybridMultilevel"/>
+    <w:tmpl w:val="DD908CD0"/>
+    <w:lvl w:ilvl="0" w:tplc="240A0003">
+      <w:start w:val="1"/>
+      <w:numFmt w:val="bullet"/>
+      <w:lvlText w:val="o"/>
+      <w:lvlJc w:val="left"/>
+      <w:pPr>
+        <w:ind w:left="2149" w:hanging="360"/>
+      </w:pPr>
+      <w:rPr>
+        <w:rFonts w:ascii="Courier New" w:hAnsi="Courier New" w:cs="Courier New" w:hint="default"/>
+      </w:rPr>
+    </w:lvl>
+    <w:lvl w:ilvl="1" w:tplc="240A0003" w:tentative="1">
+      <w:start w:val="1"/>
+      <w:numFmt w:val="bullet"/>
+      <w:lvlText w:val="o"/>
+      <w:lvlJc w:val="left"/>
+      <w:pPr>
+        <w:ind w:left="2869" w:hanging="360"/>
+      </w:pPr>
+      <w:rPr>
+        <w:rFonts w:ascii="Courier New" w:hAnsi="Courier New" w:cs="Courier New" w:hint="default"/>
+      </w:rPr>
+    </w:lvl>
+    <w:lvl w:ilvl="2" w:tplc="240A0005" w:tentative="1">
+      <w:start w:val="1"/>
+      <w:numFmt w:val="bullet"/>
+      <w:lvlText w:val=""/>
+      <w:lvlJc w:val="left"/>
+      <w:pPr>
+        <w:ind w:left="3589" w:hanging="360"/>
+      </w:pPr>
+      <w:rPr>
+        <w:rFonts w:ascii="Wingdings" w:hAnsi="Wingdings" w:hint="default"/>
+      </w:rPr>
+    </w:lvl>
+    <w:lvl w:ilvl="3" w:tplc="240A0001" w:tentative="1">
+      <w:start w:val="1"/>
+      <w:numFmt w:val="bullet"/>
+      <w:lvlText w:val=""/>
+      <w:lvlJc w:val="left"/>
+      <w:pPr>
+        <w:ind w:left="4309" w:hanging="360"/>
+      </w:pPr>
+      <w:rPr>
+        <w:rFonts w:ascii="Symbol" w:hAnsi="Symbol" w:hint="default"/>
+      </w:rPr>
+    </w:lvl>
+    <w:lvl w:ilvl="4" w:tplc="240A0003" w:tentative="1">
+      <w:start w:val="1"/>
+      <w:numFmt w:val="bullet"/>
+      <w:lvlText w:val="o"/>
+      <w:lvlJc w:val="left"/>
+      <w:pPr>
+        <w:ind w:left="5029" w:hanging="360"/>
+      </w:pPr>
+      <w:rPr>
+        <w:rFonts w:ascii="Courier New" w:hAnsi="Courier New" w:cs="Courier New" w:hint="default"/>
+      </w:rPr>
+    </w:lvl>
+    <w:lvl w:ilvl="5" w:tplc="240A0005" w:tentative="1">
+      <w:start w:val="1"/>
+      <w:numFmt w:val="bullet"/>
+      <w:lvlText w:val=""/>
+      <w:lvlJc w:val="left"/>
+      <w:pPr>
+        <w:ind w:left="5749" w:hanging="360"/>
+      </w:pPr>
+      <w:rPr>
+        <w:rFonts w:ascii="Wingdings" w:hAnsi="Wingdings" w:hint="default"/>
+      </w:rPr>
+    </w:lvl>
+    <w:lvl w:ilvl="6" w:tplc="240A0001" w:tentative="1">
+      <w:start w:val="1"/>
+      <w:numFmt w:val="bullet"/>
+      <w:lvlText w:val=""/>
+      <w:lvlJc w:val="left"/>
+      <w:pPr>
+        <w:ind w:left="6469" w:hanging="360"/>
+      </w:pPr>
+      <w:rPr>
+        <w:rFonts w:ascii="Symbol" w:hAnsi="Symbol" w:hint="default"/>
+      </w:rPr>
+    </w:lvl>
+    <w:lvl w:ilvl="7" w:tplc="240A0003" w:tentative="1">
+      <w:start w:val="1"/>
+      <w:numFmt w:val="bullet"/>
+      <w:lvlText w:val="o"/>
+      <w:lvlJc w:val="left"/>
+      <w:pPr>
+        <w:ind w:left="7189" w:hanging="360"/>
+      </w:pPr>
+      <w:rPr>
+        <w:rFonts w:ascii="Courier New" w:hAnsi="Courier New" w:cs="Courier New" w:hint="default"/>
+      </w:rPr>
+    </w:lvl>
+    <w:lvl w:ilvl="8" w:tplc="240A0005" w:tentative="1">
+      <w:start w:val="1"/>
+      <w:numFmt w:val="bullet"/>
+      <w:lvlText w:val=""/>
+      <w:lvlJc w:val="left"/>
+      <w:pPr>
+        <w:ind w:left="7909" w:hanging="360"/>
       </w:pPr>
       <w:rPr>
         <w:rFonts w:ascii="Wingdings" w:hAnsi="Wingdings" w:hint="default"/>
@@ -11651,19 +12438,19 @@
     </w:lvl>
   </w:abstractNum>
   <w:abstractNum w:abstractNumId="20" w15:restartNumberingAfterBreak="0">
-    <w:nsid w:val="42DF3470"/>
+    <w:nsid w:val="403628A5"/>
     <w:multiLevelType w:val="hybridMultilevel"/>
-    <w:tmpl w:val="EC1A6812"/>
-    <w:lvl w:ilvl="0" w:tplc="240A0003">
-      <w:start w:val="1"/>
-      <w:numFmt w:val="bullet"/>
-      <w:lvlText w:val="o"/>
+    <w:tmpl w:val="1010ADA6"/>
+    <w:lvl w:ilvl="0" w:tplc="240A0001">
+      <w:start w:val="1"/>
+      <w:numFmt w:val="bullet"/>
+      <w:lvlText w:val=""/>
       <w:lvlJc w:val="left"/>
       <w:pPr>
         <w:ind w:left="1429" w:hanging="360"/>
       </w:pPr>
       <w:rPr>
-        <w:rFonts w:ascii="Courier New" w:hAnsi="Courier New" w:cs="Courier New" w:hint="default"/>
+        <w:rFonts w:ascii="Symbol" w:hAnsi="Symbol" w:hint="default"/>
       </w:rPr>
     </w:lvl>
     <w:lvl w:ilvl="1" w:tplc="240A0003" w:tentative="1">
@@ -11850,89 +12637,116 @@
     </w:lvl>
   </w:abstractNum>
   <w:abstractNum w:abstractNumId="22" w15:restartNumberingAfterBreak="0">
-    <w:nsid w:val="47914560"/>
+    <w:nsid w:val="45D52FAA"/>
     <w:multiLevelType w:val="hybridMultilevel"/>
-    <w:tmpl w:val="49DC0364"/>
-    <w:lvl w:ilvl="0" w:tplc="240A0017">
-      <w:start w:val="1"/>
-      <w:numFmt w:val="lowerLetter"/>
-      <w:lvlText w:val="%1)"/>
-      <w:lvlJc w:val="left"/>
-      <w:pPr>
-        <w:ind w:left="720" w:hanging="360"/>
-      </w:pPr>
-    </w:lvl>
-    <w:lvl w:ilvl="1" w:tplc="240A0019" w:tentative="1">
-      <w:start w:val="1"/>
-      <w:numFmt w:val="lowerLetter"/>
-      <w:lvlText w:val="%2."/>
-      <w:lvlJc w:val="left"/>
-      <w:pPr>
-        <w:ind w:left="1440" w:hanging="360"/>
-      </w:pPr>
-    </w:lvl>
-    <w:lvl w:ilvl="2" w:tplc="240A001B" w:tentative="1">
-      <w:start w:val="1"/>
-      <w:numFmt w:val="lowerRoman"/>
-      <w:lvlText w:val="%3."/>
-      <w:lvlJc w:val="right"/>
-      <w:pPr>
-        <w:ind w:left="2160" w:hanging="180"/>
-      </w:pPr>
-    </w:lvl>
-    <w:lvl w:ilvl="3" w:tplc="240A000F" w:tentative="1">
-      <w:start w:val="1"/>
-      <w:numFmt w:val="decimal"/>
-      <w:lvlText w:val="%4."/>
-      <w:lvlJc w:val="left"/>
-      <w:pPr>
-        <w:ind w:left="2880" w:hanging="360"/>
-      </w:pPr>
-    </w:lvl>
-    <w:lvl w:ilvl="4" w:tplc="240A0019" w:tentative="1">
-      <w:start w:val="1"/>
-      <w:numFmt w:val="lowerLetter"/>
-      <w:lvlText w:val="%5."/>
-      <w:lvlJc w:val="left"/>
-      <w:pPr>
-        <w:ind w:left="3600" w:hanging="360"/>
-      </w:pPr>
-    </w:lvl>
-    <w:lvl w:ilvl="5" w:tplc="240A001B" w:tentative="1">
-      <w:start w:val="1"/>
-      <w:numFmt w:val="lowerRoman"/>
-      <w:lvlText w:val="%6."/>
-      <w:lvlJc w:val="right"/>
-      <w:pPr>
-        <w:ind w:left="4320" w:hanging="180"/>
-      </w:pPr>
-    </w:lvl>
-    <w:lvl w:ilvl="6" w:tplc="240A000F" w:tentative="1">
-      <w:start w:val="1"/>
-      <w:numFmt w:val="decimal"/>
-      <w:lvlText w:val="%7."/>
-      <w:lvlJc w:val="left"/>
-      <w:pPr>
-        <w:ind w:left="5040" w:hanging="360"/>
-      </w:pPr>
-    </w:lvl>
-    <w:lvl w:ilvl="7" w:tplc="240A0019" w:tentative="1">
-      <w:start w:val="1"/>
-      <w:numFmt w:val="lowerLetter"/>
-      <w:lvlText w:val="%8."/>
-      <w:lvlJc w:val="left"/>
-      <w:pPr>
-        <w:ind w:left="5760" w:hanging="360"/>
-      </w:pPr>
-    </w:lvl>
-    <w:lvl w:ilvl="8" w:tplc="240A001B" w:tentative="1">
-      <w:start w:val="1"/>
-      <w:numFmt w:val="lowerRoman"/>
-      <w:lvlText w:val="%9."/>
-      <w:lvlJc w:val="right"/>
-      <w:pPr>
-        <w:ind w:left="6480" w:hanging="180"/>
-      </w:pPr>
+    <w:tmpl w:val="69A456E2"/>
+    <w:lvl w:ilvl="0" w:tplc="240A0003">
+      <w:start w:val="1"/>
+      <w:numFmt w:val="bullet"/>
+      <w:lvlText w:val="o"/>
+      <w:lvlJc w:val="left"/>
+      <w:pPr>
+        <w:ind w:left="2149" w:hanging="360"/>
+      </w:pPr>
+      <w:rPr>
+        <w:rFonts w:ascii="Courier New" w:hAnsi="Courier New" w:cs="Courier New" w:hint="default"/>
+      </w:rPr>
+    </w:lvl>
+    <w:lvl w:ilvl="1" w:tplc="240A0003" w:tentative="1">
+      <w:start w:val="1"/>
+      <w:numFmt w:val="bullet"/>
+      <w:lvlText w:val="o"/>
+      <w:lvlJc w:val="left"/>
+      <w:pPr>
+        <w:ind w:left="2869" w:hanging="360"/>
+      </w:pPr>
+      <w:rPr>
+        <w:rFonts w:ascii="Courier New" w:hAnsi="Courier New" w:cs="Courier New" w:hint="default"/>
+      </w:rPr>
+    </w:lvl>
+    <w:lvl w:ilvl="2" w:tplc="240A0005" w:tentative="1">
+      <w:start w:val="1"/>
+      <w:numFmt w:val="bullet"/>
+      <w:lvlText w:val=""/>
+      <w:lvlJc w:val="left"/>
+      <w:pPr>
+        <w:ind w:left="3589" w:hanging="360"/>
+      </w:pPr>
+      <w:rPr>
+        <w:rFonts w:ascii="Wingdings" w:hAnsi="Wingdings" w:hint="default"/>
+      </w:rPr>
+    </w:lvl>
+    <w:lvl w:ilvl="3" w:tplc="240A0001" w:tentative="1">
+      <w:start w:val="1"/>
+      <w:numFmt w:val="bullet"/>
+      <w:lvlText w:val=""/>
+      <w:lvlJc w:val="left"/>
+      <w:pPr>
+        <w:ind w:left="4309" w:hanging="360"/>
+      </w:pPr>
+      <w:rPr>
+        <w:rFonts w:ascii="Symbol" w:hAnsi="Symbol" w:hint="default"/>
+      </w:rPr>
+    </w:lvl>
+    <w:lvl w:ilvl="4" w:tplc="240A0003" w:tentative="1">
+      <w:start w:val="1"/>
+      <w:numFmt w:val="bullet"/>
+      <w:lvlText w:val="o"/>
+      <w:lvlJc w:val="left"/>
+      <w:pPr>
+        <w:ind w:left="5029" w:hanging="360"/>
+      </w:pPr>
+      <w:rPr>
+        <w:rFonts w:ascii="Courier New" w:hAnsi="Courier New" w:cs="Courier New" w:hint="default"/>
+      </w:rPr>
+    </w:lvl>
+    <w:lvl w:ilvl="5" w:tplc="240A0005" w:tentative="1">
+      <w:start w:val="1"/>
+      <w:numFmt w:val="bullet"/>
+      <w:lvlText w:val=""/>
+      <w:lvlJc w:val="left"/>
+      <w:pPr>
+        <w:ind w:left="5749" w:hanging="360"/>
+      </w:pPr>
+      <w:rPr>
+        <w:rFonts w:ascii="Wingdings" w:hAnsi="Wingdings" w:hint="default"/>
+      </w:rPr>
+    </w:lvl>
+    <w:lvl w:ilvl="6" w:tplc="240A0001" w:tentative="1">
+      <w:start w:val="1"/>
+      <w:numFmt w:val="bullet"/>
+      <w:lvlText w:val=""/>
+      <w:lvlJc w:val="left"/>
+      <w:pPr>
+        <w:ind w:left="6469" w:hanging="360"/>
+      </w:pPr>
+      <w:rPr>
+        <w:rFonts w:ascii="Symbol" w:hAnsi="Symbol" w:hint="default"/>
+      </w:rPr>
+    </w:lvl>
+    <w:lvl w:ilvl="7" w:tplc="240A0003" w:tentative="1">
+      <w:start w:val="1"/>
+      <w:numFmt w:val="bullet"/>
+      <w:lvlText w:val="o"/>
+      <w:lvlJc w:val="left"/>
+      <w:pPr>
+        <w:ind w:left="7189" w:hanging="360"/>
+      </w:pPr>
+      <w:rPr>
+        <w:rFonts w:ascii="Courier New" w:hAnsi="Courier New" w:cs="Courier New" w:hint="default"/>
+      </w:rPr>
+    </w:lvl>
+    <w:lvl w:ilvl="8" w:tplc="240A0005" w:tentative="1">
+      <w:start w:val="1"/>
+      <w:numFmt w:val="bullet"/>
+      <w:lvlText w:val=""/>
+      <w:lvlJc w:val="left"/>
+      <w:pPr>
+        <w:ind w:left="7909" w:hanging="360"/>
+      </w:pPr>
+      <w:rPr>
+        <w:rFonts w:ascii="Wingdings" w:hAnsi="Wingdings" w:hint="default"/>
+      </w:rPr>
     </w:lvl>
   </w:abstractNum>
   <w:abstractNum w:abstractNumId="23" w15:restartNumberingAfterBreak="0">
@@ -12253,16 +13067,16 @@
     </w:lvl>
   </w:abstractNum>
   <w:abstractNum w:abstractNumId="26" w15:restartNumberingAfterBreak="0">
-    <w:nsid w:val="4F8E413D"/>
+    <w:nsid w:val="4FAC3143"/>
     <w:multiLevelType w:val="hybridMultilevel"/>
-    <w:tmpl w:val="8BA6DAC4"/>
+    <w:tmpl w:val="505075F4"/>
     <w:lvl w:ilvl="0" w:tplc="240A0003">
       <w:start w:val="1"/>
       <w:numFmt w:val="bullet"/>
       <w:lvlText w:val="o"/>
       <w:lvlJc w:val="left"/>
       <w:pPr>
-        <w:ind w:left="1429" w:hanging="360"/>
+        <w:ind w:left="2149" w:hanging="360"/>
       </w:pPr>
       <w:rPr>
         <w:rFonts w:ascii="Courier New" w:hAnsi="Courier New" w:cs="Courier New" w:hint="default"/>
@@ -12274,7 +13088,7 @@
       <w:lvlText w:val="o"/>
       <w:lvlJc w:val="left"/>
       <w:pPr>
-        <w:ind w:left="2149" w:hanging="360"/>
+        <w:ind w:left="2869" w:hanging="360"/>
       </w:pPr>
       <w:rPr>
         <w:rFonts w:ascii="Courier New" w:hAnsi="Courier New" w:cs="Courier New" w:hint="default"/>
@@ -12286,7 +13100,7 @@
       <w:lvlText w:val=""/>
       <w:lvlJc w:val="left"/>
       <w:pPr>
-        <w:ind w:left="2869" w:hanging="360"/>
+        <w:ind w:left="3589" w:hanging="360"/>
       </w:pPr>
       <w:rPr>
         <w:rFonts w:ascii="Wingdings" w:hAnsi="Wingdings" w:hint="default"/>
@@ -12298,7 +13112,7 @@
       <w:lvlText w:val=""/>
       <w:lvlJc w:val="left"/>
       <w:pPr>
-        <w:ind w:left="3589" w:hanging="360"/>
+        <w:ind w:left="4309" w:hanging="360"/>
       </w:pPr>
       <w:rPr>
         <w:rFonts w:ascii="Symbol" w:hAnsi="Symbol" w:hint="default"/>
@@ -12310,7 +13124,7 @@
       <w:lvlText w:val="o"/>
       <w:lvlJc w:val="left"/>
       <w:pPr>
-        <w:ind w:left="4309" w:hanging="360"/>
+        <w:ind w:left="5029" w:hanging="360"/>
       </w:pPr>
       <w:rPr>
         <w:rFonts w:ascii="Courier New" w:hAnsi="Courier New" w:cs="Courier New" w:hint="default"/>
@@ -12322,7 +13136,7 @@
       <w:lvlText w:val=""/>
       <w:lvlJc w:val="left"/>
       <w:pPr>
-        <w:ind w:left="5029" w:hanging="360"/>
+        <w:ind w:left="5749" w:hanging="360"/>
       </w:pPr>
       <w:rPr>
         <w:rFonts w:ascii="Wingdings" w:hAnsi="Wingdings" w:hint="default"/>
@@ -12334,7 +13148,7 @@
       <w:lvlText w:val=""/>
       <w:lvlJc w:val="left"/>
       <w:pPr>
-        <w:ind w:left="5749" w:hanging="360"/>
+        <w:ind w:left="6469" w:hanging="360"/>
       </w:pPr>
       <w:rPr>
         <w:rFonts w:ascii="Symbol" w:hAnsi="Symbol" w:hint="default"/>
@@ -12346,7 +13160,7 @@
       <w:lvlText w:val="o"/>
       <w:lvlJc w:val="left"/>
       <w:pPr>
-        <w:ind w:left="6469" w:hanging="360"/>
+        <w:ind w:left="7189" w:hanging="360"/>
       </w:pPr>
       <w:rPr>
         <w:rFonts w:ascii="Courier New" w:hAnsi="Courier New" w:cs="Courier New" w:hint="default"/>
@@ -12358,7 +13172,7 @@
       <w:lvlText w:val=""/>
       <w:lvlJc w:val="left"/>
       <w:pPr>
-        <w:ind w:left="7189" w:hanging="360"/>
+        <w:ind w:left="7909" w:hanging="360"/>
       </w:pPr>
       <w:rPr>
         <w:rFonts w:ascii="Wingdings" w:hAnsi="Wingdings" w:hint="default"/>
@@ -12592,6 +13406,119 @@
     </w:lvl>
   </w:abstractNum>
   <w:abstractNum w:abstractNumId="29" w15:restartNumberingAfterBreak="0">
+    <w:nsid w:val="562B6E4E"/>
+    <w:multiLevelType w:val="hybridMultilevel"/>
+    <w:tmpl w:val="E39A1EA2"/>
+    <w:lvl w:ilvl="0" w:tplc="240A0003">
+      <w:start w:val="1"/>
+      <w:numFmt w:val="bullet"/>
+      <w:lvlText w:val="o"/>
+      <w:lvlJc w:val="left"/>
+      <w:pPr>
+        <w:ind w:left="2149" w:hanging="360"/>
+      </w:pPr>
+      <w:rPr>
+        <w:rFonts w:ascii="Courier New" w:hAnsi="Courier New" w:cs="Courier New" w:hint="default"/>
+      </w:rPr>
+    </w:lvl>
+    <w:lvl w:ilvl="1" w:tplc="240A0003" w:tentative="1">
+      <w:start w:val="1"/>
+      <w:numFmt w:val="bullet"/>
+      <w:lvlText w:val="o"/>
+      <w:lvlJc w:val="left"/>
+      <w:pPr>
+        <w:ind w:left="2869" w:hanging="360"/>
+      </w:pPr>
+      <w:rPr>
+        <w:rFonts w:ascii="Courier New" w:hAnsi="Courier New" w:cs="Courier New" w:hint="default"/>
+      </w:rPr>
+    </w:lvl>
+    <w:lvl w:ilvl="2" w:tplc="240A0005" w:tentative="1">
+      <w:start w:val="1"/>
+      <w:numFmt w:val="bullet"/>
+      <w:lvlText w:val=""/>
+      <w:lvlJc w:val="left"/>
+      <w:pPr>
+        <w:ind w:left="3589" w:hanging="360"/>
+      </w:pPr>
+      <w:rPr>
+        <w:rFonts w:ascii="Wingdings" w:hAnsi="Wingdings" w:hint="default"/>
+      </w:rPr>
+    </w:lvl>
+    <w:lvl w:ilvl="3" w:tplc="240A0001" w:tentative="1">
+      <w:start w:val="1"/>
+      <w:numFmt w:val="bullet"/>
+      <w:lvlText w:val=""/>
+      <w:lvlJc w:val="left"/>
+      <w:pPr>
+        <w:ind w:left="4309" w:hanging="360"/>
+      </w:pPr>
+      <w:rPr>
+        <w:rFonts w:ascii="Symbol" w:hAnsi="Symbol" w:hint="default"/>
+      </w:rPr>
+    </w:lvl>
+    <w:lvl w:ilvl="4" w:tplc="240A0003" w:tentative="1">
+      <w:start w:val="1"/>
+      <w:numFmt w:val="bullet"/>
+      <w:lvlText w:val="o"/>
+      <w:lvlJc w:val="left"/>
+      <w:pPr>
+        <w:ind w:left="5029" w:hanging="360"/>
+      </w:pPr>
+      <w:rPr>
+        <w:rFonts w:ascii="Courier New" w:hAnsi="Courier New" w:cs="Courier New" w:hint="default"/>
+      </w:rPr>
+    </w:lvl>
+    <w:lvl w:ilvl="5" w:tplc="240A0005" w:tentative="1">
+      <w:start w:val="1"/>
+      <w:numFmt w:val="bullet"/>
+      <w:lvlText w:val=""/>
+      <w:lvlJc w:val="left"/>
+      <w:pPr>
+        <w:ind w:left="5749" w:hanging="360"/>
+      </w:pPr>
+      <w:rPr>
+        <w:rFonts w:ascii="Wingdings" w:hAnsi="Wingdings" w:hint="default"/>
+      </w:rPr>
+    </w:lvl>
+    <w:lvl w:ilvl="6" w:tplc="240A0001" w:tentative="1">
+      <w:start w:val="1"/>
+      <w:numFmt w:val="bullet"/>
+      <w:lvlText w:val=""/>
+      <w:lvlJc w:val="left"/>
+      <w:pPr>
+        <w:ind w:left="6469" w:hanging="360"/>
+      </w:pPr>
+      <w:rPr>
+        <w:rFonts w:ascii="Symbol" w:hAnsi="Symbol" w:hint="default"/>
+      </w:rPr>
+    </w:lvl>
+    <w:lvl w:ilvl="7" w:tplc="240A0003" w:tentative="1">
+      <w:start w:val="1"/>
+      <w:numFmt w:val="bullet"/>
+      <w:lvlText w:val="o"/>
+      <w:lvlJc w:val="left"/>
+      <w:pPr>
+        <w:ind w:left="7189" w:hanging="360"/>
+      </w:pPr>
+      <w:rPr>
+        <w:rFonts w:ascii="Courier New" w:hAnsi="Courier New" w:cs="Courier New" w:hint="default"/>
+      </w:rPr>
+    </w:lvl>
+    <w:lvl w:ilvl="8" w:tplc="240A0005" w:tentative="1">
+      <w:start w:val="1"/>
+      <w:numFmt w:val="bullet"/>
+      <w:lvlText w:val=""/>
+      <w:lvlJc w:val="left"/>
+      <w:pPr>
+        <w:ind w:left="7909" w:hanging="360"/>
+      </w:pPr>
+      <w:rPr>
+        <w:rFonts w:ascii="Wingdings" w:hAnsi="Wingdings" w:hint="default"/>
+      </w:rPr>
+    </w:lvl>
+  </w:abstractNum>
+  <w:abstractNum w:abstractNumId="30" w15:restartNumberingAfterBreak="0">
     <w:nsid w:val="567626EC"/>
     <w:multiLevelType w:val="hybridMultilevel"/>
     <w:tmpl w:val="C53C2AAA"/>
@@ -12704,123 +13631,10 @@
       </w:rPr>
     </w:lvl>
   </w:abstractNum>
-  <w:abstractNum w:abstractNumId="30" w15:restartNumberingAfterBreak="0">
+  <w:abstractNum w:abstractNumId="31" w15:restartNumberingAfterBreak="0">
     <w:nsid w:val="597F38B1"/>
     <w:multiLevelType w:val="hybridMultilevel"/>
     <w:tmpl w:val="9F087BA2"/>
-    <w:lvl w:ilvl="0" w:tplc="240A0003">
-      <w:start w:val="1"/>
-      <w:numFmt w:val="bullet"/>
-      <w:lvlText w:val="o"/>
-      <w:lvlJc w:val="left"/>
-      <w:pPr>
-        <w:ind w:left="1429" w:hanging="360"/>
-      </w:pPr>
-      <w:rPr>
-        <w:rFonts w:ascii="Courier New" w:hAnsi="Courier New" w:cs="Courier New" w:hint="default"/>
-      </w:rPr>
-    </w:lvl>
-    <w:lvl w:ilvl="1" w:tplc="240A0003" w:tentative="1">
-      <w:start w:val="1"/>
-      <w:numFmt w:val="bullet"/>
-      <w:lvlText w:val="o"/>
-      <w:lvlJc w:val="left"/>
-      <w:pPr>
-        <w:ind w:left="2149" w:hanging="360"/>
-      </w:pPr>
-      <w:rPr>
-        <w:rFonts w:ascii="Courier New" w:hAnsi="Courier New" w:cs="Courier New" w:hint="default"/>
-      </w:rPr>
-    </w:lvl>
-    <w:lvl w:ilvl="2" w:tplc="240A0005" w:tentative="1">
-      <w:start w:val="1"/>
-      <w:numFmt w:val="bullet"/>
-      <w:lvlText w:val=""/>
-      <w:lvlJc w:val="left"/>
-      <w:pPr>
-        <w:ind w:left="2869" w:hanging="360"/>
-      </w:pPr>
-      <w:rPr>
-        <w:rFonts w:ascii="Wingdings" w:hAnsi="Wingdings" w:hint="default"/>
-      </w:rPr>
-    </w:lvl>
-    <w:lvl w:ilvl="3" w:tplc="240A0001" w:tentative="1">
-      <w:start w:val="1"/>
-      <w:numFmt w:val="bullet"/>
-      <w:lvlText w:val=""/>
-      <w:lvlJc w:val="left"/>
-      <w:pPr>
-        <w:ind w:left="3589" w:hanging="360"/>
-      </w:pPr>
-      <w:rPr>
-        <w:rFonts w:ascii="Symbol" w:hAnsi="Symbol" w:hint="default"/>
-      </w:rPr>
-    </w:lvl>
-    <w:lvl w:ilvl="4" w:tplc="240A0003" w:tentative="1">
-      <w:start w:val="1"/>
-      <w:numFmt w:val="bullet"/>
-      <w:lvlText w:val="o"/>
-      <w:lvlJc w:val="left"/>
-      <w:pPr>
-        <w:ind w:left="4309" w:hanging="360"/>
-      </w:pPr>
-      <w:rPr>
-        <w:rFonts w:ascii="Courier New" w:hAnsi="Courier New" w:cs="Courier New" w:hint="default"/>
-      </w:rPr>
-    </w:lvl>
-    <w:lvl w:ilvl="5" w:tplc="240A0005" w:tentative="1">
-      <w:start w:val="1"/>
-      <w:numFmt w:val="bullet"/>
-      <w:lvlText w:val=""/>
-      <w:lvlJc w:val="left"/>
-      <w:pPr>
-        <w:ind w:left="5029" w:hanging="360"/>
-      </w:pPr>
-      <w:rPr>
-        <w:rFonts w:ascii="Wingdings" w:hAnsi="Wingdings" w:hint="default"/>
-      </w:rPr>
-    </w:lvl>
-    <w:lvl w:ilvl="6" w:tplc="240A0001" w:tentative="1">
-      <w:start w:val="1"/>
-      <w:numFmt w:val="bullet"/>
-      <w:lvlText w:val=""/>
-      <w:lvlJc w:val="left"/>
-      <w:pPr>
-        <w:ind w:left="5749" w:hanging="360"/>
-      </w:pPr>
-      <w:rPr>
-        <w:rFonts w:ascii="Symbol" w:hAnsi="Symbol" w:hint="default"/>
-      </w:rPr>
-    </w:lvl>
-    <w:lvl w:ilvl="7" w:tplc="240A0003" w:tentative="1">
-      <w:start w:val="1"/>
-      <w:numFmt w:val="bullet"/>
-      <w:lvlText w:val="o"/>
-      <w:lvlJc w:val="left"/>
-      <w:pPr>
-        <w:ind w:left="6469" w:hanging="360"/>
-      </w:pPr>
-      <w:rPr>
-        <w:rFonts w:ascii="Courier New" w:hAnsi="Courier New" w:cs="Courier New" w:hint="default"/>
-      </w:rPr>
-    </w:lvl>
-    <w:lvl w:ilvl="8" w:tplc="240A0005" w:tentative="1">
-      <w:start w:val="1"/>
-      <w:numFmt w:val="bullet"/>
-      <w:lvlText w:val=""/>
-      <w:lvlJc w:val="left"/>
-      <w:pPr>
-        <w:ind w:left="7189" w:hanging="360"/>
-      </w:pPr>
-      <w:rPr>
-        <w:rFonts w:ascii="Wingdings" w:hAnsi="Wingdings" w:hint="default"/>
-      </w:rPr>
-    </w:lvl>
-  </w:abstractNum>
-  <w:abstractNum w:abstractNumId="31" w15:restartNumberingAfterBreak="0">
-    <w:nsid w:val="5AB21DB0"/>
-    <w:multiLevelType w:val="hybridMultilevel"/>
-    <w:tmpl w:val="A4443D10"/>
     <w:lvl w:ilvl="0" w:tplc="240A0003">
       <w:start w:val="1"/>
       <w:numFmt w:val="bullet"/>
@@ -13157,92 +13971,6 @@
     </w:lvl>
   </w:abstractNum>
   <w:abstractNum w:abstractNumId="34" w15:restartNumberingAfterBreak="0">
-    <w:nsid w:val="5D334549"/>
-    <w:multiLevelType w:val="hybridMultilevel"/>
-    <w:tmpl w:val="51626D5C"/>
-    <w:lvl w:ilvl="0" w:tplc="240A0015">
-      <w:start w:val="1"/>
-      <w:numFmt w:val="upperLetter"/>
-      <w:lvlText w:val="%1."/>
-      <w:lvlJc w:val="left"/>
-      <w:pPr>
-        <w:ind w:left="1429" w:hanging="360"/>
-      </w:pPr>
-    </w:lvl>
-    <w:lvl w:ilvl="1" w:tplc="240A0019" w:tentative="1">
-      <w:start w:val="1"/>
-      <w:numFmt w:val="lowerLetter"/>
-      <w:lvlText w:val="%2."/>
-      <w:lvlJc w:val="left"/>
-      <w:pPr>
-        <w:ind w:left="2149" w:hanging="360"/>
-      </w:pPr>
-    </w:lvl>
-    <w:lvl w:ilvl="2" w:tplc="240A001B" w:tentative="1">
-      <w:start w:val="1"/>
-      <w:numFmt w:val="lowerRoman"/>
-      <w:lvlText w:val="%3."/>
-      <w:lvlJc w:val="right"/>
-      <w:pPr>
-        <w:ind w:left="2869" w:hanging="180"/>
-      </w:pPr>
-    </w:lvl>
-    <w:lvl w:ilvl="3" w:tplc="240A000F" w:tentative="1">
-      <w:start w:val="1"/>
-      <w:numFmt w:val="decimal"/>
-      <w:lvlText w:val="%4."/>
-      <w:lvlJc w:val="left"/>
-      <w:pPr>
-        <w:ind w:left="3589" w:hanging="360"/>
-      </w:pPr>
-    </w:lvl>
-    <w:lvl w:ilvl="4" w:tplc="240A0019" w:tentative="1">
-      <w:start w:val="1"/>
-      <w:numFmt w:val="lowerLetter"/>
-      <w:lvlText w:val="%5."/>
-      <w:lvlJc w:val="left"/>
-      <w:pPr>
-        <w:ind w:left="4309" w:hanging="360"/>
-      </w:pPr>
-    </w:lvl>
-    <w:lvl w:ilvl="5" w:tplc="240A001B" w:tentative="1">
-      <w:start w:val="1"/>
-      <w:numFmt w:val="lowerRoman"/>
-      <w:lvlText w:val="%6."/>
-      <w:lvlJc w:val="right"/>
-      <w:pPr>
-        <w:ind w:left="5029" w:hanging="180"/>
-      </w:pPr>
-    </w:lvl>
-    <w:lvl w:ilvl="6" w:tplc="240A000F" w:tentative="1">
-      <w:start w:val="1"/>
-      <w:numFmt w:val="decimal"/>
-      <w:lvlText w:val="%7."/>
-      <w:lvlJc w:val="left"/>
-      <w:pPr>
-        <w:ind w:left="5749" w:hanging="360"/>
-      </w:pPr>
-    </w:lvl>
-    <w:lvl w:ilvl="7" w:tplc="240A0019" w:tentative="1">
-      <w:start w:val="1"/>
-      <w:numFmt w:val="lowerLetter"/>
-      <w:lvlText w:val="%8."/>
-      <w:lvlJc w:val="left"/>
-      <w:pPr>
-        <w:ind w:left="6469" w:hanging="360"/>
-      </w:pPr>
-    </w:lvl>
-    <w:lvl w:ilvl="8" w:tplc="240A001B" w:tentative="1">
-      <w:start w:val="1"/>
-      <w:numFmt w:val="lowerRoman"/>
-      <w:lvlText w:val="%9."/>
-      <w:lvlJc w:val="right"/>
-      <w:pPr>
-        <w:ind w:left="7189" w:hanging="180"/>
-      </w:pPr>
-    </w:lvl>
-  </w:abstractNum>
-  <w:abstractNum w:abstractNumId="35" w15:restartNumberingAfterBreak="0">
     <w:nsid w:val="67C65685"/>
     <w:multiLevelType w:val="hybridMultilevel"/>
     <w:tmpl w:val="B5B8005C"/>
@@ -13355,7 +14083,7 @@
       </w:rPr>
     </w:lvl>
   </w:abstractNum>
-  <w:abstractNum w:abstractNumId="36" w15:restartNumberingAfterBreak="0">
+  <w:abstractNum w:abstractNumId="35" w15:restartNumberingAfterBreak="0">
     <w:nsid w:val="6A161089"/>
     <w:multiLevelType w:val="hybridMultilevel"/>
     <w:tmpl w:val="529C99E2"/>
@@ -13468,7 +14196,7 @@
       </w:rPr>
     </w:lvl>
   </w:abstractNum>
-  <w:abstractNum w:abstractNumId="37" w15:restartNumberingAfterBreak="0">
+  <w:abstractNum w:abstractNumId="36" w15:restartNumberingAfterBreak="0">
     <w:nsid w:val="6D621E2C"/>
     <w:multiLevelType w:val="hybridMultilevel"/>
     <w:tmpl w:val="76AC4604"/>
@@ -13581,10 +14309,123 @@
       </w:rPr>
     </w:lvl>
   </w:abstractNum>
-  <w:abstractNum w:abstractNumId="38" w15:restartNumberingAfterBreak="0">
+  <w:abstractNum w:abstractNumId="37" w15:restartNumberingAfterBreak="0">
     <w:nsid w:val="6F4E5C38"/>
     <w:multiLevelType w:val="hybridMultilevel"/>
     <w:tmpl w:val="E1D08C0A"/>
+    <w:lvl w:ilvl="0" w:tplc="240A0003">
+      <w:start w:val="1"/>
+      <w:numFmt w:val="bullet"/>
+      <w:lvlText w:val="o"/>
+      <w:lvlJc w:val="left"/>
+      <w:pPr>
+        <w:ind w:left="1429" w:hanging="360"/>
+      </w:pPr>
+      <w:rPr>
+        <w:rFonts w:ascii="Courier New" w:hAnsi="Courier New" w:cs="Courier New" w:hint="default"/>
+      </w:rPr>
+    </w:lvl>
+    <w:lvl w:ilvl="1" w:tplc="240A0003" w:tentative="1">
+      <w:start w:val="1"/>
+      <w:numFmt w:val="bullet"/>
+      <w:lvlText w:val="o"/>
+      <w:lvlJc w:val="left"/>
+      <w:pPr>
+        <w:ind w:left="2149" w:hanging="360"/>
+      </w:pPr>
+      <w:rPr>
+        <w:rFonts w:ascii="Courier New" w:hAnsi="Courier New" w:cs="Courier New" w:hint="default"/>
+      </w:rPr>
+    </w:lvl>
+    <w:lvl w:ilvl="2" w:tplc="240A0005" w:tentative="1">
+      <w:start w:val="1"/>
+      <w:numFmt w:val="bullet"/>
+      <w:lvlText w:val=""/>
+      <w:lvlJc w:val="left"/>
+      <w:pPr>
+        <w:ind w:left="2869" w:hanging="360"/>
+      </w:pPr>
+      <w:rPr>
+        <w:rFonts w:ascii="Wingdings" w:hAnsi="Wingdings" w:hint="default"/>
+      </w:rPr>
+    </w:lvl>
+    <w:lvl w:ilvl="3" w:tplc="240A0001" w:tentative="1">
+      <w:start w:val="1"/>
+      <w:numFmt w:val="bullet"/>
+      <w:lvlText w:val=""/>
+      <w:lvlJc w:val="left"/>
+      <w:pPr>
+        <w:ind w:left="3589" w:hanging="360"/>
+      </w:pPr>
+      <w:rPr>
+        <w:rFonts w:ascii="Symbol" w:hAnsi="Symbol" w:hint="default"/>
+      </w:rPr>
+    </w:lvl>
+    <w:lvl w:ilvl="4" w:tplc="240A0003" w:tentative="1">
+      <w:start w:val="1"/>
+      <w:numFmt w:val="bullet"/>
+      <w:lvlText w:val="o"/>
+      <w:lvlJc w:val="left"/>
+      <w:pPr>
+        <w:ind w:left="4309" w:hanging="360"/>
+      </w:pPr>
+      <w:rPr>
+        <w:rFonts w:ascii="Courier New" w:hAnsi="Courier New" w:cs="Courier New" w:hint="default"/>
+      </w:rPr>
+    </w:lvl>
+    <w:lvl w:ilvl="5" w:tplc="240A0005" w:tentative="1">
+      <w:start w:val="1"/>
+      <w:numFmt w:val="bullet"/>
+      <w:lvlText w:val=""/>
+      <w:lvlJc w:val="left"/>
+      <w:pPr>
+        <w:ind w:left="5029" w:hanging="360"/>
+      </w:pPr>
+      <w:rPr>
+        <w:rFonts w:ascii="Wingdings" w:hAnsi="Wingdings" w:hint="default"/>
+      </w:rPr>
+    </w:lvl>
+    <w:lvl w:ilvl="6" w:tplc="240A0001" w:tentative="1">
+      <w:start w:val="1"/>
+      <w:numFmt w:val="bullet"/>
+      <w:lvlText w:val=""/>
+      <w:lvlJc w:val="left"/>
+      <w:pPr>
+        <w:ind w:left="5749" w:hanging="360"/>
+      </w:pPr>
+      <w:rPr>
+        <w:rFonts w:ascii="Symbol" w:hAnsi="Symbol" w:hint="default"/>
+      </w:rPr>
+    </w:lvl>
+    <w:lvl w:ilvl="7" w:tplc="240A0003" w:tentative="1">
+      <w:start w:val="1"/>
+      <w:numFmt w:val="bullet"/>
+      <w:lvlText w:val="o"/>
+      <w:lvlJc w:val="left"/>
+      <w:pPr>
+        <w:ind w:left="6469" w:hanging="360"/>
+      </w:pPr>
+      <w:rPr>
+        <w:rFonts w:ascii="Courier New" w:hAnsi="Courier New" w:cs="Courier New" w:hint="default"/>
+      </w:rPr>
+    </w:lvl>
+    <w:lvl w:ilvl="8" w:tplc="240A0005" w:tentative="1">
+      <w:start w:val="1"/>
+      <w:numFmt w:val="bullet"/>
+      <w:lvlText w:val=""/>
+      <w:lvlJc w:val="left"/>
+      <w:pPr>
+        <w:ind w:left="7189" w:hanging="360"/>
+      </w:pPr>
+      <w:rPr>
+        <w:rFonts w:ascii="Wingdings" w:hAnsi="Wingdings" w:hint="default"/>
+      </w:rPr>
+    </w:lvl>
+  </w:abstractNum>
+  <w:abstractNum w:abstractNumId="38" w15:restartNumberingAfterBreak="0">
+    <w:nsid w:val="6FD51804"/>
+    <w:multiLevelType w:val="hybridMultilevel"/>
+    <w:tmpl w:val="A582F0B8"/>
     <w:lvl w:ilvl="0" w:tplc="240A0003">
       <w:start w:val="1"/>
       <w:numFmt w:val="bullet"/>
@@ -13903,16 +14744,16 @@
     <w:abstractNumId w:val="25"/>
   </w:num>
   <w:num w:numId="4">
-    <w:abstractNumId w:val="16"/>
+    <w:abstractNumId w:val="14"/>
   </w:num>
   <w:num w:numId="5">
     <w:abstractNumId w:val="19"/>
   </w:num>
   <w:num w:numId="6">
-    <w:abstractNumId w:val="29"/>
+    <w:abstractNumId w:val="30"/>
   </w:num>
   <w:num w:numId="7">
-    <w:abstractNumId w:val="36"/>
+    <w:abstractNumId w:val="35"/>
   </w:num>
   <w:num w:numId="8">
     <w:abstractNumId w:val="27"/>
@@ -13924,99 +14765,99 @@
     <w:abstractNumId w:val="23"/>
   </w:num>
   <w:num w:numId="11">
+    <w:abstractNumId w:val="10"/>
+  </w:num>
+  <w:num w:numId="12">
+    <w:abstractNumId w:val="37"/>
+  </w:num>
+  <w:num w:numId="13">
+    <w:abstractNumId w:val="28"/>
+  </w:num>
+  <w:num w:numId="14">
+    <w:abstractNumId w:val="4"/>
+  </w:num>
+  <w:num w:numId="15">
+    <w:abstractNumId w:val="33"/>
+  </w:num>
+  <w:num w:numId="16">
+    <w:abstractNumId w:val="32"/>
+  </w:num>
+  <w:num w:numId="17">
+    <w:abstractNumId w:val="34"/>
+  </w:num>
+  <w:num w:numId="18">
+    <w:abstractNumId w:val="36"/>
+  </w:num>
+  <w:num w:numId="19">
+    <w:abstractNumId w:val="18"/>
+  </w:num>
+  <w:num w:numId="20">
+    <w:abstractNumId w:val="16"/>
+  </w:num>
+  <w:num w:numId="21">
+    <w:abstractNumId w:val="21"/>
+  </w:num>
+  <w:num w:numId="22">
+    <w:abstractNumId w:val="5"/>
+  </w:num>
+  <w:num w:numId="23">
+    <w:abstractNumId w:val="31"/>
+  </w:num>
+  <w:num w:numId="24">
+    <w:abstractNumId w:val="13"/>
+  </w:num>
+  <w:num w:numId="25">
+    <w:abstractNumId w:val="2"/>
+  </w:num>
+  <w:num w:numId="26">
+    <w:abstractNumId w:val="24"/>
+  </w:num>
+  <w:num w:numId="27">
+    <w:abstractNumId w:val="6"/>
+  </w:num>
+  <w:num w:numId="28">
+    <w:abstractNumId w:val="7"/>
+  </w:num>
+  <w:num w:numId="29">
+    <w:abstractNumId w:val="12"/>
+  </w:num>
+  <w:num w:numId="30">
+    <w:abstractNumId w:val="40"/>
+  </w:num>
+  <w:num w:numId="31">
+    <w:abstractNumId w:val="8"/>
+  </w:num>
+  <w:num w:numId="32">
+    <w:abstractNumId w:val="20"/>
+  </w:num>
+  <w:num w:numId="33">
+    <w:abstractNumId w:val="15"/>
+  </w:num>
+  <w:num w:numId="34">
+    <w:abstractNumId w:val="3"/>
+  </w:num>
+  <w:num w:numId="35">
+    <w:abstractNumId w:val="38"/>
+  </w:num>
+  <w:num w:numId="36">
+    <w:abstractNumId w:val="1"/>
+  </w:num>
+  <w:num w:numId="37">
+    <w:abstractNumId w:val="26"/>
+  </w:num>
+  <w:num w:numId="38">
+    <w:abstractNumId w:val="17"/>
+  </w:num>
+  <w:num w:numId="39">
     <w:abstractNumId w:val="22"/>
   </w:num>
-  <w:num w:numId="12">
-    <w:abstractNumId w:val="10"/>
-  </w:num>
-  <w:num w:numId="13">
-    <w:abstractNumId w:val="38"/>
-  </w:num>
-  <w:num w:numId="14">
-    <w:abstractNumId w:val="28"/>
-  </w:num>
-  <w:num w:numId="15">
-    <w:abstractNumId w:val="4"/>
-  </w:num>
-  <w:num w:numId="16">
-    <w:abstractNumId w:val="33"/>
-  </w:num>
-  <w:num w:numId="17">
-    <w:abstractNumId w:val="32"/>
-  </w:num>
-  <w:num w:numId="18">
-    <w:abstractNumId w:val="35"/>
-  </w:num>
-  <w:num w:numId="19">
-    <w:abstractNumId w:val="37"/>
-  </w:num>
-  <w:num w:numId="20">
-    <w:abstractNumId w:val="1"/>
-  </w:num>
-  <w:num w:numId="21">
-    <w:abstractNumId w:val="18"/>
-  </w:num>
-  <w:num w:numId="22">
-    <w:abstractNumId w:val="17"/>
-  </w:num>
-  <w:num w:numId="23">
-    <w:abstractNumId w:val="21"/>
-  </w:num>
-  <w:num w:numId="24">
-    <w:abstractNumId w:val="5"/>
-  </w:num>
-  <w:num w:numId="25">
-    <w:abstractNumId w:val="6"/>
-  </w:num>
-  <w:num w:numId="26">
-    <w:abstractNumId w:val="34"/>
-  </w:num>
-  <w:num w:numId="27">
-    <w:abstractNumId w:val="26"/>
-  </w:num>
-  <w:num w:numId="28">
-    <w:abstractNumId w:val="20"/>
-  </w:num>
-  <w:num w:numId="29">
-    <w:abstractNumId w:val="13"/>
-  </w:num>
-  <w:num w:numId="30">
-    <w:abstractNumId w:val="31"/>
-  </w:num>
-  <w:num w:numId="31">
-    <w:abstractNumId w:val="15"/>
-  </w:num>
-  <w:num w:numId="32">
-    <w:abstractNumId w:val="30"/>
-  </w:num>
-  <w:num w:numId="33">
-    <w:abstractNumId w:val="14"/>
-  </w:num>
-  <w:num w:numId="34">
-    <w:abstractNumId w:val="2"/>
-  </w:num>
-  <w:num w:numId="35">
-    <w:abstractNumId w:val="24"/>
-  </w:num>
-  <w:num w:numId="36">
-    <w:abstractNumId w:val="7"/>
-  </w:num>
-  <w:num w:numId="37">
-    <w:abstractNumId w:val="8"/>
-  </w:num>
-  <w:num w:numId="38">
-    <w:abstractNumId w:val="12"/>
-  </w:num>
-  <w:num w:numId="39">
-    <w:abstractNumId w:val="40"/>
-  </w:num>
   <w:num w:numId="40">
-    <w:abstractNumId w:val="3"/>
+    <w:abstractNumId w:val="29"/>
   </w:num>
   <w:num w:numId="41">
     <w:abstractNumId w:val="9"/>
   </w:num>
-  <w:numIdMacAtCleanup w:val="33"/>
+  <w:numIdMacAtCleanup w:val="41"/>
 </w:numbering>
 </file>
 
@@ -15828,30 +16669,6 @@
 </file>
 
 <file path=customXml/item1.xml><?xml version="1.0" encoding="utf-8"?>
-<p:properties xmlns:p="http://schemas.microsoft.com/office/2006/metadata/properties" xmlns:xsi="http://www.w3.org/2001/XMLSchema-instance" xmlns:pc="http://schemas.microsoft.com/office/infopath/2007/PartnerControls">
-  <documentManagement>
-    <TaxCatchAll xmlns="67a0edcd-0de5-43ed-8c27-e32f38a00c91" xsi:nil="true"/>
-    <lcf76f155ced4ddcb4097134ff3c332f xmlns="42760c81-fd8e-4d59-8953-7cdb9f38b14f">
-      <Terms xmlns="http://schemas.microsoft.com/office/infopath/2007/PartnerControls"/>
-    </lcf76f155ced4ddcb4097134ff3c332f>
-  </documentManagement>
-</p:properties>
-</file>
-
-<file path=customXml/item2.xml><?xml version="1.0" encoding="utf-8"?>
-<?mso-contentType ?>
-<FormTemplates xmlns="http://schemas.microsoft.com/sharepoint/v3/contenttype/forms">
-  <Display>DocumentLibraryForm</Display>
-  <Edit>DocumentLibraryForm</Edit>
-  <New>DocumentLibraryForm</New>
-</FormTemplates>
-</file>
-
-<file path=customXml/item3.xml><?xml version="1.0" encoding="utf-8"?>
-<b:Sources xmlns:b="http://schemas.openxmlformats.org/officeDocument/2006/bibliography" xmlns="http://schemas.openxmlformats.org/officeDocument/2006/bibliography" SelectedStyle="\APASixthEditionOfficeOnline.xsl" StyleName="APA" Version="6"/>
-</file>
-
-<file path=customXml/item4.xml><?xml version="1.0" encoding="utf-8"?>
 <ct:contentTypeSchema xmlns:ct="http://schemas.microsoft.com/office/2006/metadata/contentType" xmlns:ma="http://schemas.microsoft.com/office/2006/metadata/properties/metaAttributes" ct:_="" ma:_="" ma:contentTypeName="Documento" ma:contentTypeID="0x01010005252A1EF3BD024F856B47B579AB5244" ma:contentTypeVersion="12" ma:contentTypeDescription="Crear nuevo documento." ma:contentTypeScope="" ma:versionID="32d0e18b85ac20c34eab62df21c0cf58">
   <xsd:schema xmlns:xsd="http://www.w3.org/2001/XMLSchema" xmlns:xs="http://www.w3.org/2001/XMLSchema" xmlns:p="http://schemas.microsoft.com/office/2006/metadata/properties" xmlns:ns2="42760c81-fd8e-4d59-8953-7cdb9f38b14f" xmlns:ns3="67a0edcd-0de5-43ed-8c27-e32f38a00c91" targetNamespace="http://schemas.microsoft.com/office/2006/metadata/properties" ma:root="true" ma:fieldsID="cc2c149e99f10870fd5bc3964e5386d3" ns2:_="" ns3:_="">
     <xsd:import namespace="42760c81-fd8e-4d59-8953-7cdb9f38b14f"/>
@@ -16052,18 +16869,61 @@
 </ct:contentTypeSchema>
 </file>
 
+<file path=customXml/item2.xml><?xml version="1.0" encoding="utf-8"?>
+<p:properties xmlns:p="http://schemas.microsoft.com/office/2006/metadata/properties" xmlns:xsi="http://www.w3.org/2001/XMLSchema-instance" xmlns:pc="http://schemas.microsoft.com/office/infopath/2007/PartnerControls">
+  <documentManagement>
+    <TaxCatchAll xmlns="67a0edcd-0de5-43ed-8c27-e32f38a00c91" xsi:nil="true"/>
+    <lcf76f155ced4ddcb4097134ff3c332f xmlns="42760c81-fd8e-4d59-8953-7cdb9f38b14f">
+      <Terms xmlns="http://schemas.microsoft.com/office/infopath/2007/PartnerControls"/>
+    </lcf76f155ced4ddcb4097134ff3c332f>
+  </documentManagement>
+</p:properties>
+</file>
+
+<file path=customXml/item3.xml><?xml version="1.0" encoding="utf-8"?>
+<?mso-contentType ?>
+<FormTemplates xmlns="http://schemas.microsoft.com/sharepoint/v3/contenttype/forms">
+  <Display>DocumentLibraryForm</Display>
+  <Edit>DocumentLibraryForm</Edit>
+  <New>DocumentLibraryForm</New>
+</FormTemplates>
+</file>
+
+<file path=customXml/item4.xml><?xml version="1.0" encoding="utf-8"?>
+<b:Sources xmlns:b="http://schemas.openxmlformats.org/officeDocument/2006/bibliography" xmlns="http://schemas.openxmlformats.org/officeDocument/2006/bibliography" SelectedStyle="\APASixthEditionOfficeOnline.xsl" StyleName="APA" Version="6"/>
+</file>
+
 <file path=customXml/itemProps1.xml><?xml version="1.0" encoding="utf-8"?>
-<ds:datastoreItem xmlns:ds="http://schemas.openxmlformats.org/officeDocument/2006/customXml" ds:itemID="{1279454D-02BE-4A9C-A117-DCD1573E2608}">
+<ds:datastoreItem xmlns:ds="http://schemas.openxmlformats.org/officeDocument/2006/customXml" ds:itemID="{B4258658-FE57-4EDE-BE77-1149F6810F4A}">
   <ds:schemaRefs>
+    <ds:schemaRef ds:uri="http://schemas.microsoft.com/office/2006/metadata/contentType"/>
+    <ds:schemaRef ds:uri="http://schemas.microsoft.com/office/2006/metadata/properties/metaAttributes"/>
+    <ds:schemaRef ds:uri="http://www.w3.org/2001/XMLSchema"/>
     <ds:schemaRef ds:uri="http://schemas.microsoft.com/office/2006/metadata/properties"/>
+    <ds:schemaRef ds:uri="42760c81-fd8e-4d59-8953-7cdb9f38b14f"/>
+    <ds:schemaRef ds:uri="67a0edcd-0de5-43ed-8c27-e32f38a00c91"/>
+    <ds:schemaRef ds:uri="http://schemas.microsoft.com/office/2006/documentManagement/types"/>
     <ds:schemaRef ds:uri="http://schemas.microsoft.com/office/infopath/2007/PartnerControls"/>
-    <ds:schemaRef ds:uri="13c90a0b-73bc-4dc0-be5f-28d77b615beb"/>
-    <ds:schemaRef ds:uri="13c93bba-48ce-428c-bfe5-88b42c19b028"/>
+    <ds:schemaRef ds:uri="http://schemas.openxmlformats.org/package/2006/metadata/core-properties"/>
+    <ds:schemaRef ds:uri="http://purl.org/dc/elements/1.1/"/>
+    <ds:schemaRef ds:uri="http://purl.org/dc/terms/"/>
+    <ds:schemaRef ds:uri="http://schemas.microsoft.com/internal/obd"/>
   </ds:schemaRefs>
 </ds:datastoreItem>
 </file>
 
 <file path=customXml/itemProps2.xml><?xml version="1.0" encoding="utf-8"?>
+<ds:datastoreItem xmlns:ds="http://schemas.openxmlformats.org/officeDocument/2006/customXml" ds:itemID="{1279454D-02BE-4A9C-A117-DCD1573E2608}">
+  <ds:schemaRefs>
+    <ds:schemaRef ds:uri="http://schemas.microsoft.com/office/2006/metadata/properties"/>
+    <ds:schemaRef ds:uri="http://schemas.microsoft.com/office/infopath/2007/PartnerControls"/>
+    <ds:schemaRef ds:uri="67a0edcd-0de5-43ed-8c27-e32f38a00c91"/>
+    <ds:schemaRef ds:uri="42760c81-fd8e-4d59-8953-7cdb9f38b14f"/>
+  </ds:schemaRefs>
+</ds:datastoreItem>
+</file>
+
+<file path=customXml/itemProps3.xml><?xml version="1.0" encoding="utf-8"?>
 <ds:datastoreItem xmlns:ds="http://schemas.openxmlformats.org/officeDocument/2006/customXml" ds:itemID="{10663269-2064-4804-8290-36D4A57F5557}">
   <ds:schemaRefs>
     <ds:schemaRef ds:uri="http://schemas.microsoft.com/sharepoint/v3/contenttype/forms"/>
@@ -16071,14 +16931,10 @@
 </ds:datastoreItem>
 </file>
 
-<file path=customXml/itemProps3.xml><?xml version="1.0" encoding="utf-8"?>
+<file path=customXml/itemProps4.xml><?xml version="1.0" encoding="utf-8"?>
 <ds:datastoreItem xmlns:ds="http://schemas.openxmlformats.org/officeDocument/2006/customXml" ds:itemID="{EAE431FD-7059-4C09-804B-C9D69EB7B213}">
   <ds:schemaRefs>
     <ds:schemaRef ds:uri="http://schemas.openxmlformats.org/officeDocument/2006/bibliography"/>
   </ds:schemaRefs>
 </ds:datastoreItem>
-</file>
-
-<file path=customXml/itemProps4.xml><?xml version="1.0" encoding="utf-8"?>
-<ds:datastoreItem xmlns:ds="http://schemas.openxmlformats.org/officeDocument/2006/customXml" ds:itemID="{B4258658-FE57-4EDE-BE77-1149F6810F4A}"/>
 </file>